--- a/2.1/docs/ElemRoutesNavigator.docx
+++ b/2.1/docs/ElemRoutesNavigator.docx
@@ -3,54 +3,131 @@
 <w:document xmlns:wpc="http://schemas.microsoft.com/office/word/2010/wordprocessingCanvas" xmlns:mo="http://schemas.microsoft.com/office/mac/office/2008/main" xmlns:mc="http://schemas.openxmlformats.org/markup-compatibility/2006" xmlns:mv="urn:schemas-microsoft-com:mac:vml" xmlns:o="urn:schemas-microsoft-com:office:office" xmlns:r="http://schemas.openxmlformats.org/officeDocument/2006/relationships" xmlns:m="http://schemas.openxmlformats.org/officeDocument/2006/math" xmlns:v="urn:schemas-microsoft-com:vml" xmlns:wp14="http://schemas.microsoft.com/office/word/2010/wordprocessingDrawing" xmlns:wp="http://schemas.openxmlformats.org/drawingml/2006/wordprocessingDrawing" xmlns:w10="urn:schemas-microsoft-com:office:word" xmlns:w="http://schemas.openxmlformats.org/wordprocessingml/2006/main" xmlns:w14="http://schemas.microsoft.com/office/word/2010/wordml" xmlns:wpg="http://schemas.microsoft.com/office/word/2010/wordprocessingGroup" xmlns:wpi="http://schemas.microsoft.com/office/word/2010/wordprocessingInk" xmlns:wne="http://schemas.microsoft.com/office/word/2006/wordml" xmlns:wps="http://schemas.microsoft.com/office/word/2010/wordprocessingShape" mc:Ignorable="w14 wp14">
   <w:body>
     <w:p>
+      <w:r>
+        <w:rPr>
+          <w:b/>
+          <w:color w:val="4F6AFF"/>
+          <w:sz w:val="56"/>
+        </w:rPr>
+        <w:t>Виджет «Навигация по страницам»</w:t>
+      </w:r>
+    </w:p>
+    <w:p>
+      <w:r>
+        <w:rPr>
+          <w:color w:val="64748B"/>
+          <w:sz w:val="24"/>
+        </w:rPr>
+        <w:t>ElemRoutesNavigator — меню навигации между страницами приложения</w:t>
+      </w:r>
+    </w:p>
+    <w:p/>
+    <w:p>
       <w:pPr>
-        <w:jc w:val="left"/>
+        <w:spacing w:before="200" w:after="40"/>
       </w:pPr>
       <w:r>
         <w:rPr>
           <w:b/>
           <w:color w:val="4F6AFF"/>
-          <w:sz w:val="52"/>
+          <w:sz w:val="28"/>
         </w:rPr>
-        <w:t>ElemRoutesNavigator</w:t>
+        <w:t>Описание</w:t>
       </w:r>
     </w:p>
     <w:p>
+      <w:pPr>
+        <w:spacing w:after="40"/>
+      </w:pPr>
       <w:r>
         <w:rPr>
-          <w:color w:val="475569"/>
-          <w:sz w:val="24"/>
+          <w:sz w:val="21"/>
         </w:rPr>
-        <w:t>Виджет навигации по страницам приложения</w:t>
+        <w:t>Виджет «Навигация по страницам» отображает список страниц проекта в виде горизонтального или вертикального меню, выпадающего списка или кнопки-бургера. Поддерживает иерархию страниц, пагинацию и перетаскивание элементов для изменения порядка.</w:t>
+      </w:r>
+    </w:p>
+    <w:p>
+      <w:pPr>
+        <w:spacing w:before="80"/>
+      </w:pPr>
+      <w:r>
+        <w:rPr>
+          <w:i/>
+          <w:color w:val="64748B"/>
+          <w:sz w:val="18"/>
+        </w:rPr>
+        <w:t>[Скриншот: Пример навигации на дашборде]</w:t>
       </w:r>
     </w:p>
     <w:p/>
     <w:p>
+      <w:pPr>
+        <w:spacing w:before="200" w:after="40"/>
+      </w:pPr>
       <w:r>
         <w:rPr>
           <w:b/>
           <w:color w:val="4F6AFF"/>
-          <w:sz w:val="26"/>
+          <w:sz w:val="28"/>
         </w:rPr>
-        <w:t>Назначение</w:t>
+        <w:t>Заголовок</w:t>
       </w:r>
     </w:p>
     <w:p>
+      <w:pPr>
+        <w:spacing w:after="40"/>
+      </w:pPr>
       <w:r>
         <w:rPr>
-          <w:sz w:val="20"/>
+          <w:sz w:val="21"/>
         </w:rPr>
-        <w:t>ElemRoutesNavigator отображает список страниц/маршрутов платформы в виде горизонтального меню, вертикального меню, выпадающего списка или бургера. Поддерживает иерархию страниц, пагинацию, перетаскивание элементов в конструкторе и два режима открытия меню (клик / наведение).</w:t>
+        <w:t>Для отображения подписи над меню:</w:t>
       </w:r>
     </w:p>
     <w:p>
+      <w:pPr>
+        <w:pStyle w:val="ListNumber"/>
+      </w:pPr>
+      <w:r>
+        <w:rPr>
+          <w:sz w:val="21"/>
+        </w:rPr>
+        <w:t>Активируйте «Показывать заголовок».</w:t>
+      </w:r>
+    </w:p>
+    <w:p>
+      <w:pPr>
+        <w:pStyle w:val="ListNumber"/>
+      </w:pPr>
+      <w:r>
+        <w:rPr>
+          <w:sz w:val="21"/>
+        </w:rPr>
+        <w:t>В появившемся поле введите текст заголовка (по умолчанию: «Навигация»).</w:t>
+      </w:r>
+    </w:p>
+    <w:p>
+      <w:pPr>
+        <w:spacing w:before="200" w:after="40"/>
+      </w:pPr>
       <w:r>
         <w:rPr>
           <w:b/>
           <w:color w:val="4F6AFF"/>
-          <w:sz w:val="26"/>
+          <w:sz w:val="28"/>
         </w:rPr>
-        <w:t>Основные возможности</w:t>
+        <w:t>Ориентация и макет</w:t>
+      </w:r>
+    </w:p>
+    <w:p>
+      <w:pPr>
+        <w:spacing w:after="40"/>
+      </w:pPr>
+      <w:r>
+        <w:rPr>
+          <w:sz w:val="21"/>
+        </w:rPr>
+        <w:t>В выпадающем списке «Ориентация» выберите один из вариантов:</w:t>
       </w:r>
     </w:p>
     <w:p>
@@ -59,9 +136,9 @@
       </w:pPr>
       <w:r>
         <w:rPr>
-          <w:sz w:val="20"/>
+          <w:sz w:val="21"/>
         </w:rPr>
-        <w:t>4 макета: horizontal / vertical / dropdown / burger</w:t>
+        <w:t>«Горизонтальная» — кнопки страниц расположены в ряд.</w:t>
       </w:r>
     </w:p>
     <w:p>
@@ -70,9 +147,9 @@
       </w:pPr>
       <w:r>
         <w:rPr>
-          <w:sz w:val="20"/>
+          <w:sz w:val="21"/>
         </w:rPr>
-        <w:t>Иерархия страниц с раскрываемыми уровнями и настраиваемым отступом</w:t>
+        <w:t>«Вертикальная» — кнопки расположены в столбец.</w:t>
       </w:r>
     </w:p>
     <w:p>
@@ -81,9 +158,9 @@
       </w:pPr>
       <w:r>
         <w:rPr>
-          <w:sz w:val="20"/>
+          <w:sz w:val="21"/>
         </w:rPr>
-        <w:t>Пагинация: прокрутка (scroll) или постраничная (pages)</w:t>
+        <w:t>«Выпадающий список» — показывает выпадающее меню при нажатии. В поле «Текст меню» можно задать подпись кнопки-триггера (оставьте пустым, чтобы скрыть текст).</w:t>
       </w:r>
     </w:p>
     <w:p>
@@ -92,9 +169,47 @@
       </w:pPr>
       <w:r>
         <w:rPr>
-          <w:sz w:val="20"/>
+          <w:sz w:val="21"/>
         </w:rPr>
-        <w:t>Режим открытия меню: click / hover</w:t>
+        <w:t>«Бургер» — компактная кнопка ≡ раскрывает боковое или выпадающее меню.</w:t>
+      </w:r>
+    </w:p>
+    <w:p>
+      <w:pPr>
+        <w:spacing w:after="40"/>
+      </w:pPr>
+      <w:r>
+        <w:rPr>
+          <w:sz w:val="21"/>
+        </w:rPr>
+        <w:t>Для вертикальной, выпадающей и бургер-ориентации доступна настройка «Позиционирование кнопок»: По левому краю / По центру / По правому краю.</w:t>
+      </w:r>
+    </w:p>
+    <w:p>
+      <w:pPr>
+        <w:spacing w:before="80"/>
+      </w:pPr>
+      <w:r>
+        <w:rPr>
+          <w:i/>
+          <w:color w:val="64748B"/>
+          <w:sz w:val="18"/>
+        </w:rPr>
+        <w:t>[Скриншот: Настройка ориентации навигации]</w:t>
+      </w:r>
+    </w:p>
+    <w:p/>
+    <w:p>
+      <w:pPr>
+        <w:spacing w:before="200" w:after="40"/>
+      </w:pPr>
+      <w:r>
+        <w:rPr>
+          <w:b/>
+          <w:color w:val="4F6AFF"/>
+          <w:sz w:val="28"/>
+        </w:rPr>
+        <w:t>Настройка страниц</w:t>
       </w:r>
     </w:p>
     <w:p>
@@ -103,9 +218,9 @@
       </w:pPr>
       <w:r>
         <w:rPr>
-          <w:sz w:val="20"/>
+          <w:sz w:val="21"/>
         </w:rPr>
-        <w:t>Подсветка активной страницы</w:t>
+        <w:t>«Показывать ссылки страниц» — отображать URL-слаг рядом с названием.</w:t>
       </w:r>
     </w:p>
     <w:p>
@@ -114,9 +229,172 @@
       </w:pPr>
       <w:r>
         <w:rPr>
-          <w:sz w:val="20"/>
+          <w:sz w:val="21"/>
         </w:rPr>
-        <w:t>Drag-to-reorder в редакторе (порядок страниц в `routesOrder`)</w:t>
+        <w:t>«Активная страница» — подсвечивать текущую страницу в меню.</w:t>
+      </w:r>
+    </w:p>
+    <w:p>
+      <w:pPr>
+        <w:spacing w:after="40"/>
+      </w:pPr>
+      <w:r>
+        <w:rPr>
+          <w:sz w:val="21"/>
+        </w:rPr>
+        <w:t>Порядок страниц меняется перетаскиванием в конструкторе. Для отключения отдельных страниц (недоступные для перехода) используйте соответствующую настройку в расширенных параметрах виджета.</w:t>
+      </w:r>
+    </w:p>
+    <w:p>
+      <w:pPr>
+        <w:spacing w:before="200" w:after="40"/>
+      </w:pPr>
+      <w:r>
+        <w:rPr>
+          <w:b/>
+          <w:color w:val="4F6AFF"/>
+          <w:sz w:val="28"/>
+        </w:rPr>
+        <w:t>Иерархия страниц</w:t>
+      </w:r>
+    </w:p>
+    <w:p>
+      <w:pPr>
+        <w:spacing w:after="40"/>
+      </w:pPr>
+      <w:r>
+        <w:rPr>
+          <w:sz w:val="21"/>
+        </w:rPr>
+        <w:t>Для настройки вложенных разделов:</w:t>
+      </w:r>
+    </w:p>
+    <w:p>
+      <w:pPr>
+        <w:pStyle w:val="ListNumber"/>
+      </w:pPr>
+      <w:r>
+        <w:rPr>
+          <w:sz w:val="21"/>
+        </w:rPr>
+        <w:t>Включите «Иерархия страниц» в расширенных настройках.</w:t>
+      </w:r>
+    </w:p>
+    <w:p>
+      <w:pPr>
+        <w:pStyle w:val="ListNumber"/>
+      </w:pPr>
+      <w:r>
+        <w:rPr>
+          <w:sz w:val="21"/>
+        </w:rPr>
+        <w:t>Задайте объект иерархии: укажите для каждой родительской страницы список дочерних слагов.</w:t>
+      </w:r>
+    </w:p>
+    <w:p>
+      <w:pPr>
+        <w:pStyle w:val="ListNumber"/>
+      </w:pPr>
+      <w:r>
+        <w:rPr>
+          <w:sz w:val="21"/>
+        </w:rPr>
+        <w:t>Настройте отступ дочернего уровня и поведение при клике на родительскую страницу.</w:t>
+      </w:r>
+    </w:p>
+    <w:p>
+      <w:pPr>
+        <w:spacing w:before="80"/>
+      </w:pPr>
+      <w:r>
+        <w:rPr>
+          <w:i/>
+          <w:color w:val="64748B"/>
+          <w:sz w:val="18"/>
+        </w:rPr>
+        <w:t>[Скриншот: Настройка иерархии страниц]</w:t>
+      </w:r>
+    </w:p>
+    <w:p/>
+    <w:p>
+      <w:pPr>
+        <w:spacing w:before="200" w:after="40"/>
+      </w:pPr>
+      <w:r>
+        <w:rPr>
+          <w:b/>
+          <w:color w:val="4F6AFF"/>
+          <w:sz w:val="28"/>
+        </w:rPr>
+        <w:t>Пагинация</w:t>
+      </w:r>
+    </w:p>
+    <w:p>
+      <w:pPr>
+        <w:spacing w:after="40"/>
+      </w:pPr>
+      <w:r>
+        <w:rPr>
+          <w:sz w:val="21"/>
+        </w:rPr>
+        <w:t>Если страниц много, включите пагинацию:</w:t>
+      </w:r>
+    </w:p>
+    <w:p>
+      <w:pPr>
+        <w:pStyle w:val="ListNumber"/>
+      </w:pPr>
+      <w:r>
+        <w:rPr>
+          <w:sz w:val="21"/>
+        </w:rPr>
+        <w:t>Активируйте «Включить пагинацию».</w:t>
+      </w:r>
+    </w:p>
+    <w:p>
+      <w:pPr>
+        <w:pStyle w:val="ListNumber"/>
+      </w:pPr>
+      <w:r>
+        <w:rPr>
+          <w:sz w:val="21"/>
+        </w:rPr>
+        <w:t>Выберите тип: «Прокрутка» (непрерывная прокрутка) или «Страницы» (постраничное переключение).</w:t>
+      </w:r>
+    </w:p>
+    <w:p>
+      <w:pPr>
+        <w:pStyle w:val="ListNumber"/>
+      </w:pPr>
+      <w:r>
+        <w:rPr>
+          <w:sz w:val="21"/>
+        </w:rPr>
+        <w:t>Задайте количество элементов на одной странице.</w:t>
+      </w:r>
+    </w:p>
+    <w:p>
+      <w:pPr>
+        <w:spacing w:before="200" w:after="40"/>
+      </w:pPr>
+      <w:r>
+        <w:rPr>
+          <w:b/>
+          <w:color w:val="4F6AFF"/>
+          <w:sz w:val="28"/>
+        </w:rPr>
+        <w:t>Внешний вид</w:t>
+      </w:r>
+    </w:p>
+    <w:p>
+      <w:pPr>
+        <w:spacing w:after="40"/>
+      </w:pPr>
+      <w:r>
+        <w:rPr>
+          <w:sz w:val="21"/>
+        </w:rPr>
+        <w:t>Доступные настройки оформления:</w:t>
       </w:r>
     </w:p>
     <w:p>
@@ -125,4663 +403,68 @@
       </w:pPr>
       <w:r>
         <w:rPr>
-          <w:sz w:val="20"/>
+          <w:sz w:val="21"/>
         </w:rPr>
-        <w:t>Отключение отдельных страниц (`disabledPages`)</w:t>
+        <w:t>Стиль кнопок: Filled (заливка), Outlined (рамка), Ghost (прозрачные), Underline (подчёркивание).</w:t>
       </w:r>
     </w:p>
     <w:p>
+      <w:pPr>
+        <w:pStyle w:val="ListBullet"/>
+      </w:pPr>
       <w:r>
         <w:rPr>
-          <w:b/>
-          <w:color w:val="4F6AFF"/>
-          <w:sz w:val="26"/>
+          <w:sz w:val="21"/>
         </w:rPr>
-        <w:t>Параметры</w:t>
+        <w:t>Цвет активной страницы и цвет при наведении.</w:t>
       </w:r>
     </w:p>
     <w:p>
+      <w:pPr>
+        <w:pStyle w:val="ListBullet"/>
+      </w:pPr>
       <w:r>
         <w:rPr>
-          <w:b/>
-          <w:color w:val="1E293B"/>
-          <w:sz w:val="22"/>
+          <w:sz w:val="21"/>
         </w:rPr>
-        <w:t>Навигация</w:t>
+        <w:t>Фон контейнера, цвет текста, скругление, тень.</w:t>
       </w:r>
     </w:p>
-    <w:tbl>
-      <w:tblPr>
-        <w:tblW w:type="auto" w:w="0"/>
-        <w:jc w:val="left"/>
-        <w:tblLook w:firstColumn="1" w:firstRow="1" w:lastColumn="0" w:lastRow="0" w:noHBand="0" w:noVBand="1" w:val="04A0"/>
-      </w:tblPr>
-      <w:tblGrid>
-        <w:gridCol w:w="2351"/>
-        <w:gridCol w:w="2351"/>
-        <w:gridCol w:w="2351"/>
-        <w:gridCol w:w="2351"/>
-      </w:tblGrid>
-      <w:tr>
-        <w:tc>
-          <w:tcPr>
-            <w:tcW w:type="dxa" w:w="2551"/>
-            <w:shd w:val="clear" w:color="auto" w:fill="4F6AFF"/>
-            <w:tcBorders>
-              <w:top w:val="single" w:sz="4" w:color="3A56F0"/>
-              <w:left w:val="single" w:sz="4" w:color="3A56F0"/>
-              <w:bottom w:val="single" w:sz="4" w:color="3A56F0"/>
-              <w:right w:val="single" w:sz="4" w:color="3A56F0"/>
-              <w:insideH w:val="single" w:sz="4" w:color="3A56F0"/>
-              <w:insideV w:val="single" w:sz="4" w:color="3A56F0"/>
-            </w:tcBorders>
-          </w:tcPr>
-          <w:p>
-            <w:pPr>
-              <w:jc w:val="left"/>
-            </w:pPr>
-            <w:r>
-              <w:rPr>
-                <w:b/>
-                <w:color w:val="FFFFFF"/>
-                <w:sz w:val="18"/>
-              </w:rPr>
-              <w:t>Параметр</w:t>
-            </w:r>
-          </w:p>
-        </w:tc>
-        <w:tc>
-          <w:tcPr>
-            <w:tcW w:type="dxa" w:w="1417"/>
-            <w:shd w:val="clear" w:color="auto" w:fill="4F6AFF"/>
-            <w:tcBorders>
-              <w:top w:val="single" w:sz="4" w:color="3A56F0"/>
-              <w:left w:val="single" w:sz="4" w:color="3A56F0"/>
-              <w:bottom w:val="single" w:sz="4" w:color="3A56F0"/>
-              <w:right w:val="single" w:sz="4" w:color="3A56F0"/>
-              <w:insideH w:val="single" w:sz="4" w:color="3A56F0"/>
-              <w:insideV w:val="single" w:sz="4" w:color="3A56F0"/>
-            </w:tcBorders>
-          </w:tcPr>
-          <w:p>
-            <w:pPr>
-              <w:jc w:val="left"/>
-            </w:pPr>
-            <w:r>
-              <w:rPr>
-                <w:b/>
-                <w:color w:val="FFFFFF"/>
-                <w:sz w:val="18"/>
-              </w:rPr>
-              <w:t>Тип</w:t>
-            </w:r>
-          </w:p>
-        </w:tc>
-        <w:tc>
-          <w:tcPr>
-            <w:tcW w:type="dxa" w:w="1984"/>
-            <w:shd w:val="clear" w:color="auto" w:fill="4F6AFF"/>
-            <w:tcBorders>
-              <w:top w:val="single" w:sz="4" w:color="3A56F0"/>
-              <w:left w:val="single" w:sz="4" w:color="3A56F0"/>
-              <w:bottom w:val="single" w:sz="4" w:color="3A56F0"/>
-              <w:right w:val="single" w:sz="4" w:color="3A56F0"/>
-              <w:insideH w:val="single" w:sz="4" w:color="3A56F0"/>
-              <w:insideV w:val="single" w:sz="4" w:color="3A56F0"/>
-            </w:tcBorders>
-          </w:tcPr>
-          <w:p>
-            <w:pPr>
-              <w:jc w:val="left"/>
-            </w:pPr>
-            <w:r>
-              <w:rPr>
-                <w:b/>
-                <w:color w:val="FFFFFF"/>
-                <w:sz w:val="18"/>
-              </w:rPr>
-              <w:t>Умолчание</w:t>
-            </w:r>
-          </w:p>
-        </w:tc>
-        <w:tc>
-          <w:tcPr>
-            <w:tcW w:type="dxa" w:w="4535"/>
-            <w:shd w:val="clear" w:color="auto" w:fill="4F6AFF"/>
-            <w:tcBorders>
-              <w:top w:val="single" w:sz="4" w:color="3A56F0"/>
-              <w:left w:val="single" w:sz="4" w:color="3A56F0"/>
-              <w:bottom w:val="single" w:sz="4" w:color="3A56F0"/>
-              <w:right w:val="single" w:sz="4" w:color="3A56F0"/>
-              <w:insideH w:val="single" w:sz="4" w:color="3A56F0"/>
-              <w:insideV w:val="single" w:sz="4" w:color="3A56F0"/>
-            </w:tcBorders>
-          </w:tcPr>
-          <w:p>
-            <w:pPr>
-              <w:jc w:val="left"/>
-            </w:pPr>
-            <w:r>
-              <w:rPr>
-                <w:b/>
-                <w:color w:val="FFFFFF"/>
-                <w:sz w:val="18"/>
-              </w:rPr>
-              <w:t>Описание</w:t>
-            </w:r>
-          </w:p>
-        </w:tc>
-      </w:tr>
-      <w:tr>
-        <w:tc>
-          <w:tcPr>
-            <w:tcW w:type="dxa" w:w="2551"/>
-            <w:shd w:val="clear" w:color="auto" w:fill="FFFFFF"/>
-            <w:tcBorders>
-              <w:top w:val="single" w:sz="4" w:color="E2E8F0"/>
-              <w:left w:val="single" w:sz="4" w:color="E2E8F0"/>
-              <w:bottom w:val="single" w:sz="4" w:color="E2E8F0"/>
-              <w:right w:val="single" w:sz="4" w:color="E2E8F0"/>
-              <w:insideH w:val="single" w:sz="4" w:color="E2E8F0"/>
-              <w:insideV w:val="single" w:sz="4" w:color="E2E8F0"/>
-            </w:tcBorders>
-          </w:tcPr>
-          <w:p>
-            <w:r>
-              <w:rPr>
-                <w:b/>
-                <w:color w:val="2D3A8C"/>
-                <w:sz w:val="18"/>
-              </w:rPr>
-              <w:t>title</w:t>
-            </w:r>
-          </w:p>
-        </w:tc>
-        <w:tc>
-          <w:tcPr>
-            <w:tcW w:type="dxa" w:w="1417"/>
-            <w:shd w:val="clear" w:color="auto" w:fill="FFFFFF"/>
-            <w:tcBorders>
-              <w:top w:val="single" w:sz="4" w:color="E2E8F0"/>
-              <w:left w:val="single" w:sz="4" w:color="E2E8F0"/>
-              <w:bottom w:val="single" w:sz="4" w:color="E2E8F0"/>
-              <w:right w:val="single" w:sz="4" w:color="E2E8F0"/>
-              <w:insideH w:val="single" w:sz="4" w:color="E2E8F0"/>
-              <w:insideV w:val="single" w:sz="4" w:color="E2E8F0"/>
-            </w:tcBorders>
-          </w:tcPr>
-          <w:p>
-            <w:r>
-              <w:rPr>
-                <w:color w:val="1E293B"/>
-                <w:sz w:val="18"/>
-              </w:rPr>
-              <w:t>String</w:t>
-            </w:r>
-          </w:p>
-        </w:tc>
-        <w:tc>
-          <w:tcPr>
-            <w:tcW w:type="dxa" w:w="1984"/>
-            <w:shd w:val="clear" w:color="auto" w:fill="FFFFFF"/>
-            <w:tcBorders>
-              <w:top w:val="single" w:sz="4" w:color="E2E8F0"/>
-              <w:left w:val="single" w:sz="4" w:color="E2E8F0"/>
-              <w:bottom w:val="single" w:sz="4" w:color="E2E8F0"/>
-              <w:right w:val="single" w:sz="4" w:color="E2E8F0"/>
-              <w:insideH w:val="single" w:sz="4" w:color="E2E8F0"/>
-              <w:insideV w:val="single" w:sz="4" w:color="E2E8F0"/>
-            </w:tcBorders>
-          </w:tcPr>
-          <w:p>
-            <w:r>
-              <w:rPr>
-                <w:color w:val="1E293B"/>
-                <w:sz w:val="18"/>
-              </w:rPr>
-              <w:t>Навигация</w:t>
-            </w:r>
-          </w:p>
-        </w:tc>
-        <w:tc>
-          <w:tcPr>
-            <w:tcW w:type="dxa" w:w="4535"/>
-            <w:shd w:val="clear" w:color="auto" w:fill="FFFFFF"/>
-            <w:tcBorders>
-              <w:top w:val="single" w:sz="4" w:color="E2E8F0"/>
-              <w:left w:val="single" w:sz="4" w:color="E2E8F0"/>
-              <w:bottom w:val="single" w:sz="4" w:color="E2E8F0"/>
-              <w:right w:val="single" w:sz="4" w:color="E2E8F0"/>
-              <w:insideH w:val="single" w:sz="4" w:color="E2E8F0"/>
-              <w:insideV w:val="single" w:sz="4" w:color="E2E8F0"/>
-            </w:tcBorders>
-          </w:tcPr>
-          <w:p>
-            <w:r>
-              <w:rPr>
-                <w:color w:val="1E293B"/>
-                <w:sz w:val="18"/>
-              </w:rPr>
-              <w:t>Заголовок виджета</w:t>
-            </w:r>
-          </w:p>
-        </w:tc>
-      </w:tr>
-      <w:tr>
-        <w:tc>
-          <w:tcPr>
-            <w:tcW w:type="dxa" w:w="2551"/>
-            <w:shd w:val="clear" w:color="auto" w:fill="F8FAFC"/>
-            <w:tcBorders>
-              <w:top w:val="single" w:sz="4" w:color="E2E8F0"/>
-              <w:left w:val="single" w:sz="4" w:color="E2E8F0"/>
-              <w:bottom w:val="single" w:sz="4" w:color="E2E8F0"/>
-              <w:right w:val="single" w:sz="4" w:color="E2E8F0"/>
-              <w:insideH w:val="single" w:sz="4" w:color="E2E8F0"/>
-              <w:insideV w:val="single" w:sz="4" w:color="E2E8F0"/>
-            </w:tcBorders>
-          </w:tcPr>
-          <w:p>
-            <w:r>
-              <w:rPr>
-                <w:b/>
-                <w:color w:val="2D3A8C"/>
-                <w:sz w:val="18"/>
-              </w:rPr>
-              <w:t>showTitle</w:t>
-            </w:r>
-          </w:p>
-        </w:tc>
-        <w:tc>
-          <w:tcPr>
-            <w:tcW w:type="dxa" w:w="1417"/>
-            <w:shd w:val="clear" w:color="auto" w:fill="F8FAFC"/>
-            <w:tcBorders>
-              <w:top w:val="single" w:sz="4" w:color="E2E8F0"/>
-              <w:left w:val="single" w:sz="4" w:color="E2E8F0"/>
-              <w:bottom w:val="single" w:sz="4" w:color="E2E8F0"/>
-              <w:right w:val="single" w:sz="4" w:color="E2E8F0"/>
-              <w:insideH w:val="single" w:sz="4" w:color="E2E8F0"/>
-              <w:insideV w:val="single" w:sz="4" w:color="E2E8F0"/>
-            </w:tcBorders>
-          </w:tcPr>
-          <w:p>
-            <w:r>
-              <w:rPr>
-                <w:color w:val="1E293B"/>
-                <w:sz w:val="18"/>
-              </w:rPr>
-              <w:t>Boolean</w:t>
-            </w:r>
-          </w:p>
-        </w:tc>
-        <w:tc>
-          <w:tcPr>
-            <w:tcW w:type="dxa" w:w="1984"/>
-            <w:shd w:val="clear" w:color="auto" w:fill="F8FAFC"/>
-            <w:tcBorders>
-              <w:top w:val="single" w:sz="4" w:color="E2E8F0"/>
-              <w:left w:val="single" w:sz="4" w:color="E2E8F0"/>
-              <w:bottom w:val="single" w:sz="4" w:color="E2E8F0"/>
-              <w:right w:val="single" w:sz="4" w:color="E2E8F0"/>
-              <w:insideH w:val="single" w:sz="4" w:color="E2E8F0"/>
-              <w:insideV w:val="single" w:sz="4" w:color="E2E8F0"/>
-            </w:tcBorders>
-          </w:tcPr>
-          <w:p>
-            <w:r>
-              <w:rPr>
-                <w:color w:val="1E293B"/>
-                <w:sz w:val="18"/>
-              </w:rPr>
-              <w:t>true</w:t>
-            </w:r>
-          </w:p>
-        </w:tc>
-        <w:tc>
-          <w:tcPr>
-            <w:tcW w:type="dxa" w:w="4535"/>
-            <w:shd w:val="clear" w:color="auto" w:fill="F8FAFC"/>
-            <w:tcBorders>
-              <w:top w:val="single" w:sz="4" w:color="E2E8F0"/>
-              <w:left w:val="single" w:sz="4" w:color="E2E8F0"/>
-              <w:bottom w:val="single" w:sz="4" w:color="E2E8F0"/>
-              <w:right w:val="single" w:sz="4" w:color="E2E8F0"/>
-              <w:insideH w:val="single" w:sz="4" w:color="E2E8F0"/>
-              <w:insideV w:val="single" w:sz="4" w:color="E2E8F0"/>
-            </w:tcBorders>
-          </w:tcPr>
-          <w:p>
-            <w:r>
-              <w:rPr>
-                <w:color w:val="1E293B"/>
-                <w:sz w:val="18"/>
-              </w:rPr>
-              <w:t>Показывать заголовок</w:t>
-            </w:r>
-          </w:p>
-        </w:tc>
-      </w:tr>
-      <w:tr>
-        <w:tc>
-          <w:tcPr>
-            <w:tcW w:type="dxa" w:w="2551"/>
-            <w:shd w:val="clear" w:color="auto" w:fill="FFFFFF"/>
-            <w:tcBorders>
-              <w:top w:val="single" w:sz="4" w:color="E2E8F0"/>
-              <w:left w:val="single" w:sz="4" w:color="E2E8F0"/>
-              <w:bottom w:val="single" w:sz="4" w:color="E2E8F0"/>
-              <w:right w:val="single" w:sz="4" w:color="E2E8F0"/>
-              <w:insideH w:val="single" w:sz="4" w:color="E2E8F0"/>
-              <w:insideV w:val="single" w:sz="4" w:color="E2E8F0"/>
-            </w:tcBorders>
-          </w:tcPr>
-          <w:p>
-            <w:r>
-              <w:rPr>
-                <w:b/>
-                <w:color w:val="2D3A8C"/>
-                <w:sz w:val="18"/>
-              </w:rPr>
-              <w:t>orientation</w:t>
-            </w:r>
-          </w:p>
-        </w:tc>
-        <w:tc>
-          <w:tcPr>
-            <w:tcW w:type="dxa" w:w="1417"/>
-            <w:shd w:val="clear" w:color="auto" w:fill="FFFFFF"/>
-            <w:tcBorders>
-              <w:top w:val="single" w:sz="4" w:color="E2E8F0"/>
-              <w:left w:val="single" w:sz="4" w:color="E2E8F0"/>
-              <w:bottom w:val="single" w:sz="4" w:color="E2E8F0"/>
-              <w:right w:val="single" w:sz="4" w:color="E2E8F0"/>
-              <w:insideH w:val="single" w:sz="4" w:color="E2E8F0"/>
-              <w:insideV w:val="single" w:sz="4" w:color="E2E8F0"/>
-            </w:tcBorders>
-          </w:tcPr>
-          <w:p>
-            <w:r>
-              <w:rPr>
-                <w:color w:val="1E293B"/>
-                <w:sz w:val="18"/>
-              </w:rPr>
-              <w:t>String</w:t>
-            </w:r>
-          </w:p>
-        </w:tc>
-        <w:tc>
-          <w:tcPr>
-            <w:tcW w:type="dxa" w:w="1984"/>
-            <w:shd w:val="clear" w:color="auto" w:fill="FFFFFF"/>
-            <w:tcBorders>
-              <w:top w:val="single" w:sz="4" w:color="E2E8F0"/>
-              <w:left w:val="single" w:sz="4" w:color="E2E8F0"/>
-              <w:bottom w:val="single" w:sz="4" w:color="E2E8F0"/>
-              <w:right w:val="single" w:sz="4" w:color="E2E8F0"/>
-              <w:insideH w:val="single" w:sz="4" w:color="E2E8F0"/>
-              <w:insideV w:val="single" w:sz="4" w:color="E2E8F0"/>
-            </w:tcBorders>
-          </w:tcPr>
-          <w:p>
-            <w:r>
-              <w:rPr>
-                <w:color w:val="1E293B"/>
-                <w:sz w:val="18"/>
-              </w:rPr>
-              <w:t>horizontal</w:t>
-            </w:r>
-          </w:p>
-        </w:tc>
-        <w:tc>
-          <w:tcPr>
-            <w:tcW w:type="dxa" w:w="4535"/>
-            <w:shd w:val="clear" w:color="auto" w:fill="FFFFFF"/>
-            <w:tcBorders>
-              <w:top w:val="single" w:sz="4" w:color="E2E8F0"/>
-              <w:left w:val="single" w:sz="4" w:color="E2E8F0"/>
-              <w:bottom w:val="single" w:sz="4" w:color="E2E8F0"/>
-              <w:right w:val="single" w:sz="4" w:color="E2E8F0"/>
-              <w:insideH w:val="single" w:sz="4" w:color="E2E8F0"/>
-              <w:insideV w:val="single" w:sz="4" w:color="E2E8F0"/>
-            </w:tcBorders>
-          </w:tcPr>
-          <w:p>
-            <w:r>
-              <w:rPr>
-                <w:color w:val="1E293B"/>
-                <w:sz w:val="18"/>
-              </w:rPr>
-              <w:t>Макет: horizontal / vertical / dropdown / burger</w:t>
-            </w:r>
-          </w:p>
-        </w:tc>
-      </w:tr>
-      <w:tr>
-        <w:tc>
-          <w:tcPr>
-            <w:tcW w:type="dxa" w:w="2551"/>
-            <w:shd w:val="clear" w:color="auto" w:fill="F8FAFC"/>
-            <w:tcBorders>
-              <w:top w:val="single" w:sz="4" w:color="E2E8F0"/>
-              <w:left w:val="single" w:sz="4" w:color="E2E8F0"/>
-              <w:bottom w:val="single" w:sz="4" w:color="E2E8F0"/>
-              <w:right w:val="single" w:sz="4" w:color="E2E8F0"/>
-              <w:insideH w:val="single" w:sz="4" w:color="E2E8F0"/>
-              <w:insideV w:val="single" w:sz="4" w:color="E2E8F0"/>
-            </w:tcBorders>
-          </w:tcPr>
-          <w:p>
-            <w:r>
-              <w:rPr>
-                <w:b/>
-                <w:color w:val="2D3A8C"/>
-                <w:sz w:val="18"/>
-              </w:rPr>
-              <w:t>buttonAlignment</w:t>
-            </w:r>
-          </w:p>
-        </w:tc>
-        <w:tc>
-          <w:tcPr>
-            <w:tcW w:type="dxa" w:w="1417"/>
-            <w:shd w:val="clear" w:color="auto" w:fill="F8FAFC"/>
-            <w:tcBorders>
-              <w:top w:val="single" w:sz="4" w:color="E2E8F0"/>
-              <w:left w:val="single" w:sz="4" w:color="E2E8F0"/>
-              <w:bottom w:val="single" w:sz="4" w:color="E2E8F0"/>
-              <w:right w:val="single" w:sz="4" w:color="E2E8F0"/>
-              <w:insideH w:val="single" w:sz="4" w:color="E2E8F0"/>
-              <w:insideV w:val="single" w:sz="4" w:color="E2E8F0"/>
-            </w:tcBorders>
-          </w:tcPr>
-          <w:p>
-            <w:r>
-              <w:rPr>
-                <w:color w:val="1E293B"/>
-                <w:sz w:val="18"/>
-              </w:rPr>
-              <w:t>String</w:t>
-            </w:r>
-          </w:p>
-        </w:tc>
-        <w:tc>
-          <w:tcPr>
-            <w:tcW w:type="dxa" w:w="1984"/>
-            <w:shd w:val="clear" w:color="auto" w:fill="F8FAFC"/>
-            <w:tcBorders>
-              <w:top w:val="single" w:sz="4" w:color="E2E8F0"/>
-              <w:left w:val="single" w:sz="4" w:color="E2E8F0"/>
-              <w:bottom w:val="single" w:sz="4" w:color="E2E8F0"/>
-              <w:right w:val="single" w:sz="4" w:color="E2E8F0"/>
-              <w:insideH w:val="single" w:sz="4" w:color="E2E8F0"/>
-              <w:insideV w:val="single" w:sz="4" w:color="E2E8F0"/>
-            </w:tcBorders>
-          </w:tcPr>
-          <w:p>
-            <w:r>
-              <w:rPr>
-                <w:color w:val="1E293B"/>
-                <w:sz w:val="18"/>
-              </w:rPr>
-              <w:t>left</w:t>
-            </w:r>
-          </w:p>
-        </w:tc>
-        <w:tc>
-          <w:tcPr>
-            <w:tcW w:type="dxa" w:w="4535"/>
-            <w:shd w:val="clear" w:color="auto" w:fill="F8FAFC"/>
-            <w:tcBorders>
-              <w:top w:val="single" w:sz="4" w:color="E2E8F0"/>
-              <w:left w:val="single" w:sz="4" w:color="E2E8F0"/>
-              <w:bottom w:val="single" w:sz="4" w:color="E2E8F0"/>
-              <w:right w:val="single" w:sz="4" w:color="E2E8F0"/>
-              <w:insideH w:val="single" w:sz="4" w:color="E2E8F0"/>
-              <w:insideV w:val="single" w:sz="4" w:color="E2E8F0"/>
-            </w:tcBorders>
-          </w:tcPr>
-          <w:p>
-            <w:r>
-              <w:rPr>
-                <w:color w:val="1E293B"/>
-                <w:sz w:val="18"/>
-              </w:rPr>
-              <w:t>Выравнивание кнопок: left / center / right</w:t>
-            </w:r>
-          </w:p>
-        </w:tc>
-      </w:tr>
-      <w:tr>
-        <w:tc>
-          <w:tcPr>
-            <w:tcW w:type="dxa" w:w="2551"/>
-            <w:shd w:val="clear" w:color="auto" w:fill="FFFFFF"/>
-            <w:tcBorders>
-              <w:top w:val="single" w:sz="4" w:color="E2E8F0"/>
-              <w:left w:val="single" w:sz="4" w:color="E2E8F0"/>
-              <w:bottom w:val="single" w:sz="4" w:color="E2E8F0"/>
-              <w:right w:val="single" w:sz="4" w:color="E2E8F0"/>
-              <w:insideH w:val="single" w:sz="4" w:color="E2E8F0"/>
-              <w:insideV w:val="single" w:sz="4" w:color="E2E8F0"/>
-            </w:tcBorders>
-          </w:tcPr>
-          <w:p>
-            <w:r>
-              <w:rPr>
-                <w:b/>
-                <w:color w:val="2D3A8C"/>
-                <w:sz w:val="18"/>
-              </w:rPr>
-              <w:t>openMode</w:t>
-            </w:r>
-          </w:p>
-        </w:tc>
-        <w:tc>
-          <w:tcPr>
-            <w:tcW w:type="dxa" w:w="1417"/>
-            <w:shd w:val="clear" w:color="auto" w:fill="FFFFFF"/>
-            <w:tcBorders>
-              <w:top w:val="single" w:sz="4" w:color="E2E8F0"/>
-              <w:left w:val="single" w:sz="4" w:color="E2E8F0"/>
-              <w:bottom w:val="single" w:sz="4" w:color="E2E8F0"/>
-              <w:right w:val="single" w:sz="4" w:color="E2E8F0"/>
-              <w:insideH w:val="single" w:sz="4" w:color="E2E8F0"/>
-              <w:insideV w:val="single" w:sz="4" w:color="E2E8F0"/>
-            </w:tcBorders>
-          </w:tcPr>
-          <w:p>
-            <w:r>
-              <w:rPr>
-                <w:color w:val="1E293B"/>
-                <w:sz w:val="18"/>
-              </w:rPr>
-              <w:t>String</w:t>
-            </w:r>
-          </w:p>
-        </w:tc>
-        <w:tc>
-          <w:tcPr>
-            <w:tcW w:type="dxa" w:w="1984"/>
-            <w:shd w:val="clear" w:color="auto" w:fill="FFFFFF"/>
-            <w:tcBorders>
-              <w:top w:val="single" w:sz="4" w:color="E2E8F0"/>
-              <w:left w:val="single" w:sz="4" w:color="E2E8F0"/>
-              <w:bottom w:val="single" w:sz="4" w:color="E2E8F0"/>
-              <w:right w:val="single" w:sz="4" w:color="E2E8F0"/>
-              <w:insideH w:val="single" w:sz="4" w:color="E2E8F0"/>
-              <w:insideV w:val="single" w:sz="4" w:color="E2E8F0"/>
-            </w:tcBorders>
-          </w:tcPr>
-          <w:p>
-            <w:r>
-              <w:rPr>
-                <w:color w:val="1E293B"/>
-                <w:sz w:val="18"/>
-              </w:rPr>
-              <w:t>click</w:t>
-            </w:r>
-          </w:p>
-        </w:tc>
-        <w:tc>
-          <w:tcPr>
-            <w:tcW w:type="dxa" w:w="4535"/>
-            <w:shd w:val="clear" w:color="auto" w:fill="FFFFFF"/>
-            <w:tcBorders>
-              <w:top w:val="single" w:sz="4" w:color="E2E8F0"/>
-              <w:left w:val="single" w:sz="4" w:color="E2E8F0"/>
-              <w:bottom w:val="single" w:sz="4" w:color="E2E8F0"/>
-              <w:right w:val="single" w:sz="4" w:color="E2E8F0"/>
-              <w:insideH w:val="single" w:sz="4" w:color="E2E8F0"/>
-              <w:insideV w:val="single" w:sz="4" w:color="E2E8F0"/>
-            </w:tcBorders>
-          </w:tcPr>
-          <w:p>
-            <w:r>
-              <w:rPr>
-                <w:color w:val="1E293B"/>
-                <w:sz w:val="18"/>
-              </w:rPr>
-              <w:t>Открытие меню: click / hover</w:t>
-            </w:r>
-          </w:p>
-        </w:tc>
-      </w:tr>
-      <w:tr>
-        <w:tc>
-          <w:tcPr>
-            <w:tcW w:type="dxa" w:w="2551"/>
-            <w:shd w:val="clear" w:color="auto" w:fill="F8FAFC"/>
-            <w:tcBorders>
-              <w:top w:val="single" w:sz="4" w:color="E2E8F0"/>
-              <w:left w:val="single" w:sz="4" w:color="E2E8F0"/>
-              <w:bottom w:val="single" w:sz="4" w:color="E2E8F0"/>
-              <w:right w:val="single" w:sz="4" w:color="E2E8F0"/>
-              <w:insideH w:val="single" w:sz="4" w:color="E2E8F0"/>
-              <w:insideV w:val="single" w:sz="4" w:color="E2E8F0"/>
-            </w:tcBorders>
-          </w:tcPr>
-          <w:p>
-            <w:r>
-              <w:rPr>
-                <w:b/>
-                <w:color w:val="2D3A8C"/>
-                <w:sz w:val="18"/>
-              </w:rPr>
-              <w:t>highlightActivePage</w:t>
-            </w:r>
-          </w:p>
-        </w:tc>
-        <w:tc>
-          <w:tcPr>
-            <w:tcW w:type="dxa" w:w="1417"/>
-            <w:shd w:val="clear" w:color="auto" w:fill="F8FAFC"/>
-            <w:tcBorders>
-              <w:top w:val="single" w:sz="4" w:color="E2E8F0"/>
-              <w:left w:val="single" w:sz="4" w:color="E2E8F0"/>
-              <w:bottom w:val="single" w:sz="4" w:color="E2E8F0"/>
-              <w:right w:val="single" w:sz="4" w:color="E2E8F0"/>
-              <w:insideH w:val="single" w:sz="4" w:color="E2E8F0"/>
-              <w:insideV w:val="single" w:sz="4" w:color="E2E8F0"/>
-            </w:tcBorders>
-          </w:tcPr>
-          <w:p>
-            <w:r>
-              <w:rPr>
-                <w:color w:val="1E293B"/>
-                <w:sz w:val="18"/>
-              </w:rPr>
-              <w:t>Boolean</w:t>
-            </w:r>
-          </w:p>
-        </w:tc>
-        <w:tc>
-          <w:tcPr>
-            <w:tcW w:type="dxa" w:w="1984"/>
-            <w:shd w:val="clear" w:color="auto" w:fill="F8FAFC"/>
-            <w:tcBorders>
-              <w:top w:val="single" w:sz="4" w:color="E2E8F0"/>
-              <w:left w:val="single" w:sz="4" w:color="E2E8F0"/>
-              <w:bottom w:val="single" w:sz="4" w:color="E2E8F0"/>
-              <w:right w:val="single" w:sz="4" w:color="E2E8F0"/>
-              <w:insideH w:val="single" w:sz="4" w:color="E2E8F0"/>
-              <w:insideV w:val="single" w:sz="4" w:color="E2E8F0"/>
-            </w:tcBorders>
-          </w:tcPr>
-          <w:p>
-            <w:r>
-              <w:rPr>
-                <w:color w:val="1E293B"/>
-                <w:sz w:val="18"/>
-              </w:rPr>
-              <w:t>false</w:t>
-            </w:r>
-          </w:p>
-        </w:tc>
-        <w:tc>
-          <w:tcPr>
-            <w:tcW w:type="dxa" w:w="4535"/>
-            <w:shd w:val="clear" w:color="auto" w:fill="F8FAFC"/>
-            <w:tcBorders>
-              <w:top w:val="single" w:sz="4" w:color="E2E8F0"/>
-              <w:left w:val="single" w:sz="4" w:color="E2E8F0"/>
-              <w:bottom w:val="single" w:sz="4" w:color="E2E8F0"/>
-              <w:right w:val="single" w:sz="4" w:color="E2E8F0"/>
-              <w:insideH w:val="single" w:sz="4" w:color="E2E8F0"/>
-              <w:insideV w:val="single" w:sz="4" w:color="E2E8F0"/>
-            </w:tcBorders>
-          </w:tcPr>
-          <w:p>
-            <w:r>
-              <w:rPr>
-                <w:color w:val="1E293B"/>
-                <w:sz w:val="18"/>
-              </w:rPr>
-              <w:t>Подсвечивать текущую страницу</w:t>
-            </w:r>
-          </w:p>
-        </w:tc>
-      </w:tr>
-      <w:tr>
-        <w:tc>
-          <w:tcPr>
-            <w:tcW w:type="dxa" w:w="2551"/>
-            <w:shd w:val="clear" w:color="auto" w:fill="FFFFFF"/>
-            <w:tcBorders>
-              <w:top w:val="single" w:sz="4" w:color="E2E8F0"/>
-              <w:left w:val="single" w:sz="4" w:color="E2E8F0"/>
-              <w:bottom w:val="single" w:sz="4" w:color="E2E8F0"/>
-              <w:right w:val="single" w:sz="4" w:color="E2E8F0"/>
-              <w:insideH w:val="single" w:sz="4" w:color="E2E8F0"/>
-              <w:insideV w:val="single" w:sz="4" w:color="E2E8F0"/>
-            </w:tcBorders>
-          </w:tcPr>
-          <w:p>
-            <w:r>
-              <w:rPr>
-                <w:b/>
-                <w:color w:val="2D3A8C"/>
-                <w:sz w:val="18"/>
-              </w:rPr>
-              <w:t>showSlug</w:t>
-            </w:r>
-          </w:p>
-        </w:tc>
-        <w:tc>
-          <w:tcPr>
-            <w:tcW w:type="dxa" w:w="1417"/>
-            <w:shd w:val="clear" w:color="auto" w:fill="FFFFFF"/>
-            <w:tcBorders>
-              <w:top w:val="single" w:sz="4" w:color="E2E8F0"/>
-              <w:left w:val="single" w:sz="4" w:color="E2E8F0"/>
-              <w:bottom w:val="single" w:sz="4" w:color="E2E8F0"/>
-              <w:right w:val="single" w:sz="4" w:color="E2E8F0"/>
-              <w:insideH w:val="single" w:sz="4" w:color="E2E8F0"/>
-              <w:insideV w:val="single" w:sz="4" w:color="E2E8F0"/>
-            </w:tcBorders>
-          </w:tcPr>
-          <w:p>
-            <w:r>
-              <w:rPr>
-                <w:color w:val="1E293B"/>
-                <w:sz w:val="18"/>
-              </w:rPr>
-              <w:t>Boolean</w:t>
-            </w:r>
-          </w:p>
-        </w:tc>
-        <w:tc>
-          <w:tcPr>
-            <w:tcW w:type="dxa" w:w="1984"/>
-            <w:shd w:val="clear" w:color="auto" w:fill="FFFFFF"/>
-            <w:tcBorders>
-              <w:top w:val="single" w:sz="4" w:color="E2E8F0"/>
-              <w:left w:val="single" w:sz="4" w:color="E2E8F0"/>
-              <w:bottom w:val="single" w:sz="4" w:color="E2E8F0"/>
-              <w:right w:val="single" w:sz="4" w:color="E2E8F0"/>
-              <w:insideH w:val="single" w:sz="4" w:color="E2E8F0"/>
-              <w:insideV w:val="single" w:sz="4" w:color="E2E8F0"/>
-            </w:tcBorders>
-          </w:tcPr>
-          <w:p>
-            <w:r>
-              <w:rPr>
-                <w:color w:val="1E293B"/>
-                <w:sz w:val="18"/>
-              </w:rPr>
-              <w:t>false</w:t>
-            </w:r>
-          </w:p>
-        </w:tc>
-        <w:tc>
-          <w:tcPr>
-            <w:tcW w:type="dxa" w:w="4535"/>
-            <w:shd w:val="clear" w:color="auto" w:fill="FFFFFF"/>
-            <w:tcBorders>
-              <w:top w:val="single" w:sz="4" w:color="E2E8F0"/>
-              <w:left w:val="single" w:sz="4" w:color="E2E8F0"/>
-              <w:bottom w:val="single" w:sz="4" w:color="E2E8F0"/>
-              <w:right w:val="single" w:sz="4" w:color="E2E8F0"/>
-              <w:insideH w:val="single" w:sz="4" w:color="E2E8F0"/>
-              <w:insideV w:val="single" w:sz="4" w:color="E2E8F0"/>
-            </w:tcBorders>
-          </w:tcPr>
-          <w:p>
-            <w:r>
-              <w:rPr>
-                <w:color w:val="1E293B"/>
-                <w:sz w:val="18"/>
-              </w:rPr>
-              <w:t>Показывать слаги (ссылки) страниц</w:t>
-            </w:r>
-          </w:p>
-        </w:tc>
-      </w:tr>
-      <w:tr>
-        <w:tc>
-          <w:tcPr>
-            <w:tcW w:type="dxa" w:w="2551"/>
-            <w:shd w:val="clear" w:color="auto" w:fill="F8FAFC"/>
-            <w:tcBorders>
-              <w:top w:val="single" w:sz="4" w:color="E2E8F0"/>
-              <w:left w:val="single" w:sz="4" w:color="E2E8F0"/>
-              <w:bottom w:val="single" w:sz="4" w:color="E2E8F0"/>
-              <w:right w:val="single" w:sz="4" w:color="E2E8F0"/>
-              <w:insideH w:val="single" w:sz="4" w:color="E2E8F0"/>
-              <w:insideV w:val="single" w:sz="4" w:color="E2E8F0"/>
-            </w:tcBorders>
-          </w:tcPr>
-          <w:p>
-            <w:r>
-              <w:rPr>
-                <w:b/>
-                <w:color w:val="2D3A8C"/>
-                <w:sz w:val="18"/>
-              </w:rPr>
-              <w:t>dropdownText</w:t>
-            </w:r>
-          </w:p>
-        </w:tc>
-        <w:tc>
-          <w:tcPr>
-            <w:tcW w:type="dxa" w:w="1417"/>
-            <w:shd w:val="clear" w:color="auto" w:fill="F8FAFC"/>
-            <w:tcBorders>
-              <w:top w:val="single" w:sz="4" w:color="E2E8F0"/>
-              <w:left w:val="single" w:sz="4" w:color="E2E8F0"/>
-              <w:bottom w:val="single" w:sz="4" w:color="E2E8F0"/>
-              <w:right w:val="single" w:sz="4" w:color="E2E8F0"/>
-              <w:insideH w:val="single" w:sz="4" w:color="E2E8F0"/>
-              <w:insideV w:val="single" w:sz="4" w:color="E2E8F0"/>
-            </w:tcBorders>
-          </w:tcPr>
-          <w:p>
-            <w:r>
-              <w:rPr>
-                <w:color w:val="1E293B"/>
-                <w:sz w:val="18"/>
-              </w:rPr>
-              <w:t>String</w:t>
-            </w:r>
-          </w:p>
-        </w:tc>
-        <w:tc>
-          <w:tcPr>
-            <w:tcW w:type="dxa" w:w="1984"/>
-            <w:shd w:val="clear" w:color="auto" w:fill="F8FAFC"/>
-            <w:tcBorders>
-              <w:top w:val="single" w:sz="4" w:color="E2E8F0"/>
-              <w:left w:val="single" w:sz="4" w:color="E2E8F0"/>
-              <w:bottom w:val="single" w:sz="4" w:color="E2E8F0"/>
-              <w:right w:val="single" w:sz="4" w:color="E2E8F0"/>
-              <w:insideH w:val="single" w:sz="4" w:color="E2E8F0"/>
-              <w:insideV w:val="single" w:sz="4" w:color="E2E8F0"/>
-            </w:tcBorders>
-          </w:tcPr>
-          <w:p>
-            <w:r>
-              <w:rPr>
-                <w:color w:val="1E293B"/>
-                <w:sz w:val="18"/>
-              </w:rPr>
-              <w:t>'Выберите страницу'</w:t>
-            </w:r>
-          </w:p>
-        </w:tc>
-        <w:tc>
-          <w:tcPr>
-            <w:tcW w:type="dxa" w:w="4535"/>
-            <w:shd w:val="clear" w:color="auto" w:fill="F8FAFC"/>
-            <w:tcBorders>
-              <w:top w:val="single" w:sz="4" w:color="E2E8F0"/>
-              <w:left w:val="single" w:sz="4" w:color="E2E8F0"/>
-              <w:bottom w:val="single" w:sz="4" w:color="E2E8F0"/>
-              <w:right w:val="single" w:sz="4" w:color="E2E8F0"/>
-              <w:insideH w:val="single" w:sz="4" w:color="E2E8F0"/>
-              <w:insideV w:val="single" w:sz="4" w:color="E2E8F0"/>
-            </w:tcBorders>
-          </w:tcPr>
-          <w:p>
-            <w:r>
-              <w:rPr>
-                <w:color w:val="1E293B"/>
-                <w:sz w:val="18"/>
-              </w:rPr>
-              <w:t>Текст заглушки в выпадающем списке</w:t>
-            </w:r>
-          </w:p>
-        </w:tc>
-      </w:tr>
-      <w:tr>
-        <w:tc>
-          <w:tcPr>
-            <w:tcW w:type="dxa" w:w="2551"/>
-            <w:shd w:val="clear" w:color="auto" w:fill="FFFFFF"/>
-            <w:tcBorders>
-              <w:top w:val="single" w:sz="4" w:color="E2E8F0"/>
-              <w:left w:val="single" w:sz="4" w:color="E2E8F0"/>
-              <w:bottom w:val="single" w:sz="4" w:color="E2E8F0"/>
-              <w:right w:val="single" w:sz="4" w:color="E2E8F0"/>
-              <w:insideH w:val="single" w:sz="4" w:color="E2E8F0"/>
-              <w:insideV w:val="single" w:sz="4" w:color="E2E8F0"/>
-            </w:tcBorders>
-          </w:tcPr>
-          <w:p>
-            <w:r>
-              <w:rPr>
-                <w:b/>
-                <w:color w:val="2D3A8C"/>
-                <w:sz w:val="18"/>
-              </w:rPr>
-              <w:t>appJsonUrl</w:t>
-            </w:r>
-          </w:p>
-        </w:tc>
-        <w:tc>
-          <w:tcPr>
-            <w:tcW w:type="dxa" w:w="1417"/>
-            <w:shd w:val="clear" w:color="auto" w:fill="FFFFFF"/>
-            <w:tcBorders>
-              <w:top w:val="single" w:sz="4" w:color="E2E8F0"/>
-              <w:left w:val="single" w:sz="4" w:color="E2E8F0"/>
-              <w:bottom w:val="single" w:sz="4" w:color="E2E8F0"/>
-              <w:right w:val="single" w:sz="4" w:color="E2E8F0"/>
-              <w:insideH w:val="single" w:sz="4" w:color="E2E8F0"/>
-              <w:insideV w:val="single" w:sz="4" w:color="E2E8F0"/>
-            </w:tcBorders>
-          </w:tcPr>
-          <w:p>
-            <w:r>
-              <w:rPr>
-                <w:color w:val="1E293B"/>
-                <w:sz w:val="18"/>
-              </w:rPr>
-              <w:t>String</w:t>
-            </w:r>
-          </w:p>
-        </w:tc>
-        <w:tc>
-          <w:tcPr>
-            <w:tcW w:type="dxa" w:w="1984"/>
-            <w:shd w:val="clear" w:color="auto" w:fill="FFFFFF"/>
-            <w:tcBorders>
-              <w:top w:val="single" w:sz="4" w:color="E2E8F0"/>
-              <w:left w:val="single" w:sz="4" w:color="E2E8F0"/>
-              <w:bottom w:val="single" w:sz="4" w:color="E2E8F0"/>
-              <w:right w:val="single" w:sz="4" w:color="E2E8F0"/>
-              <w:insideH w:val="single" w:sz="4" w:color="E2E8F0"/>
-              <w:insideV w:val="single" w:sz="4" w:color="E2E8F0"/>
-            </w:tcBorders>
-          </w:tcPr>
-          <w:p>
-            <w:r>
-              <w:rPr>
-                <w:color w:val="1E293B"/>
-                <w:sz w:val="18"/>
-              </w:rPr>
-              <w:t>''</w:t>
-            </w:r>
-          </w:p>
-        </w:tc>
-        <w:tc>
-          <w:tcPr>
-            <w:tcW w:type="dxa" w:w="4535"/>
-            <w:shd w:val="clear" w:color="auto" w:fill="FFFFFF"/>
-            <w:tcBorders>
-              <w:top w:val="single" w:sz="4" w:color="E2E8F0"/>
-              <w:left w:val="single" w:sz="4" w:color="E2E8F0"/>
-              <w:bottom w:val="single" w:sz="4" w:color="E2E8F0"/>
-              <w:right w:val="single" w:sz="4" w:color="E2E8F0"/>
-              <w:insideH w:val="single" w:sz="4" w:color="E2E8F0"/>
-              <w:insideV w:val="single" w:sz="4" w:color="E2E8F0"/>
-            </w:tcBorders>
-          </w:tcPr>
-          <w:p>
-            <w:r>
-              <w:rPr>
-                <w:color w:val="1E293B"/>
-                <w:sz w:val="18"/>
-              </w:rPr>
-              <w:t>URL файла app.json (если не задан — берётся автоматически)</w:t>
-            </w:r>
-          </w:p>
-        </w:tc>
-      </w:tr>
-      <w:tr>
-        <w:tc>
-          <w:tcPr>
-            <w:tcW w:type="dxa" w:w="2551"/>
-            <w:shd w:val="clear" w:color="auto" w:fill="F8FAFC"/>
-            <w:tcBorders>
-              <w:top w:val="single" w:sz="4" w:color="E2E8F0"/>
-              <w:left w:val="single" w:sz="4" w:color="E2E8F0"/>
-              <w:bottom w:val="single" w:sz="4" w:color="E2E8F0"/>
-              <w:right w:val="single" w:sz="4" w:color="E2E8F0"/>
-              <w:insideH w:val="single" w:sz="4" w:color="E2E8F0"/>
-              <w:insideV w:val="single" w:sz="4" w:color="E2E8F0"/>
-            </w:tcBorders>
-          </w:tcPr>
-          <w:p>
-            <w:r>
-              <w:rPr>
-                <w:b/>
-                <w:color w:val="2D3A8C"/>
-                <w:sz w:val="18"/>
-              </w:rPr>
-              <w:t>disabledPages</w:t>
-            </w:r>
-          </w:p>
-        </w:tc>
-        <w:tc>
-          <w:tcPr>
-            <w:tcW w:type="dxa" w:w="1417"/>
-            <w:shd w:val="clear" w:color="auto" w:fill="F8FAFC"/>
-            <w:tcBorders>
-              <w:top w:val="single" w:sz="4" w:color="E2E8F0"/>
-              <w:left w:val="single" w:sz="4" w:color="E2E8F0"/>
-              <w:bottom w:val="single" w:sz="4" w:color="E2E8F0"/>
-              <w:right w:val="single" w:sz="4" w:color="E2E8F0"/>
-              <w:insideH w:val="single" w:sz="4" w:color="E2E8F0"/>
-              <w:insideV w:val="single" w:sz="4" w:color="E2E8F0"/>
-            </w:tcBorders>
-          </w:tcPr>
-          <w:p>
-            <w:r>
-              <w:rPr>
-                <w:color w:val="1E293B"/>
-                <w:sz w:val="18"/>
-              </w:rPr>
-              <w:t>Array</w:t>
-            </w:r>
-          </w:p>
-        </w:tc>
-        <w:tc>
-          <w:tcPr>
-            <w:tcW w:type="dxa" w:w="1984"/>
-            <w:shd w:val="clear" w:color="auto" w:fill="F8FAFC"/>
-            <w:tcBorders>
-              <w:top w:val="single" w:sz="4" w:color="E2E8F0"/>
-              <w:left w:val="single" w:sz="4" w:color="E2E8F0"/>
-              <w:bottom w:val="single" w:sz="4" w:color="E2E8F0"/>
-              <w:right w:val="single" w:sz="4" w:color="E2E8F0"/>
-              <w:insideH w:val="single" w:sz="4" w:color="E2E8F0"/>
-              <w:insideV w:val="single" w:sz="4" w:color="E2E8F0"/>
-            </w:tcBorders>
-          </w:tcPr>
-          <w:p>
-            <w:r>
-              <w:rPr>
-                <w:color w:val="1E293B"/>
-                <w:sz w:val="18"/>
-              </w:rPr>
-              <w:t>[]</w:t>
-            </w:r>
-          </w:p>
-        </w:tc>
-        <w:tc>
-          <w:tcPr>
-            <w:tcW w:type="dxa" w:w="4535"/>
-            <w:shd w:val="clear" w:color="auto" w:fill="F8FAFC"/>
-            <w:tcBorders>
-              <w:top w:val="single" w:sz="4" w:color="E2E8F0"/>
-              <w:left w:val="single" w:sz="4" w:color="E2E8F0"/>
-              <w:bottom w:val="single" w:sz="4" w:color="E2E8F0"/>
-              <w:right w:val="single" w:sz="4" w:color="E2E8F0"/>
-              <w:insideH w:val="single" w:sz="4" w:color="E2E8F0"/>
-              <w:insideV w:val="single" w:sz="4" w:color="E2E8F0"/>
-            </w:tcBorders>
-          </w:tcPr>
-          <w:p>
-            <w:r>
-              <w:rPr>
-                <w:color w:val="1E293B"/>
-                <w:sz w:val="18"/>
-              </w:rPr>
-              <w:t>Слаги страниц, недоступных для перехода</w:t>
-            </w:r>
-          </w:p>
-        </w:tc>
-      </w:tr>
-      <w:tr>
-        <w:tc>
-          <w:tcPr>
-            <w:tcW w:type="dxa" w:w="2551"/>
-            <w:shd w:val="clear" w:color="auto" w:fill="FFFFFF"/>
-            <w:tcBorders>
-              <w:top w:val="single" w:sz="4" w:color="E2E8F0"/>
-              <w:left w:val="single" w:sz="4" w:color="E2E8F0"/>
-              <w:bottom w:val="single" w:sz="4" w:color="E2E8F0"/>
-              <w:right w:val="single" w:sz="4" w:color="E2E8F0"/>
-              <w:insideH w:val="single" w:sz="4" w:color="E2E8F0"/>
-              <w:insideV w:val="single" w:sz="4" w:color="E2E8F0"/>
-            </w:tcBorders>
-          </w:tcPr>
-          <w:p>
-            <w:r>
-              <w:rPr>
-                <w:b/>
-                <w:color w:val="2D3A8C"/>
-                <w:sz w:val="18"/>
-              </w:rPr>
-              <w:t>routesOrder</w:t>
-            </w:r>
-          </w:p>
-        </w:tc>
-        <w:tc>
-          <w:tcPr>
-            <w:tcW w:type="dxa" w:w="1417"/>
-            <w:shd w:val="clear" w:color="auto" w:fill="FFFFFF"/>
-            <w:tcBorders>
-              <w:top w:val="single" w:sz="4" w:color="E2E8F0"/>
-              <w:left w:val="single" w:sz="4" w:color="E2E8F0"/>
-              <w:bottom w:val="single" w:sz="4" w:color="E2E8F0"/>
-              <w:right w:val="single" w:sz="4" w:color="E2E8F0"/>
-              <w:insideH w:val="single" w:sz="4" w:color="E2E8F0"/>
-              <w:insideV w:val="single" w:sz="4" w:color="E2E8F0"/>
-            </w:tcBorders>
-          </w:tcPr>
-          <w:p>
-            <w:r>
-              <w:rPr>
-                <w:color w:val="1E293B"/>
-                <w:sz w:val="18"/>
-              </w:rPr>
-              <w:t>Array</w:t>
-            </w:r>
-          </w:p>
-        </w:tc>
-        <w:tc>
-          <w:tcPr>
-            <w:tcW w:type="dxa" w:w="1984"/>
-            <w:shd w:val="clear" w:color="auto" w:fill="FFFFFF"/>
-            <w:tcBorders>
-              <w:top w:val="single" w:sz="4" w:color="E2E8F0"/>
-              <w:left w:val="single" w:sz="4" w:color="E2E8F0"/>
-              <w:bottom w:val="single" w:sz="4" w:color="E2E8F0"/>
-              <w:right w:val="single" w:sz="4" w:color="E2E8F0"/>
-              <w:insideH w:val="single" w:sz="4" w:color="E2E8F0"/>
-              <w:insideV w:val="single" w:sz="4" w:color="E2E8F0"/>
-            </w:tcBorders>
-          </w:tcPr>
-          <w:p>
-            <w:r>
-              <w:rPr>
-                <w:color w:val="1E293B"/>
-                <w:sz w:val="18"/>
-              </w:rPr>
-              <w:t>[]</w:t>
-            </w:r>
-          </w:p>
-        </w:tc>
-        <w:tc>
-          <w:tcPr>
-            <w:tcW w:type="dxa" w:w="4535"/>
-            <w:shd w:val="clear" w:color="auto" w:fill="FFFFFF"/>
-            <w:tcBorders>
-              <w:top w:val="single" w:sz="4" w:color="E2E8F0"/>
-              <w:left w:val="single" w:sz="4" w:color="E2E8F0"/>
-              <w:bottom w:val="single" w:sz="4" w:color="E2E8F0"/>
-              <w:right w:val="single" w:sz="4" w:color="E2E8F0"/>
-              <w:insideH w:val="single" w:sz="4" w:color="E2E8F0"/>
-              <w:insideV w:val="single" w:sz="4" w:color="E2E8F0"/>
-            </w:tcBorders>
-          </w:tcPr>
-          <w:p>
-            <w:r>
-              <w:rPr>
-                <w:color w:val="1E293B"/>
-                <w:sz w:val="18"/>
-              </w:rPr>
-              <w:t>Порядок страниц (задаётся drag-and-drop в редакторе)</w:t>
-            </w:r>
-          </w:p>
-        </w:tc>
-      </w:tr>
-    </w:tbl>
-    <w:p/>
     <w:p>
+      <w:pPr>
+        <w:pStyle w:val="ListBullet"/>
+      </w:pPr>
       <w:r>
         <w:rPr>
-          <w:b/>
-          <w:color w:val="1E293B"/>
-          <w:sz w:val="22"/>
+          <w:sz w:val="21"/>
         </w:rPr>
-        <w:t>Пагинация</w:t>
+        <w:t>Гарнитура и размер шрифта.</w:t>
       </w:r>
     </w:p>
-    <w:tbl>
-      <w:tblPr>
-        <w:tblW w:type="auto" w:w="0"/>
-        <w:jc w:val="left"/>
-        <w:tblLook w:firstColumn="1" w:firstRow="1" w:lastColumn="0" w:lastRow="0" w:noHBand="0" w:noVBand="1" w:val="04A0"/>
-      </w:tblPr>
-      <w:tblGrid>
-        <w:gridCol w:w="2351"/>
-        <w:gridCol w:w="2351"/>
-        <w:gridCol w:w="2351"/>
-        <w:gridCol w:w="2351"/>
-      </w:tblGrid>
-      <w:tr>
-        <w:tc>
-          <w:tcPr>
-            <w:tcW w:type="dxa" w:w="2551"/>
-            <w:shd w:val="clear" w:color="auto" w:fill="4F6AFF"/>
-            <w:tcBorders>
-              <w:top w:val="single" w:sz="4" w:color="3A56F0"/>
-              <w:left w:val="single" w:sz="4" w:color="3A56F0"/>
-              <w:bottom w:val="single" w:sz="4" w:color="3A56F0"/>
-              <w:right w:val="single" w:sz="4" w:color="3A56F0"/>
-              <w:insideH w:val="single" w:sz="4" w:color="3A56F0"/>
-              <w:insideV w:val="single" w:sz="4" w:color="3A56F0"/>
-            </w:tcBorders>
-          </w:tcPr>
-          <w:p>
-            <w:pPr>
-              <w:jc w:val="left"/>
-            </w:pPr>
-            <w:r>
-              <w:rPr>
-                <w:b/>
-                <w:color w:val="FFFFFF"/>
-                <w:sz w:val="18"/>
-              </w:rPr>
-              <w:t>Параметр</w:t>
-            </w:r>
-          </w:p>
-        </w:tc>
-        <w:tc>
-          <w:tcPr>
-            <w:tcW w:type="dxa" w:w="1417"/>
-            <w:shd w:val="clear" w:color="auto" w:fill="4F6AFF"/>
-            <w:tcBorders>
-              <w:top w:val="single" w:sz="4" w:color="3A56F0"/>
-              <w:left w:val="single" w:sz="4" w:color="3A56F0"/>
-              <w:bottom w:val="single" w:sz="4" w:color="3A56F0"/>
-              <w:right w:val="single" w:sz="4" w:color="3A56F0"/>
-              <w:insideH w:val="single" w:sz="4" w:color="3A56F0"/>
-              <w:insideV w:val="single" w:sz="4" w:color="3A56F0"/>
-            </w:tcBorders>
-          </w:tcPr>
-          <w:p>
-            <w:pPr>
-              <w:jc w:val="left"/>
-            </w:pPr>
-            <w:r>
-              <w:rPr>
-                <w:b/>
-                <w:color w:val="FFFFFF"/>
-                <w:sz w:val="18"/>
-              </w:rPr>
-              <w:t>Тип</w:t>
-            </w:r>
-          </w:p>
-        </w:tc>
-        <w:tc>
-          <w:tcPr>
-            <w:tcW w:type="dxa" w:w="1984"/>
-            <w:shd w:val="clear" w:color="auto" w:fill="4F6AFF"/>
-            <w:tcBorders>
-              <w:top w:val="single" w:sz="4" w:color="3A56F0"/>
-              <w:left w:val="single" w:sz="4" w:color="3A56F0"/>
-              <w:bottom w:val="single" w:sz="4" w:color="3A56F0"/>
-              <w:right w:val="single" w:sz="4" w:color="3A56F0"/>
-              <w:insideH w:val="single" w:sz="4" w:color="3A56F0"/>
-              <w:insideV w:val="single" w:sz="4" w:color="3A56F0"/>
-            </w:tcBorders>
-          </w:tcPr>
-          <w:p>
-            <w:pPr>
-              <w:jc w:val="left"/>
-            </w:pPr>
-            <w:r>
-              <w:rPr>
-                <w:b/>
-                <w:color w:val="FFFFFF"/>
-                <w:sz w:val="18"/>
-              </w:rPr>
-              <w:t>Умолчание</w:t>
-            </w:r>
-          </w:p>
-        </w:tc>
-        <w:tc>
-          <w:tcPr>
-            <w:tcW w:type="dxa" w:w="4535"/>
-            <w:shd w:val="clear" w:color="auto" w:fill="4F6AFF"/>
-            <w:tcBorders>
-              <w:top w:val="single" w:sz="4" w:color="3A56F0"/>
-              <w:left w:val="single" w:sz="4" w:color="3A56F0"/>
-              <w:bottom w:val="single" w:sz="4" w:color="3A56F0"/>
-              <w:right w:val="single" w:sz="4" w:color="3A56F0"/>
-              <w:insideH w:val="single" w:sz="4" w:color="3A56F0"/>
-              <w:insideV w:val="single" w:sz="4" w:color="3A56F0"/>
-            </w:tcBorders>
-          </w:tcPr>
-          <w:p>
-            <w:pPr>
-              <w:jc w:val="left"/>
-            </w:pPr>
-            <w:r>
-              <w:rPr>
-                <w:b/>
-                <w:color w:val="FFFFFF"/>
-                <w:sz w:val="18"/>
-              </w:rPr>
-              <w:t>Описание</w:t>
-            </w:r>
-          </w:p>
-        </w:tc>
-      </w:tr>
-      <w:tr>
-        <w:tc>
-          <w:tcPr>
-            <w:tcW w:type="dxa" w:w="2551"/>
-            <w:shd w:val="clear" w:color="auto" w:fill="FFFFFF"/>
-            <w:tcBorders>
-              <w:top w:val="single" w:sz="4" w:color="E2E8F0"/>
-              <w:left w:val="single" w:sz="4" w:color="E2E8F0"/>
-              <w:bottom w:val="single" w:sz="4" w:color="E2E8F0"/>
-              <w:right w:val="single" w:sz="4" w:color="E2E8F0"/>
-              <w:insideH w:val="single" w:sz="4" w:color="E2E8F0"/>
-              <w:insideV w:val="single" w:sz="4" w:color="E2E8F0"/>
-            </w:tcBorders>
-          </w:tcPr>
-          <w:p>
-            <w:r>
-              <w:rPr>
-                <w:b/>
-                <w:color w:val="2D3A8C"/>
-                <w:sz w:val="18"/>
-              </w:rPr>
-              <w:t>enablePagination</w:t>
-            </w:r>
-          </w:p>
-        </w:tc>
-        <w:tc>
-          <w:tcPr>
-            <w:tcW w:type="dxa" w:w="1417"/>
-            <w:shd w:val="clear" w:color="auto" w:fill="FFFFFF"/>
-            <w:tcBorders>
-              <w:top w:val="single" w:sz="4" w:color="E2E8F0"/>
-              <w:left w:val="single" w:sz="4" w:color="E2E8F0"/>
-              <w:bottom w:val="single" w:sz="4" w:color="E2E8F0"/>
-              <w:right w:val="single" w:sz="4" w:color="E2E8F0"/>
-              <w:insideH w:val="single" w:sz="4" w:color="E2E8F0"/>
-              <w:insideV w:val="single" w:sz="4" w:color="E2E8F0"/>
-            </w:tcBorders>
-          </w:tcPr>
-          <w:p>
-            <w:r>
-              <w:rPr>
-                <w:color w:val="1E293B"/>
-                <w:sz w:val="18"/>
-              </w:rPr>
-              <w:t>Boolean</w:t>
-            </w:r>
-          </w:p>
-        </w:tc>
-        <w:tc>
-          <w:tcPr>
-            <w:tcW w:type="dxa" w:w="1984"/>
-            <w:shd w:val="clear" w:color="auto" w:fill="FFFFFF"/>
-            <w:tcBorders>
-              <w:top w:val="single" w:sz="4" w:color="E2E8F0"/>
-              <w:left w:val="single" w:sz="4" w:color="E2E8F0"/>
-              <w:bottom w:val="single" w:sz="4" w:color="E2E8F0"/>
-              <w:right w:val="single" w:sz="4" w:color="E2E8F0"/>
-              <w:insideH w:val="single" w:sz="4" w:color="E2E8F0"/>
-              <w:insideV w:val="single" w:sz="4" w:color="E2E8F0"/>
-            </w:tcBorders>
-          </w:tcPr>
-          <w:p>
-            <w:r>
-              <w:rPr>
-                <w:color w:val="1E293B"/>
-                <w:sz w:val="18"/>
-              </w:rPr>
-              <w:t>true</w:t>
-            </w:r>
-          </w:p>
-        </w:tc>
-        <w:tc>
-          <w:tcPr>
-            <w:tcW w:type="dxa" w:w="4535"/>
-            <w:shd w:val="clear" w:color="auto" w:fill="FFFFFF"/>
-            <w:tcBorders>
-              <w:top w:val="single" w:sz="4" w:color="E2E8F0"/>
-              <w:left w:val="single" w:sz="4" w:color="E2E8F0"/>
-              <w:bottom w:val="single" w:sz="4" w:color="E2E8F0"/>
-              <w:right w:val="single" w:sz="4" w:color="E2E8F0"/>
-              <w:insideH w:val="single" w:sz="4" w:color="E2E8F0"/>
-              <w:insideV w:val="single" w:sz="4" w:color="E2E8F0"/>
-            </w:tcBorders>
-          </w:tcPr>
-          <w:p>
-            <w:r>
-              <w:rPr>
-                <w:color w:val="1E293B"/>
-                <w:sz w:val="18"/>
-              </w:rPr>
-              <w:t>Включить пагинацию</w:t>
-            </w:r>
-          </w:p>
-        </w:tc>
-      </w:tr>
-      <w:tr>
-        <w:tc>
-          <w:tcPr>
-            <w:tcW w:type="dxa" w:w="2551"/>
-            <w:shd w:val="clear" w:color="auto" w:fill="F8FAFC"/>
-            <w:tcBorders>
-              <w:top w:val="single" w:sz="4" w:color="E2E8F0"/>
-              <w:left w:val="single" w:sz="4" w:color="E2E8F0"/>
-              <w:bottom w:val="single" w:sz="4" w:color="E2E8F0"/>
-              <w:right w:val="single" w:sz="4" w:color="E2E8F0"/>
-              <w:insideH w:val="single" w:sz="4" w:color="E2E8F0"/>
-              <w:insideV w:val="single" w:sz="4" w:color="E2E8F0"/>
-            </w:tcBorders>
-          </w:tcPr>
-          <w:p>
-            <w:r>
-              <w:rPr>
-                <w:b/>
-                <w:color w:val="2D3A8C"/>
-                <w:sz w:val="18"/>
-              </w:rPr>
-              <w:t>paginationType</w:t>
-            </w:r>
-          </w:p>
-        </w:tc>
-        <w:tc>
-          <w:tcPr>
-            <w:tcW w:type="dxa" w:w="1417"/>
-            <w:shd w:val="clear" w:color="auto" w:fill="F8FAFC"/>
-            <w:tcBorders>
-              <w:top w:val="single" w:sz="4" w:color="E2E8F0"/>
-              <w:left w:val="single" w:sz="4" w:color="E2E8F0"/>
-              <w:bottom w:val="single" w:sz="4" w:color="E2E8F0"/>
-              <w:right w:val="single" w:sz="4" w:color="E2E8F0"/>
-              <w:insideH w:val="single" w:sz="4" w:color="E2E8F0"/>
-              <w:insideV w:val="single" w:sz="4" w:color="E2E8F0"/>
-            </w:tcBorders>
-          </w:tcPr>
-          <w:p>
-            <w:r>
-              <w:rPr>
-                <w:color w:val="1E293B"/>
-                <w:sz w:val="18"/>
-              </w:rPr>
-              <w:t>String</w:t>
-            </w:r>
-          </w:p>
-        </w:tc>
-        <w:tc>
-          <w:tcPr>
-            <w:tcW w:type="dxa" w:w="1984"/>
-            <w:shd w:val="clear" w:color="auto" w:fill="F8FAFC"/>
-            <w:tcBorders>
-              <w:top w:val="single" w:sz="4" w:color="E2E8F0"/>
-              <w:left w:val="single" w:sz="4" w:color="E2E8F0"/>
-              <w:bottom w:val="single" w:sz="4" w:color="E2E8F0"/>
-              <w:right w:val="single" w:sz="4" w:color="E2E8F0"/>
-              <w:insideH w:val="single" w:sz="4" w:color="E2E8F0"/>
-              <w:insideV w:val="single" w:sz="4" w:color="E2E8F0"/>
-            </w:tcBorders>
-          </w:tcPr>
-          <w:p>
-            <w:r>
-              <w:rPr>
-                <w:color w:val="1E293B"/>
-                <w:sz w:val="18"/>
-              </w:rPr>
-              <w:t>scroll</w:t>
-            </w:r>
-          </w:p>
-        </w:tc>
-        <w:tc>
-          <w:tcPr>
-            <w:tcW w:type="dxa" w:w="4535"/>
-            <w:shd w:val="clear" w:color="auto" w:fill="F8FAFC"/>
-            <w:tcBorders>
-              <w:top w:val="single" w:sz="4" w:color="E2E8F0"/>
-              <w:left w:val="single" w:sz="4" w:color="E2E8F0"/>
-              <w:bottom w:val="single" w:sz="4" w:color="E2E8F0"/>
-              <w:right w:val="single" w:sz="4" w:color="E2E8F0"/>
-              <w:insideH w:val="single" w:sz="4" w:color="E2E8F0"/>
-              <w:insideV w:val="single" w:sz="4" w:color="E2E8F0"/>
-            </w:tcBorders>
-          </w:tcPr>
-          <w:p>
-            <w:r>
-              <w:rPr>
-                <w:color w:val="1E293B"/>
-                <w:sz w:val="18"/>
-              </w:rPr>
-              <w:t>Тип: scroll (непрерывная) / pages (постраничная)</w:t>
-            </w:r>
-          </w:p>
-        </w:tc>
-      </w:tr>
-      <w:tr>
-        <w:tc>
-          <w:tcPr>
-            <w:tcW w:type="dxa" w:w="2551"/>
-            <w:shd w:val="clear" w:color="auto" w:fill="FFFFFF"/>
-            <w:tcBorders>
-              <w:top w:val="single" w:sz="4" w:color="E2E8F0"/>
-              <w:left w:val="single" w:sz="4" w:color="E2E8F0"/>
-              <w:bottom w:val="single" w:sz="4" w:color="E2E8F0"/>
-              <w:right w:val="single" w:sz="4" w:color="E2E8F0"/>
-              <w:insideH w:val="single" w:sz="4" w:color="E2E8F0"/>
-              <w:insideV w:val="single" w:sz="4" w:color="E2E8F0"/>
-            </w:tcBorders>
-          </w:tcPr>
-          <w:p>
-            <w:r>
-              <w:rPr>
-                <w:b/>
-                <w:color w:val="2D3A8C"/>
-                <w:sz w:val="18"/>
-              </w:rPr>
-              <w:t>itemsPerPage</w:t>
-            </w:r>
-          </w:p>
-        </w:tc>
-        <w:tc>
-          <w:tcPr>
-            <w:tcW w:type="dxa" w:w="1417"/>
-            <w:shd w:val="clear" w:color="auto" w:fill="FFFFFF"/>
-            <w:tcBorders>
-              <w:top w:val="single" w:sz="4" w:color="E2E8F0"/>
-              <w:left w:val="single" w:sz="4" w:color="E2E8F0"/>
-              <w:bottom w:val="single" w:sz="4" w:color="E2E8F0"/>
-              <w:right w:val="single" w:sz="4" w:color="E2E8F0"/>
-              <w:insideH w:val="single" w:sz="4" w:color="E2E8F0"/>
-              <w:insideV w:val="single" w:sz="4" w:color="E2E8F0"/>
-            </w:tcBorders>
-          </w:tcPr>
-          <w:p>
-            <w:r>
-              <w:rPr>
-                <w:color w:val="1E293B"/>
-                <w:sz w:val="18"/>
-              </w:rPr>
-              <w:t>Number</w:t>
-            </w:r>
-          </w:p>
-        </w:tc>
-        <w:tc>
-          <w:tcPr>
-            <w:tcW w:type="dxa" w:w="1984"/>
-            <w:shd w:val="clear" w:color="auto" w:fill="FFFFFF"/>
-            <w:tcBorders>
-              <w:top w:val="single" w:sz="4" w:color="E2E8F0"/>
-              <w:left w:val="single" w:sz="4" w:color="E2E8F0"/>
-              <w:bottom w:val="single" w:sz="4" w:color="E2E8F0"/>
-              <w:right w:val="single" w:sz="4" w:color="E2E8F0"/>
-              <w:insideH w:val="single" w:sz="4" w:color="E2E8F0"/>
-              <w:insideV w:val="single" w:sz="4" w:color="E2E8F0"/>
-            </w:tcBorders>
-          </w:tcPr>
-          <w:p>
-            <w:r>
-              <w:rPr>
-                <w:color w:val="1E293B"/>
-                <w:sz w:val="18"/>
-              </w:rPr>
-              <w:t>6</w:t>
-            </w:r>
-          </w:p>
-        </w:tc>
-        <w:tc>
-          <w:tcPr>
-            <w:tcW w:type="dxa" w:w="4535"/>
-            <w:shd w:val="clear" w:color="auto" w:fill="FFFFFF"/>
-            <w:tcBorders>
-              <w:top w:val="single" w:sz="4" w:color="E2E8F0"/>
-              <w:left w:val="single" w:sz="4" w:color="E2E8F0"/>
-              <w:bottom w:val="single" w:sz="4" w:color="E2E8F0"/>
-              <w:right w:val="single" w:sz="4" w:color="E2E8F0"/>
-              <w:insideH w:val="single" w:sz="4" w:color="E2E8F0"/>
-              <w:insideV w:val="single" w:sz="4" w:color="E2E8F0"/>
-            </w:tcBorders>
-          </w:tcPr>
-          <w:p>
-            <w:r>
-              <w:rPr>
-                <w:color w:val="1E293B"/>
-                <w:sz w:val="18"/>
-              </w:rPr>
-              <w:t>Элементов на странице</w:t>
-            </w:r>
-          </w:p>
-        </w:tc>
-      </w:tr>
-      <w:tr>
-        <w:tc>
-          <w:tcPr>
-            <w:tcW w:type="dxa" w:w="2551"/>
-            <w:shd w:val="clear" w:color="auto" w:fill="F8FAFC"/>
-            <w:tcBorders>
-              <w:top w:val="single" w:sz="4" w:color="E2E8F0"/>
-              <w:left w:val="single" w:sz="4" w:color="E2E8F0"/>
-              <w:bottom w:val="single" w:sz="4" w:color="E2E8F0"/>
-              <w:right w:val="single" w:sz="4" w:color="E2E8F0"/>
-              <w:insideH w:val="single" w:sz="4" w:color="E2E8F0"/>
-              <w:insideV w:val="single" w:sz="4" w:color="E2E8F0"/>
-            </w:tcBorders>
-          </w:tcPr>
-          <w:p>
-            <w:r>
-              <w:rPr>
-                <w:b/>
-                <w:color w:val="2D3A8C"/>
-                <w:sz w:val="18"/>
-              </w:rPr>
-              <w:t>paginationActiveColor</w:t>
-            </w:r>
-          </w:p>
-        </w:tc>
-        <w:tc>
-          <w:tcPr>
-            <w:tcW w:type="dxa" w:w="1417"/>
-            <w:shd w:val="clear" w:color="auto" w:fill="F8FAFC"/>
-            <w:tcBorders>
-              <w:top w:val="single" w:sz="4" w:color="E2E8F0"/>
-              <w:left w:val="single" w:sz="4" w:color="E2E8F0"/>
-              <w:bottom w:val="single" w:sz="4" w:color="E2E8F0"/>
-              <w:right w:val="single" w:sz="4" w:color="E2E8F0"/>
-              <w:insideH w:val="single" w:sz="4" w:color="E2E8F0"/>
-              <w:insideV w:val="single" w:sz="4" w:color="E2E8F0"/>
-            </w:tcBorders>
-          </w:tcPr>
-          <w:p>
-            <w:r>
-              <w:rPr>
-                <w:color w:val="1E293B"/>
-                <w:sz w:val="18"/>
-              </w:rPr>
-              <w:t>String</w:t>
-            </w:r>
-          </w:p>
-        </w:tc>
-        <w:tc>
-          <w:tcPr>
-            <w:tcW w:type="dxa" w:w="1984"/>
-            <w:shd w:val="clear" w:color="auto" w:fill="F8FAFC"/>
-            <w:tcBorders>
-              <w:top w:val="single" w:sz="4" w:color="E2E8F0"/>
-              <w:left w:val="single" w:sz="4" w:color="E2E8F0"/>
-              <w:bottom w:val="single" w:sz="4" w:color="E2E8F0"/>
-              <w:right w:val="single" w:sz="4" w:color="E2E8F0"/>
-              <w:insideH w:val="single" w:sz="4" w:color="E2E8F0"/>
-              <w:insideV w:val="single" w:sz="4" w:color="E2E8F0"/>
-            </w:tcBorders>
-          </w:tcPr>
-          <w:p>
-            <w:r>
-              <w:rPr>
-                <w:color w:val="1E293B"/>
-                <w:sz w:val="18"/>
-              </w:rPr>
-              <w:t>#3b82f6</w:t>
-            </w:r>
-          </w:p>
-        </w:tc>
-        <w:tc>
-          <w:tcPr>
-            <w:tcW w:type="dxa" w:w="4535"/>
-            <w:shd w:val="clear" w:color="auto" w:fill="F8FAFC"/>
-            <w:tcBorders>
-              <w:top w:val="single" w:sz="4" w:color="E2E8F0"/>
-              <w:left w:val="single" w:sz="4" w:color="E2E8F0"/>
-              <w:bottom w:val="single" w:sz="4" w:color="E2E8F0"/>
-              <w:right w:val="single" w:sz="4" w:color="E2E8F0"/>
-              <w:insideH w:val="single" w:sz="4" w:color="E2E8F0"/>
-              <w:insideV w:val="single" w:sz="4" w:color="E2E8F0"/>
-            </w:tcBorders>
-          </w:tcPr>
-          <w:p>
-            <w:r>
-              <w:rPr>
-                <w:color w:val="1E293B"/>
-                <w:sz w:val="18"/>
-              </w:rPr>
-              <w:t>Цвет активного элемента пагинации</w:t>
-            </w:r>
-          </w:p>
-        </w:tc>
-      </w:tr>
-    </w:tbl>
-    <w:p/>
     <w:p>
+      <w:pPr>
+        <w:pStyle w:val="ListBullet"/>
+      </w:pPr>
       <w:r>
         <w:rPr>
-          <w:b/>
-          <w:color w:val="1E293B"/>
-          <w:sz w:val="22"/>
+          <w:sz w:val="21"/>
         </w:rPr>
-        <w:t>Иерархия</w:t>
+        <w:t>Иконки для бургера (открыт/закрыт) и иконки разворачивания уровней иерархии — указываются как MDI-имена без префикса mdi-.</w:t>
       </w:r>
     </w:p>
-    <w:tbl>
-      <w:tblPr>
-        <w:tblW w:type="auto" w:w="0"/>
-        <w:jc w:val="left"/>
-        <w:tblLook w:firstColumn="1" w:firstRow="1" w:lastColumn="0" w:lastRow="0" w:noHBand="0" w:noVBand="1" w:val="04A0"/>
-      </w:tblPr>
-      <w:tblGrid>
-        <w:gridCol w:w="2351"/>
-        <w:gridCol w:w="2351"/>
-        <w:gridCol w:w="2351"/>
-        <w:gridCol w:w="2351"/>
-      </w:tblGrid>
-      <w:tr>
-        <w:tc>
-          <w:tcPr>
-            <w:tcW w:type="dxa" w:w="2551"/>
-            <w:shd w:val="clear" w:color="auto" w:fill="4F6AFF"/>
-            <w:tcBorders>
-              <w:top w:val="single" w:sz="4" w:color="3A56F0"/>
-              <w:left w:val="single" w:sz="4" w:color="3A56F0"/>
-              <w:bottom w:val="single" w:sz="4" w:color="3A56F0"/>
-              <w:right w:val="single" w:sz="4" w:color="3A56F0"/>
-              <w:insideH w:val="single" w:sz="4" w:color="3A56F0"/>
-              <w:insideV w:val="single" w:sz="4" w:color="3A56F0"/>
-            </w:tcBorders>
-          </w:tcPr>
-          <w:p>
-            <w:pPr>
-              <w:jc w:val="left"/>
-            </w:pPr>
-            <w:r>
-              <w:rPr>
-                <w:b/>
-                <w:color w:val="FFFFFF"/>
-                <w:sz w:val="18"/>
-              </w:rPr>
-              <w:t>Параметр</w:t>
-            </w:r>
-          </w:p>
-        </w:tc>
-        <w:tc>
-          <w:tcPr>
-            <w:tcW w:type="dxa" w:w="1417"/>
-            <w:shd w:val="clear" w:color="auto" w:fill="4F6AFF"/>
-            <w:tcBorders>
-              <w:top w:val="single" w:sz="4" w:color="3A56F0"/>
-              <w:left w:val="single" w:sz="4" w:color="3A56F0"/>
-              <w:bottom w:val="single" w:sz="4" w:color="3A56F0"/>
-              <w:right w:val="single" w:sz="4" w:color="3A56F0"/>
-              <w:insideH w:val="single" w:sz="4" w:color="3A56F0"/>
-              <w:insideV w:val="single" w:sz="4" w:color="3A56F0"/>
-            </w:tcBorders>
-          </w:tcPr>
-          <w:p>
-            <w:pPr>
-              <w:jc w:val="left"/>
-            </w:pPr>
-            <w:r>
-              <w:rPr>
-                <w:b/>
-                <w:color w:val="FFFFFF"/>
-                <w:sz w:val="18"/>
-              </w:rPr>
-              <w:t>Тип</w:t>
-            </w:r>
-          </w:p>
-        </w:tc>
-        <w:tc>
-          <w:tcPr>
-            <w:tcW w:type="dxa" w:w="1984"/>
-            <w:shd w:val="clear" w:color="auto" w:fill="4F6AFF"/>
-            <w:tcBorders>
-              <w:top w:val="single" w:sz="4" w:color="3A56F0"/>
-              <w:left w:val="single" w:sz="4" w:color="3A56F0"/>
-              <w:bottom w:val="single" w:sz="4" w:color="3A56F0"/>
-              <w:right w:val="single" w:sz="4" w:color="3A56F0"/>
-              <w:insideH w:val="single" w:sz="4" w:color="3A56F0"/>
-              <w:insideV w:val="single" w:sz="4" w:color="3A56F0"/>
-            </w:tcBorders>
-          </w:tcPr>
-          <w:p>
-            <w:pPr>
-              <w:jc w:val="left"/>
-            </w:pPr>
-            <w:r>
-              <w:rPr>
-                <w:b/>
-                <w:color w:val="FFFFFF"/>
-                <w:sz w:val="18"/>
-              </w:rPr>
-              <w:t>Умолчание</w:t>
-            </w:r>
-          </w:p>
-        </w:tc>
-        <w:tc>
-          <w:tcPr>
-            <w:tcW w:type="dxa" w:w="4535"/>
-            <w:shd w:val="clear" w:color="auto" w:fill="4F6AFF"/>
-            <w:tcBorders>
-              <w:top w:val="single" w:sz="4" w:color="3A56F0"/>
-              <w:left w:val="single" w:sz="4" w:color="3A56F0"/>
-              <w:bottom w:val="single" w:sz="4" w:color="3A56F0"/>
-              <w:right w:val="single" w:sz="4" w:color="3A56F0"/>
-              <w:insideH w:val="single" w:sz="4" w:color="3A56F0"/>
-              <w:insideV w:val="single" w:sz="4" w:color="3A56F0"/>
-            </w:tcBorders>
-          </w:tcPr>
-          <w:p>
-            <w:pPr>
-              <w:jc w:val="left"/>
-            </w:pPr>
-            <w:r>
-              <w:rPr>
-                <w:b/>
-                <w:color w:val="FFFFFF"/>
-                <w:sz w:val="18"/>
-              </w:rPr>
-              <w:t>Описание</w:t>
-            </w:r>
-          </w:p>
-        </w:tc>
-      </w:tr>
-      <w:tr>
-        <w:tc>
-          <w:tcPr>
-            <w:tcW w:type="dxa" w:w="2551"/>
-            <w:shd w:val="clear" w:color="auto" w:fill="FFFFFF"/>
-            <w:tcBorders>
-              <w:top w:val="single" w:sz="4" w:color="E2E8F0"/>
-              <w:left w:val="single" w:sz="4" w:color="E2E8F0"/>
-              <w:bottom w:val="single" w:sz="4" w:color="E2E8F0"/>
-              <w:right w:val="single" w:sz="4" w:color="E2E8F0"/>
-              <w:insideH w:val="single" w:sz="4" w:color="E2E8F0"/>
-              <w:insideV w:val="single" w:sz="4" w:color="E2E8F0"/>
-            </w:tcBorders>
-          </w:tcPr>
-          <w:p>
-            <w:r>
-              <w:rPr>
-                <w:b/>
-                <w:color w:val="2D3A8C"/>
-                <w:sz w:val="18"/>
-              </w:rPr>
-              <w:t>enableHierarchy</w:t>
-            </w:r>
-          </w:p>
-        </w:tc>
-        <w:tc>
-          <w:tcPr>
-            <w:tcW w:type="dxa" w:w="1417"/>
-            <w:shd w:val="clear" w:color="auto" w:fill="FFFFFF"/>
-            <w:tcBorders>
-              <w:top w:val="single" w:sz="4" w:color="E2E8F0"/>
-              <w:left w:val="single" w:sz="4" w:color="E2E8F0"/>
-              <w:bottom w:val="single" w:sz="4" w:color="E2E8F0"/>
-              <w:right w:val="single" w:sz="4" w:color="E2E8F0"/>
-              <w:insideH w:val="single" w:sz="4" w:color="E2E8F0"/>
-              <w:insideV w:val="single" w:sz="4" w:color="E2E8F0"/>
-            </w:tcBorders>
-          </w:tcPr>
-          <w:p>
-            <w:r>
-              <w:rPr>
-                <w:color w:val="1E293B"/>
-                <w:sz w:val="18"/>
-              </w:rPr>
-              <w:t>Boolean</w:t>
-            </w:r>
-          </w:p>
-        </w:tc>
-        <w:tc>
-          <w:tcPr>
-            <w:tcW w:type="dxa" w:w="1984"/>
-            <w:shd w:val="clear" w:color="auto" w:fill="FFFFFF"/>
-            <w:tcBorders>
-              <w:top w:val="single" w:sz="4" w:color="E2E8F0"/>
-              <w:left w:val="single" w:sz="4" w:color="E2E8F0"/>
-              <w:bottom w:val="single" w:sz="4" w:color="E2E8F0"/>
-              <w:right w:val="single" w:sz="4" w:color="E2E8F0"/>
-              <w:insideH w:val="single" w:sz="4" w:color="E2E8F0"/>
-              <w:insideV w:val="single" w:sz="4" w:color="E2E8F0"/>
-            </w:tcBorders>
-          </w:tcPr>
-          <w:p>
-            <w:r>
-              <w:rPr>
-                <w:color w:val="1E293B"/>
-                <w:sz w:val="18"/>
-              </w:rPr>
-              <w:t>false</w:t>
-            </w:r>
-          </w:p>
-        </w:tc>
-        <w:tc>
-          <w:tcPr>
-            <w:tcW w:type="dxa" w:w="4535"/>
-            <w:shd w:val="clear" w:color="auto" w:fill="FFFFFF"/>
-            <w:tcBorders>
-              <w:top w:val="single" w:sz="4" w:color="E2E8F0"/>
-              <w:left w:val="single" w:sz="4" w:color="E2E8F0"/>
-              <w:bottom w:val="single" w:sz="4" w:color="E2E8F0"/>
-              <w:right w:val="single" w:sz="4" w:color="E2E8F0"/>
-              <w:insideH w:val="single" w:sz="4" w:color="E2E8F0"/>
-              <w:insideV w:val="single" w:sz="4" w:color="E2E8F0"/>
-            </w:tcBorders>
-          </w:tcPr>
-          <w:p>
-            <w:r>
-              <w:rPr>
-                <w:color w:val="1E293B"/>
-                <w:sz w:val="18"/>
-              </w:rPr>
-              <w:t>Включить иерархию страниц</w:t>
-            </w:r>
-          </w:p>
-        </w:tc>
-      </w:tr>
-      <w:tr>
-        <w:tc>
-          <w:tcPr>
-            <w:tcW w:type="dxa" w:w="2551"/>
-            <w:shd w:val="clear" w:color="auto" w:fill="F8FAFC"/>
-            <w:tcBorders>
-              <w:top w:val="single" w:sz="4" w:color="E2E8F0"/>
-              <w:left w:val="single" w:sz="4" w:color="E2E8F0"/>
-              <w:bottom w:val="single" w:sz="4" w:color="E2E8F0"/>
-              <w:right w:val="single" w:sz="4" w:color="E2E8F0"/>
-              <w:insideH w:val="single" w:sz="4" w:color="E2E8F0"/>
-              <w:insideV w:val="single" w:sz="4" w:color="E2E8F0"/>
-            </w:tcBorders>
-          </w:tcPr>
-          <w:p>
-            <w:r>
-              <w:rPr>
-                <w:b/>
-                <w:color w:val="2D3A8C"/>
-                <w:sz w:val="18"/>
-              </w:rPr>
-              <w:t>hierarchy</w:t>
-            </w:r>
-          </w:p>
-        </w:tc>
-        <w:tc>
-          <w:tcPr>
-            <w:tcW w:type="dxa" w:w="1417"/>
-            <w:shd w:val="clear" w:color="auto" w:fill="F8FAFC"/>
-            <w:tcBorders>
-              <w:top w:val="single" w:sz="4" w:color="E2E8F0"/>
-              <w:left w:val="single" w:sz="4" w:color="E2E8F0"/>
-              <w:bottom w:val="single" w:sz="4" w:color="E2E8F0"/>
-              <w:right w:val="single" w:sz="4" w:color="E2E8F0"/>
-              <w:insideH w:val="single" w:sz="4" w:color="E2E8F0"/>
-              <w:insideV w:val="single" w:sz="4" w:color="E2E8F0"/>
-            </w:tcBorders>
-          </w:tcPr>
-          <w:p>
-            <w:r>
-              <w:rPr>
-                <w:color w:val="1E293B"/>
-                <w:sz w:val="18"/>
-              </w:rPr>
-              <w:t>Object</w:t>
-            </w:r>
-          </w:p>
-        </w:tc>
-        <w:tc>
-          <w:tcPr>
-            <w:tcW w:type="dxa" w:w="1984"/>
-            <w:shd w:val="clear" w:color="auto" w:fill="F8FAFC"/>
-            <w:tcBorders>
-              <w:top w:val="single" w:sz="4" w:color="E2E8F0"/>
-              <w:left w:val="single" w:sz="4" w:color="E2E8F0"/>
-              <w:bottom w:val="single" w:sz="4" w:color="E2E8F0"/>
-              <w:right w:val="single" w:sz="4" w:color="E2E8F0"/>
-              <w:insideH w:val="single" w:sz="4" w:color="E2E8F0"/>
-              <w:insideV w:val="single" w:sz="4" w:color="E2E8F0"/>
-            </w:tcBorders>
-          </w:tcPr>
-          <w:p>
-            <w:r>
-              <w:rPr>
-                <w:color w:val="1E293B"/>
-                <w:sz w:val="18"/>
-              </w:rPr>
-              <w:t>{}</w:t>
-            </w:r>
-          </w:p>
-        </w:tc>
-        <w:tc>
-          <w:tcPr>
-            <w:tcW w:type="dxa" w:w="4535"/>
-            <w:shd w:val="clear" w:color="auto" w:fill="F8FAFC"/>
-            <w:tcBorders>
-              <w:top w:val="single" w:sz="4" w:color="E2E8F0"/>
-              <w:left w:val="single" w:sz="4" w:color="E2E8F0"/>
-              <w:bottom w:val="single" w:sz="4" w:color="E2E8F0"/>
-              <w:right w:val="single" w:sz="4" w:color="E2E8F0"/>
-              <w:insideH w:val="single" w:sz="4" w:color="E2E8F0"/>
-              <w:insideV w:val="single" w:sz="4" w:color="E2E8F0"/>
-            </w:tcBorders>
-          </w:tcPr>
-          <w:p>
-            <w:r>
-              <w:rPr>
-                <w:color w:val="1E293B"/>
-                <w:sz w:val="18"/>
-              </w:rPr>
-              <w:t>Объект иерархии {parentSlug: [childSlug, ...]}</w:t>
-            </w:r>
-          </w:p>
-        </w:tc>
-      </w:tr>
-      <w:tr>
-        <w:tc>
-          <w:tcPr>
-            <w:tcW w:type="dxa" w:w="2551"/>
-            <w:shd w:val="clear" w:color="auto" w:fill="FFFFFF"/>
-            <w:tcBorders>
-              <w:top w:val="single" w:sz="4" w:color="E2E8F0"/>
-              <w:left w:val="single" w:sz="4" w:color="E2E8F0"/>
-              <w:bottom w:val="single" w:sz="4" w:color="E2E8F0"/>
-              <w:right w:val="single" w:sz="4" w:color="E2E8F0"/>
-              <w:insideH w:val="single" w:sz="4" w:color="E2E8F0"/>
-              <w:insideV w:val="single" w:sz="4" w:color="E2E8F0"/>
-            </w:tcBorders>
-          </w:tcPr>
-          <w:p>
-            <w:r>
-              <w:rPr>
-                <w:b/>
-                <w:color w:val="2D3A8C"/>
-                <w:sz w:val="18"/>
-              </w:rPr>
-              <w:t>hierarchyIndent</w:t>
-            </w:r>
-          </w:p>
-        </w:tc>
-        <w:tc>
-          <w:tcPr>
-            <w:tcW w:type="dxa" w:w="1417"/>
-            <w:shd w:val="clear" w:color="auto" w:fill="FFFFFF"/>
-            <w:tcBorders>
-              <w:top w:val="single" w:sz="4" w:color="E2E8F0"/>
-              <w:left w:val="single" w:sz="4" w:color="E2E8F0"/>
-              <w:bottom w:val="single" w:sz="4" w:color="E2E8F0"/>
-              <w:right w:val="single" w:sz="4" w:color="E2E8F0"/>
-              <w:insideH w:val="single" w:sz="4" w:color="E2E8F0"/>
-              <w:insideV w:val="single" w:sz="4" w:color="E2E8F0"/>
-            </w:tcBorders>
-          </w:tcPr>
-          <w:p>
-            <w:r>
-              <w:rPr>
-                <w:color w:val="1E293B"/>
-                <w:sz w:val="18"/>
-              </w:rPr>
-              <w:t>Number</w:t>
-            </w:r>
-          </w:p>
-        </w:tc>
-        <w:tc>
-          <w:tcPr>
-            <w:tcW w:type="dxa" w:w="1984"/>
-            <w:shd w:val="clear" w:color="auto" w:fill="FFFFFF"/>
-            <w:tcBorders>
-              <w:top w:val="single" w:sz="4" w:color="E2E8F0"/>
-              <w:left w:val="single" w:sz="4" w:color="E2E8F0"/>
-              <w:bottom w:val="single" w:sz="4" w:color="E2E8F0"/>
-              <w:right w:val="single" w:sz="4" w:color="E2E8F0"/>
-              <w:insideH w:val="single" w:sz="4" w:color="E2E8F0"/>
-              <w:insideV w:val="single" w:sz="4" w:color="E2E8F0"/>
-            </w:tcBorders>
-          </w:tcPr>
-          <w:p>
-            <w:r>
-              <w:rPr>
-                <w:color w:val="1E293B"/>
-                <w:sz w:val="18"/>
-              </w:rPr>
-              <w:t>2.5</w:t>
-            </w:r>
-          </w:p>
-        </w:tc>
-        <w:tc>
-          <w:tcPr>
-            <w:tcW w:type="dxa" w:w="4535"/>
-            <w:shd w:val="clear" w:color="auto" w:fill="FFFFFF"/>
-            <w:tcBorders>
-              <w:top w:val="single" w:sz="4" w:color="E2E8F0"/>
-              <w:left w:val="single" w:sz="4" w:color="E2E8F0"/>
-              <w:bottom w:val="single" w:sz="4" w:color="E2E8F0"/>
-              <w:right w:val="single" w:sz="4" w:color="E2E8F0"/>
-              <w:insideH w:val="single" w:sz="4" w:color="E2E8F0"/>
-              <w:insideV w:val="single" w:sz="4" w:color="E2E8F0"/>
-            </w:tcBorders>
-          </w:tcPr>
-          <w:p>
-            <w:r>
-              <w:rPr>
-                <w:color w:val="1E293B"/>
-                <w:sz w:val="18"/>
-              </w:rPr>
-              <w:t>Отступ дочернего уровня (rem)</w:t>
-            </w:r>
-          </w:p>
-        </w:tc>
-      </w:tr>
-      <w:tr>
-        <w:tc>
-          <w:tcPr>
-            <w:tcW w:type="dxa" w:w="2551"/>
-            <w:shd w:val="clear" w:color="auto" w:fill="F8FAFC"/>
-            <w:tcBorders>
-              <w:top w:val="single" w:sz="4" w:color="E2E8F0"/>
-              <w:left w:val="single" w:sz="4" w:color="E2E8F0"/>
-              <w:bottom w:val="single" w:sz="4" w:color="E2E8F0"/>
-              <w:right w:val="single" w:sz="4" w:color="E2E8F0"/>
-              <w:insideH w:val="single" w:sz="4" w:color="E2E8F0"/>
-              <w:insideV w:val="single" w:sz="4" w:color="E2E8F0"/>
-            </w:tcBorders>
-          </w:tcPr>
-          <w:p>
-            <w:r>
-              <w:rPr>
-                <w:b/>
-                <w:color w:val="2D3A8C"/>
-                <w:sz w:val="18"/>
-              </w:rPr>
-              <w:t>navigateParents</w:t>
-            </w:r>
-          </w:p>
-        </w:tc>
-        <w:tc>
-          <w:tcPr>
-            <w:tcW w:type="dxa" w:w="1417"/>
-            <w:shd w:val="clear" w:color="auto" w:fill="F8FAFC"/>
-            <w:tcBorders>
-              <w:top w:val="single" w:sz="4" w:color="E2E8F0"/>
-              <w:left w:val="single" w:sz="4" w:color="E2E8F0"/>
-              <w:bottom w:val="single" w:sz="4" w:color="E2E8F0"/>
-              <w:right w:val="single" w:sz="4" w:color="E2E8F0"/>
-              <w:insideH w:val="single" w:sz="4" w:color="E2E8F0"/>
-              <w:insideV w:val="single" w:sz="4" w:color="E2E8F0"/>
-            </w:tcBorders>
-          </w:tcPr>
-          <w:p>
-            <w:r>
-              <w:rPr>
-                <w:color w:val="1E293B"/>
-                <w:sz w:val="18"/>
-              </w:rPr>
-              <w:t>Boolean</w:t>
-            </w:r>
-          </w:p>
-        </w:tc>
-        <w:tc>
-          <w:tcPr>
-            <w:tcW w:type="dxa" w:w="1984"/>
-            <w:shd w:val="clear" w:color="auto" w:fill="F8FAFC"/>
-            <w:tcBorders>
-              <w:top w:val="single" w:sz="4" w:color="E2E8F0"/>
-              <w:left w:val="single" w:sz="4" w:color="E2E8F0"/>
-              <w:bottom w:val="single" w:sz="4" w:color="E2E8F0"/>
-              <w:right w:val="single" w:sz="4" w:color="E2E8F0"/>
-              <w:insideH w:val="single" w:sz="4" w:color="E2E8F0"/>
-              <w:insideV w:val="single" w:sz="4" w:color="E2E8F0"/>
-            </w:tcBorders>
-          </w:tcPr>
-          <w:p>
-            <w:r>
-              <w:rPr>
-                <w:color w:val="1E293B"/>
-                <w:sz w:val="18"/>
-              </w:rPr>
-              <w:t>true</w:t>
-            </w:r>
-          </w:p>
-        </w:tc>
-        <w:tc>
-          <w:tcPr>
-            <w:tcW w:type="dxa" w:w="4535"/>
-            <w:shd w:val="clear" w:color="auto" w:fill="F8FAFC"/>
-            <w:tcBorders>
-              <w:top w:val="single" w:sz="4" w:color="E2E8F0"/>
-              <w:left w:val="single" w:sz="4" w:color="E2E8F0"/>
-              <w:bottom w:val="single" w:sz="4" w:color="E2E8F0"/>
-              <w:right w:val="single" w:sz="4" w:color="E2E8F0"/>
-              <w:insideH w:val="single" w:sz="4" w:color="E2E8F0"/>
-              <w:insideV w:val="single" w:sz="4" w:color="E2E8F0"/>
-            </w:tcBorders>
-          </w:tcPr>
-          <w:p>
-            <w:r>
-              <w:rPr>
-                <w:color w:val="1E293B"/>
-                <w:sz w:val="18"/>
-              </w:rPr>
-              <w:t>Переходить на страницу при клике на родительский элемент</w:t>
-            </w:r>
-          </w:p>
-        </w:tc>
-      </w:tr>
-    </w:tbl>
-    <w:p/>
     <w:p>
+      <w:pPr>
+        <w:spacing w:before="80"/>
+      </w:pPr>
       <w:r>
         <w:rPr>
-          <w:b/>
-          <w:color w:val="1E293B"/>
-          <w:sz w:val="22"/>
+          <w:i/>
+          <w:color w:val="64748B"/>
+          <w:sz w:val="18"/>
         </w:rPr>
-        <w:t>Стиль кнопок</w:t>
+        <w:t>[Скриншот: Настройка внешнего вида навигации]</w:t>
       </w:r>
     </w:p>
-    <w:tbl>
-      <w:tblPr>
-        <w:tblW w:type="auto" w:w="0"/>
-        <w:jc w:val="left"/>
-        <w:tblLook w:firstColumn="1" w:firstRow="1" w:lastColumn="0" w:lastRow="0" w:noHBand="0" w:noVBand="1" w:val="04A0"/>
-      </w:tblPr>
-      <w:tblGrid>
-        <w:gridCol w:w="2351"/>
-        <w:gridCol w:w="2351"/>
-        <w:gridCol w:w="2351"/>
-        <w:gridCol w:w="2351"/>
-      </w:tblGrid>
-      <w:tr>
-        <w:tc>
-          <w:tcPr>
-            <w:tcW w:type="dxa" w:w="2551"/>
-            <w:shd w:val="clear" w:color="auto" w:fill="4F6AFF"/>
-            <w:tcBorders>
-              <w:top w:val="single" w:sz="4" w:color="3A56F0"/>
-              <w:left w:val="single" w:sz="4" w:color="3A56F0"/>
-              <w:bottom w:val="single" w:sz="4" w:color="3A56F0"/>
-              <w:right w:val="single" w:sz="4" w:color="3A56F0"/>
-              <w:insideH w:val="single" w:sz="4" w:color="3A56F0"/>
-              <w:insideV w:val="single" w:sz="4" w:color="3A56F0"/>
-            </w:tcBorders>
-          </w:tcPr>
-          <w:p>
-            <w:pPr>
-              <w:jc w:val="left"/>
-            </w:pPr>
-            <w:r>
-              <w:rPr>
-                <w:b/>
-                <w:color w:val="FFFFFF"/>
-                <w:sz w:val="18"/>
-              </w:rPr>
-              <w:t>Параметр</w:t>
-            </w:r>
-          </w:p>
-        </w:tc>
-        <w:tc>
-          <w:tcPr>
-            <w:tcW w:type="dxa" w:w="1417"/>
-            <w:shd w:val="clear" w:color="auto" w:fill="4F6AFF"/>
-            <w:tcBorders>
-              <w:top w:val="single" w:sz="4" w:color="3A56F0"/>
-              <w:left w:val="single" w:sz="4" w:color="3A56F0"/>
-              <w:bottom w:val="single" w:sz="4" w:color="3A56F0"/>
-              <w:right w:val="single" w:sz="4" w:color="3A56F0"/>
-              <w:insideH w:val="single" w:sz="4" w:color="3A56F0"/>
-              <w:insideV w:val="single" w:sz="4" w:color="3A56F0"/>
-            </w:tcBorders>
-          </w:tcPr>
-          <w:p>
-            <w:pPr>
-              <w:jc w:val="left"/>
-            </w:pPr>
-            <w:r>
-              <w:rPr>
-                <w:b/>
-                <w:color w:val="FFFFFF"/>
-                <w:sz w:val="18"/>
-              </w:rPr>
-              <w:t>Тип</w:t>
-            </w:r>
-          </w:p>
-        </w:tc>
-        <w:tc>
-          <w:tcPr>
-            <w:tcW w:type="dxa" w:w="1984"/>
-            <w:shd w:val="clear" w:color="auto" w:fill="4F6AFF"/>
-            <w:tcBorders>
-              <w:top w:val="single" w:sz="4" w:color="3A56F0"/>
-              <w:left w:val="single" w:sz="4" w:color="3A56F0"/>
-              <w:bottom w:val="single" w:sz="4" w:color="3A56F0"/>
-              <w:right w:val="single" w:sz="4" w:color="3A56F0"/>
-              <w:insideH w:val="single" w:sz="4" w:color="3A56F0"/>
-              <w:insideV w:val="single" w:sz="4" w:color="3A56F0"/>
-            </w:tcBorders>
-          </w:tcPr>
-          <w:p>
-            <w:pPr>
-              <w:jc w:val="left"/>
-            </w:pPr>
-            <w:r>
-              <w:rPr>
-                <w:b/>
-                <w:color w:val="FFFFFF"/>
-                <w:sz w:val="18"/>
-              </w:rPr>
-              <w:t>Умолчание</w:t>
-            </w:r>
-          </w:p>
-        </w:tc>
-        <w:tc>
-          <w:tcPr>
-            <w:tcW w:type="dxa" w:w="4535"/>
-            <w:shd w:val="clear" w:color="auto" w:fill="4F6AFF"/>
-            <w:tcBorders>
-              <w:top w:val="single" w:sz="4" w:color="3A56F0"/>
-              <w:left w:val="single" w:sz="4" w:color="3A56F0"/>
-              <w:bottom w:val="single" w:sz="4" w:color="3A56F0"/>
-              <w:right w:val="single" w:sz="4" w:color="3A56F0"/>
-              <w:insideH w:val="single" w:sz="4" w:color="3A56F0"/>
-              <w:insideV w:val="single" w:sz="4" w:color="3A56F0"/>
-            </w:tcBorders>
-          </w:tcPr>
-          <w:p>
-            <w:pPr>
-              <w:jc w:val="left"/>
-            </w:pPr>
-            <w:r>
-              <w:rPr>
-                <w:b/>
-                <w:color w:val="FFFFFF"/>
-                <w:sz w:val="18"/>
-              </w:rPr>
-              <w:t>Описание</w:t>
-            </w:r>
-          </w:p>
-        </w:tc>
-      </w:tr>
-      <w:tr>
-        <w:tc>
-          <w:tcPr>
-            <w:tcW w:type="dxa" w:w="2551"/>
-            <w:shd w:val="clear" w:color="auto" w:fill="FFFFFF"/>
-            <w:tcBorders>
-              <w:top w:val="single" w:sz="4" w:color="E2E8F0"/>
-              <w:left w:val="single" w:sz="4" w:color="E2E8F0"/>
-              <w:bottom w:val="single" w:sz="4" w:color="E2E8F0"/>
-              <w:right w:val="single" w:sz="4" w:color="E2E8F0"/>
-              <w:insideH w:val="single" w:sz="4" w:color="E2E8F0"/>
-              <w:insideV w:val="single" w:sz="4" w:color="E2E8F0"/>
-            </w:tcBorders>
-          </w:tcPr>
-          <w:p>
-            <w:r>
-              <w:rPr>
-                <w:b/>
-                <w:color w:val="2D3A8C"/>
-                <w:sz w:val="18"/>
-              </w:rPr>
-              <w:t>buttonStyle</w:t>
-            </w:r>
-          </w:p>
-        </w:tc>
-        <w:tc>
-          <w:tcPr>
-            <w:tcW w:type="dxa" w:w="1417"/>
-            <w:shd w:val="clear" w:color="auto" w:fill="FFFFFF"/>
-            <w:tcBorders>
-              <w:top w:val="single" w:sz="4" w:color="E2E8F0"/>
-              <w:left w:val="single" w:sz="4" w:color="E2E8F0"/>
-              <w:bottom w:val="single" w:sz="4" w:color="E2E8F0"/>
-              <w:right w:val="single" w:sz="4" w:color="E2E8F0"/>
-              <w:insideH w:val="single" w:sz="4" w:color="E2E8F0"/>
-              <w:insideV w:val="single" w:sz="4" w:color="E2E8F0"/>
-            </w:tcBorders>
-          </w:tcPr>
-          <w:p>
-            <w:r>
-              <w:rPr>
-                <w:color w:val="1E293B"/>
-                <w:sz w:val="18"/>
-              </w:rPr>
-              <w:t>String</w:t>
-            </w:r>
-          </w:p>
-        </w:tc>
-        <w:tc>
-          <w:tcPr>
-            <w:tcW w:type="dxa" w:w="1984"/>
-            <w:shd w:val="clear" w:color="auto" w:fill="FFFFFF"/>
-            <w:tcBorders>
-              <w:top w:val="single" w:sz="4" w:color="E2E8F0"/>
-              <w:left w:val="single" w:sz="4" w:color="E2E8F0"/>
-              <w:bottom w:val="single" w:sz="4" w:color="E2E8F0"/>
-              <w:right w:val="single" w:sz="4" w:color="E2E8F0"/>
-              <w:insideH w:val="single" w:sz="4" w:color="E2E8F0"/>
-              <w:insideV w:val="single" w:sz="4" w:color="E2E8F0"/>
-            </w:tcBorders>
-          </w:tcPr>
-          <w:p>
-            <w:r>
-              <w:rPr>
-                <w:color w:val="1E293B"/>
-                <w:sz w:val="18"/>
-              </w:rPr>
-              <w:t>filled</w:t>
-            </w:r>
-          </w:p>
-        </w:tc>
-        <w:tc>
-          <w:tcPr>
-            <w:tcW w:type="dxa" w:w="4535"/>
-            <w:shd w:val="clear" w:color="auto" w:fill="FFFFFF"/>
-            <w:tcBorders>
-              <w:top w:val="single" w:sz="4" w:color="E2E8F0"/>
-              <w:left w:val="single" w:sz="4" w:color="E2E8F0"/>
-              <w:bottom w:val="single" w:sz="4" w:color="E2E8F0"/>
-              <w:right w:val="single" w:sz="4" w:color="E2E8F0"/>
-              <w:insideH w:val="single" w:sz="4" w:color="E2E8F0"/>
-              <w:insideV w:val="single" w:sz="4" w:color="E2E8F0"/>
-            </w:tcBorders>
-          </w:tcPr>
-          <w:p>
-            <w:r>
-              <w:rPr>
-                <w:color w:val="1E293B"/>
-                <w:sz w:val="18"/>
-              </w:rPr>
-              <w:t>Стиль: filled / outlined / ghost / underline</w:t>
-            </w:r>
-          </w:p>
-        </w:tc>
-      </w:tr>
-      <w:tr>
-        <w:tc>
-          <w:tcPr>
-            <w:tcW w:type="dxa" w:w="2551"/>
-            <w:shd w:val="clear" w:color="auto" w:fill="F8FAFC"/>
-            <w:tcBorders>
-              <w:top w:val="single" w:sz="4" w:color="E2E8F0"/>
-              <w:left w:val="single" w:sz="4" w:color="E2E8F0"/>
-              <w:bottom w:val="single" w:sz="4" w:color="E2E8F0"/>
-              <w:right w:val="single" w:sz="4" w:color="E2E8F0"/>
-              <w:insideH w:val="single" w:sz="4" w:color="E2E8F0"/>
-              <w:insideV w:val="single" w:sz="4" w:color="E2E8F0"/>
-            </w:tcBorders>
-          </w:tcPr>
-          <w:p>
-            <w:r>
-              <w:rPr>
-                <w:b/>
-                <w:color w:val="2D3A8C"/>
-                <w:sz w:val="18"/>
-              </w:rPr>
-              <w:t>activeColor</w:t>
-            </w:r>
-          </w:p>
-        </w:tc>
-        <w:tc>
-          <w:tcPr>
-            <w:tcW w:type="dxa" w:w="1417"/>
-            <w:shd w:val="clear" w:color="auto" w:fill="F8FAFC"/>
-            <w:tcBorders>
-              <w:top w:val="single" w:sz="4" w:color="E2E8F0"/>
-              <w:left w:val="single" w:sz="4" w:color="E2E8F0"/>
-              <w:bottom w:val="single" w:sz="4" w:color="E2E8F0"/>
-              <w:right w:val="single" w:sz="4" w:color="E2E8F0"/>
-              <w:insideH w:val="single" w:sz="4" w:color="E2E8F0"/>
-              <w:insideV w:val="single" w:sz="4" w:color="E2E8F0"/>
-            </w:tcBorders>
-          </w:tcPr>
-          <w:p>
-            <w:r>
-              <w:rPr>
-                <w:color w:val="1E293B"/>
-                <w:sz w:val="18"/>
-              </w:rPr>
-              <w:t>String</w:t>
-            </w:r>
-          </w:p>
-        </w:tc>
-        <w:tc>
-          <w:tcPr>
-            <w:tcW w:type="dxa" w:w="1984"/>
-            <w:shd w:val="clear" w:color="auto" w:fill="F8FAFC"/>
-            <w:tcBorders>
-              <w:top w:val="single" w:sz="4" w:color="E2E8F0"/>
-              <w:left w:val="single" w:sz="4" w:color="E2E8F0"/>
-              <w:bottom w:val="single" w:sz="4" w:color="E2E8F0"/>
-              <w:right w:val="single" w:sz="4" w:color="E2E8F0"/>
-              <w:insideH w:val="single" w:sz="4" w:color="E2E8F0"/>
-              <w:insideV w:val="single" w:sz="4" w:color="E2E8F0"/>
-            </w:tcBorders>
-          </w:tcPr>
-          <w:p>
-            <w:r>
-              <w:rPr>
-                <w:color w:val="1E293B"/>
-                <w:sz w:val="18"/>
-              </w:rPr>
-              <w:t>#3b82f6</w:t>
-            </w:r>
-          </w:p>
-        </w:tc>
-        <w:tc>
-          <w:tcPr>
-            <w:tcW w:type="dxa" w:w="4535"/>
-            <w:shd w:val="clear" w:color="auto" w:fill="F8FAFC"/>
-            <w:tcBorders>
-              <w:top w:val="single" w:sz="4" w:color="E2E8F0"/>
-              <w:left w:val="single" w:sz="4" w:color="E2E8F0"/>
-              <w:bottom w:val="single" w:sz="4" w:color="E2E8F0"/>
-              <w:right w:val="single" w:sz="4" w:color="E2E8F0"/>
-              <w:insideH w:val="single" w:sz="4" w:color="E2E8F0"/>
-              <w:insideV w:val="single" w:sz="4" w:color="E2E8F0"/>
-            </w:tcBorders>
-          </w:tcPr>
-          <w:p>
-            <w:r>
-              <w:rPr>
-                <w:color w:val="1E293B"/>
-                <w:sz w:val="18"/>
-              </w:rPr>
-              <w:t>Цвет активной страницы</w:t>
-            </w:r>
-          </w:p>
-        </w:tc>
-      </w:tr>
-      <w:tr>
-        <w:tc>
-          <w:tcPr>
-            <w:tcW w:type="dxa" w:w="2551"/>
-            <w:shd w:val="clear" w:color="auto" w:fill="FFFFFF"/>
-            <w:tcBorders>
-              <w:top w:val="single" w:sz="4" w:color="E2E8F0"/>
-              <w:left w:val="single" w:sz="4" w:color="E2E8F0"/>
-              <w:bottom w:val="single" w:sz="4" w:color="E2E8F0"/>
-              <w:right w:val="single" w:sz="4" w:color="E2E8F0"/>
-              <w:insideH w:val="single" w:sz="4" w:color="E2E8F0"/>
-              <w:insideV w:val="single" w:sz="4" w:color="E2E8F0"/>
-            </w:tcBorders>
-          </w:tcPr>
-          <w:p>
-            <w:r>
-              <w:rPr>
-                <w:b/>
-                <w:color w:val="2D3A8C"/>
-                <w:sz w:val="18"/>
-              </w:rPr>
-              <w:t>enableHoverColor</w:t>
-            </w:r>
-          </w:p>
-        </w:tc>
-        <w:tc>
-          <w:tcPr>
-            <w:tcW w:type="dxa" w:w="1417"/>
-            <w:shd w:val="clear" w:color="auto" w:fill="FFFFFF"/>
-            <w:tcBorders>
-              <w:top w:val="single" w:sz="4" w:color="E2E8F0"/>
-              <w:left w:val="single" w:sz="4" w:color="E2E8F0"/>
-              <w:bottom w:val="single" w:sz="4" w:color="E2E8F0"/>
-              <w:right w:val="single" w:sz="4" w:color="E2E8F0"/>
-              <w:insideH w:val="single" w:sz="4" w:color="E2E8F0"/>
-              <w:insideV w:val="single" w:sz="4" w:color="E2E8F0"/>
-            </w:tcBorders>
-          </w:tcPr>
-          <w:p>
-            <w:r>
-              <w:rPr>
-                <w:color w:val="1E293B"/>
-                <w:sz w:val="18"/>
-              </w:rPr>
-              <w:t>Boolean</w:t>
-            </w:r>
-          </w:p>
-        </w:tc>
-        <w:tc>
-          <w:tcPr>
-            <w:tcW w:type="dxa" w:w="1984"/>
-            <w:shd w:val="clear" w:color="auto" w:fill="FFFFFF"/>
-            <w:tcBorders>
-              <w:top w:val="single" w:sz="4" w:color="E2E8F0"/>
-              <w:left w:val="single" w:sz="4" w:color="E2E8F0"/>
-              <w:bottom w:val="single" w:sz="4" w:color="E2E8F0"/>
-              <w:right w:val="single" w:sz="4" w:color="E2E8F0"/>
-              <w:insideH w:val="single" w:sz="4" w:color="E2E8F0"/>
-              <w:insideV w:val="single" w:sz="4" w:color="E2E8F0"/>
-            </w:tcBorders>
-          </w:tcPr>
-          <w:p>
-            <w:r>
-              <w:rPr>
-                <w:color w:val="1E293B"/>
-                <w:sz w:val="18"/>
-              </w:rPr>
-              <w:t>true</w:t>
-            </w:r>
-          </w:p>
-        </w:tc>
-        <w:tc>
-          <w:tcPr>
-            <w:tcW w:type="dxa" w:w="4535"/>
-            <w:shd w:val="clear" w:color="auto" w:fill="FFFFFF"/>
-            <w:tcBorders>
-              <w:top w:val="single" w:sz="4" w:color="E2E8F0"/>
-              <w:left w:val="single" w:sz="4" w:color="E2E8F0"/>
-              <w:bottom w:val="single" w:sz="4" w:color="E2E8F0"/>
-              <w:right w:val="single" w:sz="4" w:color="E2E8F0"/>
-              <w:insideH w:val="single" w:sz="4" w:color="E2E8F0"/>
-              <w:insideV w:val="single" w:sz="4" w:color="E2E8F0"/>
-            </w:tcBorders>
-          </w:tcPr>
-          <w:p>
-            <w:r>
-              <w:rPr>
-                <w:color w:val="1E293B"/>
-                <w:sz w:val="18"/>
-              </w:rPr>
-              <w:t>Цвет при наведении</w:t>
-            </w:r>
-          </w:p>
-        </w:tc>
-      </w:tr>
-      <w:tr>
-        <w:tc>
-          <w:tcPr>
-            <w:tcW w:type="dxa" w:w="2551"/>
-            <w:shd w:val="clear" w:color="auto" w:fill="F8FAFC"/>
-            <w:tcBorders>
-              <w:top w:val="single" w:sz="4" w:color="E2E8F0"/>
-              <w:left w:val="single" w:sz="4" w:color="E2E8F0"/>
-              <w:bottom w:val="single" w:sz="4" w:color="E2E8F0"/>
-              <w:right w:val="single" w:sz="4" w:color="E2E8F0"/>
-              <w:insideH w:val="single" w:sz="4" w:color="E2E8F0"/>
-              <w:insideV w:val="single" w:sz="4" w:color="E2E8F0"/>
-            </w:tcBorders>
-          </w:tcPr>
-          <w:p>
-            <w:r>
-              <w:rPr>
-                <w:b/>
-                <w:color w:val="2D3A8C"/>
-                <w:sz w:val="18"/>
-              </w:rPr>
-              <w:t>hoverColor</w:t>
-            </w:r>
-          </w:p>
-        </w:tc>
-        <w:tc>
-          <w:tcPr>
-            <w:tcW w:type="dxa" w:w="1417"/>
-            <w:shd w:val="clear" w:color="auto" w:fill="F8FAFC"/>
-            <w:tcBorders>
-              <w:top w:val="single" w:sz="4" w:color="E2E8F0"/>
-              <w:left w:val="single" w:sz="4" w:color="E2E8F0"/>
-              <w:bottom w:val="single" w:sz="4" w:color="E2E8F0"/>
-              <w:right w:val="single" w:sz="4" w:color="E2E8F0"/>
-              <w:insideH w:val="single" w:sz="4" w:color="E2E8F0"/>
-              <w:insideV w:val="single" w:sz="4" w:color="E2E8F0"/>
-            </w:tcBorders>
-          </w:tcPr>
-          <w:p>
-            <w:r>
-              <w:rPr>
-                <w:color w:val="1E293B"/>
-                <w:sz w:val="18"/>
-              </w:rPr>
-              <w:t>String</w:t>
-            </w:r>
-          </w:p>
-        </w:tc>
-        <w:tc>
-          <w:tcPr>
-            <w:tcW w:type="dxa" w:w="1984"/>
-            <w:shd w:val="clear" w:color="auto" w:fill="F8FAFC"/>
-            <w:tcBorders>
-              <w:top w:val="single" w:sz="4" w:color="E2E8F0"/>
-              <w:left w:val="single" w:sz="4" w:color="E2E8F0"/>
-              <w:bottom w:val="single" w:sz="4" w:color="E2E8F0"/>
-              <w:right w:val="single" w:sz="4" w:color="E2E8F0"/>
-              <w:insideH w:val="single" w:sz="4" w:color="E2E8F0"/>
-              <w:insideV w:val="single" w:sz="4" w:color="E2E8F0"/>
-            </w:tcBorders>
-          </w:tcPr>
-          <w:p>
-            <w:r>
-              <w:rPr>
-                <w:color w:val="1E293B"/>
-                <w:sz w:val="18"/>
-              </w:rPr>
-              <w:t>#60a5fa</w:t>
-            </w:r>
-          </w:p>
-        </w:tc>
-        <w:tc>
-          <w:tcPr>
-            <w:tcW w:type="dxa" w:w="4535"/>
-            <w:shd w:val="clear" w:color="auto" w:fill="F8FAFC"/>
-            <w:tcBorders>
-              <w:top w:val="single" w:sz="4" w:color="E2E8F0"/>
-              <w:left w:val="single" w:sz="4" w:color="E2E8F0"/>
-              <w:bottom w:val="single" w:sz="4" w:color="E2E8F0"/>
-              <w:right w:val="single" w:sz="4" w:color="E2E8F0"/>
-              <w:insideH w:val="single" w:sz="4" w:color="E2E8F0"/>
-              <w:insideV w:val="single" w:sz="4" w:color="E2E8F0"/>
-            </w:tcBorders>
-          </w:tcPr>
-          <w:p>
-            <w:r>
-              <w:rPr>
-                <w:color w:val="1E293B"/>
-                <w:sz w:val="18"/>
-              </w:rPr>
-              <w:t>Цвет при наведении</w:t>
-            </w:r>
-          </w:p>
-        </w:tc>
-      </w:tr>
-      <w:tr>
-        <w:tc>
-          <w:tcPr>
-            <w:tcW w:type="dxa" w:w="2551"/>
-            <w:shd w:val="clear" w:color="auto" w:fill="FFFFFF"/>
-            <w:tcBorders>
-              <w:top w:val="single" w:sz="4" w:color="E2E8F0"/>
-              <w:left w:val="single" w:sz="4" w:color="E2E8F0"/>
-              <w:bottom w:val="single" w:sz="4" w:color="E2E8F0"/>
-              <w:right w:val="single" w:sz="4" w:color="E2E8F0"/>
-              <w:insideH w:val="single" w:sz="4" w:color="E2E8F0"/>
-              <w:insideV w:val="single" w:sz="4" w:color="E2E8F0"/>
-            </w:tcBorders>
-          </w:tcPr>
-          <w:p>
-            <w:r>
-              <w:rPr>
-                <w:b/>
-                <w:color w:val="2D3A8C"/>
-                <w:sz w:val="18"/>
-              </w:rPr>
-              <w:t>buttonBackgroundColor</w:t>
-            </w:r>
-          </w:p>
-        </w:tc>
-        <w:tc>
-          <w:tcPr>
-            <w:tcW w:type="dxa" w:w="1417"/>
-            <w:shd w:val="clear" w:color="auto" w:fill="FFFFFF"/>
-            <w:tcBorders>
-              <w:top w:val="single" w:sz="4" w:color="E2E8F0"/>
-              <w:left w:val="single" w:sz="4" w:color="E2E8F0"/>
-              <w:bottom w:val="single" w:sz="4" w:color="E2E8F0"/>
-              <w:right w:val="single" w:sz="4" w:color="E2E8F0"/>
-              <w:insideH w:val="single" w:sz="4" w:color="E2E8F0"/>
-              <w:insideV w:val="single" w:sz="4" w:color="E2E8F0"/>
-            </w:tcBorders>
-          </w:tcPr>
-          <w:p>
-            <w:r>
-              <w:rPr>
-                <w:color w:val="1E293B"/>
-                <w:sz w:val="18"/>
-              </w:rPr>
-              <w:t>String</w:t>
-            </w:r>
-          </w:p>
-        </w:tc>
-        <w:tc>
-          <w:tcPr>
-            <w:tcW w:type="dxa" w:w="1984"/>
-            <w:shd w:val="clear" w:color="auto" w:fill="FFFFFF"/>
-            <w:tcBorders>
-              <w:top w:val="single" w:sz="4" w:color="E2E8F0"/>
-              <w:left w:val="single" w:sz="4" w:color="E2E8F0"/>
-              <w:bottom w:val="single" w:sz="4" w:color="E2E8F0"/>
-              <w:right w:val="single" w:sz="4" w:color="E2E8F0"/>
-              <w:insideH w:val="single" w:sz="4" w:color="E2E8F0"/>
-              <w:insideV w:val="single" w:sz="4" w:color="E2E8F0"/>
-            </w:tcBorders>
-          </w:tcPr>
-          <w:p>
-            <w:r>
-              <w:rPr>
-                <w:color w:val="1E293B"/>
-                <w:sz w:val="18"/>
-              </w:rPr>
-              <w:t>#f3f4f6</w:t>
-            </w:r>
-          </w:p>
-        </w:tc>
-        <w:tc>
-          <w:tcPr>
-            <w:tcW w:type="dxa" w:w="4535"/>
-            <w:shd w:val="clear" w:color="auto" w:fill="FFFFFF"/>
-            <w:tcBorders>
-              <w:top w:val="single" w:sz="4" w:color="E2E8F0"/>
-              <w:left w:val="single" w:sz="4" w:color="E2E8F0"/>
-              <w:bottom w:val="single" w:sz="4" w:color="E2E8F0"/>
-              <w:right w:val="single" w:sz="4" w:color="E2E8F0"/>
-              <w:insideH w:val="single" w:sz="4" w:color="E2E8F0"/>
-              <w:insideV w:val="single" w:sz="4" w:color="E2E8F0"/>
-            </w:tcBorders>
-          </w:tcPr>
-          <w:p>
-            <w:r>
-              <w:rPr>
-                <w:color w:val="1E293B"/>
-                <w:sz w:val="18"/>
-              </w:rPr>
-              <w:t>Фон кнопки</w:t>
-            </w:r>
-          </w:p>
-        </w:tc>
-      </w:tr>
-      <w:tr>
-        <w:tc>
-          <w:tcPr>
-            <w:tcW w:type="dxa" w:w="2551"/>
-            <w:shd w:val="clear" w:color="auto" w:fill="F8FAFC"/>
-            <w:tcBorders>
-              <w:top w:val="single" w:sz="4" w:color="E2E8F0"/>
-              <w:left w:val="single" w:sz="4" w:color="E2E8F0"/>
-              <w:bottom w:val="single" w:sz="4" w:color="E2E8F0"/>
-              <w:right w:val="single" w:sz="4" w:color="E2E8F0"/>
-              <w:insideH w:val="single" w:sz="4" w:color="E2E8F0"/>
-              <w:insideV w:val="single" w:sz="4" w:color="E2E8F0"/>
-            </w:tcBorders>
-          </w:tcPr>
-          <w:p>
-            <w:r>
-              <w:rPr>
-                <w:b/>
-                <w:color w:val="2D3A8C"/>
-                <w:sz w:val="18"/>
-              </w:rPr>
-              <w:t>buttonPadding</w:t>
-            </w:r>
-          </w:p>
-        </w:tc>
-        <w:tc>
-          <w:tcPr>
-            <w:tcW w:type="dxa" w:w="1417"/>
-            <w:shd w:val="clear" w:color="auto" w:fill="F8FAFC"/>
-            <w:tcBorders>
-              <w:top w:val="single" w:sz="4" w:color="E2E8F0"/>
-              <w:left w:val="single" w:sz="4" w:color="E2E8F0"/>
-              <w:bottom w:val="single" w:sz="4" w:color="E2E8F0"/>
-              <w:right w:val="single" w:sz="4" w:color="E2E8F0"/>
-              <w:insideH w:val="single" w:sz="4" w:color="E2E8F0"/>
-              <w:insideV w:val="single" w:sz="4" w:color="E2E8F0"/>
-            </w:tcBorders>
-          </w:tcPr>
-          <w:p>
-            <w:r>
-              <w:rPr>
-                <w:color w:val="1E293B"/>
-                <w:sz w:val="18"/>
-              </w:rPr>
-              <w:t>Object</w:t>
-            </w:r>
-          </w:p>
-        </w:tc>
-        <w:tc>
-          <w:tcPr>
-            <w:tcW w:type="dxa" w:w="1984"/>
-            <w:shd w:val="clear" w:color="auto" w:fill="F8FAFC"/>
-            <w:tcBorders>
-              <w:top w:val="single" w:sz="4" w:color="E2E8F0"/>
-              <w:left w:val="single" w:sz="4" w:color="E2E8F0"/>
-              <w:bottom w:val="single" w:sz="4" w:color="E2E8F0"/>
-              <w:right w:val="single" w:sz="4" w:color="E2E8F0"/>
-              <w:insideH w:val="single" w:sz="4" w:color="E2E8F0"/>
-              <w:insideV w:val="single" w:sz="4" w:color="E2E8F0"/>
-            </w:tcBorders>
-          </w:tcPr>
-          <w:p>
-            <w:r>
-              <w:rPr>
-                <w:color w:val="1E293B"/>
-                <w:sz w:val="18"/>
-              </w:rPr>
-              <w:t>{0.75rem}</w:t>
-            </w:r>
-          </w:p>
-        </w:tc>
-        <w:tc>
-          <w:tcPr>
-            <w:tcW w:type="dxa" w:w="4535"/>
-            <w:shd w:val="clear" w:color="auto" w:fill="F8FAFC"/>
-            <w:tcBorders>
-              <w:top w:val="single" w:sz="4" w:color="E2E8F0"/>
-              <w:left w:val="single" w:sz="4" w:color="E2E8F0"/>
-              <w:bottom w:val="single" w:sz="4" w:color="E2E8F0"/>
-              <w:right w:val="single" w:sz="4" w:color="E2E8F0"/>
-              <w:insideH w:val="single" w:sz="4" w:color="E2E8F0"/>
-              <w:insideV w:val="single" w:sz="4" w:color="E2E8F0"/>
-            </w:tcBorders>
-          </w:tcPr>
-          <w:p>
-            <w:r>
-              <w:rPr>
-                <w:color w:val="1E293B"/>
-                <w:sz w:val="18"/>
-              </w:rPr>
-              <w:t>Отступ кнопки</w:t>
-            </w:r>
-          </w:p>
-        </w:tc>
-      </w:tr>
-      <w:tr>
-        <w:tc>
-          <w:tcPr>
-            <w:tcW w:type="dxa" w:w="2551"/>
-            <w:shd w:val="clear" w:color="auto" w:fill="FFFFFF"/>
-            <w:tcBorders>
-              <w:top w:val="single" w:sz="4" w:color="E2E8F0"/>
-              <w:left w:val="single" w:sz="4" w:color="E2E8F0"/>
-              <w:bottom w:val="single" w:sz="4" w:color="E2E8F0"/>
-              <w:right w:val="single" w:sz="4" w:color="E2E8F0"/>
-              <w:insideH w:val="single" w:sz="4" w:color="E2E8F0"/>
-              <w:insideV w:val="single" w:sz="4" w:color="E2E8F0"/>
-            </w:tcBorders>
-          </w:tcPr>
-          <w:p>
-            <w:r>
-              <w:rPr>
-                <w:b/>
-                <w:color w:val="2D3A8C"/>
-                <w:sz w:val="18"/>
-              </w:rPr>
-              <w:t>buttonGap</w:t>
-            </w:r>
-          </w:p>
-        </w:tc>
-        <w:tc>
-          <w:tcPr>
-            <w:tcW w:type="dxa" w:w="1417"/>
-            <w:shd w:val="clear" w:color="auto" w:fill="FFFFFF"/>
-            <w:tcBorders>
-              <w:top w:val="single" w:sz="4" w:color="E2E8F0"/>
-              <w:left w:val="single" w:sz="4" w:color="E2E8F0"/>
-              <w:bottom w:val="single" w:sz="4" w:color="E2E8F0"/>
-              <w:right w:val="single" w:sz="4" w:color="E2E8F0"/>
-              <w:insideH w:val="single" w:sz="4" w:color="E2E8F0"/>
-              <w:insideV w:val="single" w:sz="4" w:color="E2E8F0"/>
-            </w:tcBorders>
-          </w:tcPr>
-          <w:p>
-            <w:r>
-              <w:rPr>
-                <w:color w:val="1E293B"/>
-                <w:sz w:val="18"/>
-              </w:rPr>
-              <w:t>Object</w:t>
-            </w:r>
-          </w:p>
-        </w:tc>
-        <w:tc>
-          <w:tcPr>
-            <w:tcW w:type="dxa" w:w="1984"/>
-            <w:shd w:val="clear" w:color="auto" w:fill="FFFFFF"/>
-            <w:tcBorders>
-              <w:top w:val="single" w:sz="4" w:color="E2E8F0"/>
-              <w:left w:val="single" w:sz="4" w:color="E2E8F0"/>
-              <w:bottom w:val="single" w:sz="4" w:color="E2E8F0"/>
-              <w:right w:val="single" w:sz="4" w:color="E2E8F0"/>
-              <w:insideH w:val="single" w:sz="4" w:color="E2E8F0"/>
-              <w:insideV w:val="single" w:sz="4" w:color="E2E8F0"/>
-            </w:tcBorders>
-          </w:tcPr>
-          <w:p>
-            <w:r>
-              <w:rPr>
-                <w:color w:val="1E293B"/>
-                <w:sz w:val="18"/>
-              </w:rPr>
-              <w:t>{0.5rem}</w:t>
-            </w:r>
-          </w:p>
-        </w:tc>
-        <w:tc>
-          <w:tcPr>
-            <w:tcW w:type="dxa" w:w="4535"/>
-            <w:shd w:val="clear" w:color="auto" w:fill="FFFFFF"/>
-            <w:tcBorders>
-              <w:top w:val="single" w:sz="4" w:color="E2E8F0"/>
-              <w:left w:val="single" w:sz="4" w:color="E2E8F0"/>
-              <w:bottom w:val="single" w:sz="4" w:color="E2E8F0"/>
-              <w:right w:val="single" w:sz="4" w:color="E2E8F0"/>
-              <w:insideH w:val="single" w:sz="4" w:color="E2E8F0"/>
-              <w:insideV w:val="single" w:sz="4" w:color="E2E8F0"/>
-            </w:tcBorders>
-          </w:tcPr>
-          <w:p>
-            <w:r>
-              <w:rPr>
-                <w:color w:val="1E293B"/>
-                <w:sz w:val="18"/>
-              </w:rPr>
-              <w:t>Расстояние между кнопками</w:t>
-            </w:r>
-          </w:p>
-        </w:tc>
-      </w:tr>
-      <w:tr>
-        <w:tc>
-          <w:tcPr>
-            <w:tcW w:type="dxa" w:w="2551"/>
-            <w:shd w:val="clear" w:color="auto" w:fill="F8FAFC"/>
-            <w:tcBorders>
-              <w:top w:val="single" w:sz="4" w:color="E2E8F0"/>
-              <w:left w:val="single" w:sz="4" w:color="E2E8F0"/>
-              <w:bottom w:val="single" w:sz="4" w:color="E2E8F0"/>
-              <w:right w:val="single" w:sz="4" w:color="E2E8F0"/>
-              <w:insideH w:val="single" w:sz="4" w:color="E2E8F0"/>
-              <w:insideV w:val="single" w:sz="4" w:color="E2E8F0"/>
-            </w:tcBorders>
-          </w:tcPr>
-          <w:p>
-            <w:r>
-              <w:rPr>
-                <w:b/>
-                <w:color w:val="2D3A8C"/>
-                <w:sz w:val="18"/>
-              </w:rPr>
-              <w:t>buttonShadow</w:t>
-            </w:r>
-          </w:p>
-        </w:tc>
-        <w:tc>
-          <w:tcPr>
-            <w:tcW w:type="dxa" w:w="1417"/>
-            <w:shd w:val="clear" w:color="auto" w:fill="F8FAFC"/>
-            <w:tcBorders>
-              <w:top w:val="single" w:sz="4" w:color="E2E8F0"/>
-              <w:left w:val="single" w:sz="4" w:color="E2E8F0"/>
-              <w:bottom w:val="single" w:sz="4" w:color="E2E8F0"/>
-              <w:right w:val="single" w:sz="4" w:color="E2E8F0"/>
-              <w:insideH w:val="single" w:sz="4" w:color="E2E8F0"/>
-              <w:insideV w:val="single" w:sz="4" w:color="E2E8F0"/>
-            </w:tcBorders>
-          </w:tcPr>
-          <w:p>
-            <w:r>
-              <w:rPr>
-                <w:color w:val="1E293B"/>
-                <w:sz w:val="18"/>
-              </w:rPr>
-              <w:t>String</w:t>
-            </w:r>
-          </w:p>
-        </w:tc>
-        <w:tc>
-          <w:tcPr>
-            <w:tcW w:type="dxa" w:w="1984"/>
-            <w:shd w:val="clear" w:color="auto" w:fill="F8FAFC"/>
-            <w:tcBorders>
-              <w:top w:val="single" w:sz="4" w:color="E2E8F0"/>
-              <w:left w:val="single" w:sz="4" w:color="E2E8F0"/>
-              <w:bottom w:val="single" w:sz="4" w:color="E2E8F0"/>
-              <w:right w:val="single" w:sz="4" w:color="E2E8F0"/>
-              <w:insideH w:val="single" w:sz="4" w:color="E2E8F0"/>
-              <w:insideV w:val="single" w:sz="4" w:color="E2E8F0"/>
-            </w:tcBorders>
-          </w:tcPr>
-          <w:p>
-            <w:r>
-              <w:rPr>
-                <w:color w:val="1E293B"/>
-                <w:sz w:val="18"/>
-              </w:rPr>
-              <w:t>''</w:t>
-            </w:r>
-          </w:p>
-        </w:tc>
-        <w:tc>
-          <w:tcPr>
-            <w:tcW w:type="dxa" w:w="4535"/>
-            <w:shd w:val="clear" w:color="auto" w:fill="F8FAFC"/>
-            <w:tcBorders>
-              <w:top w:val="single" w:sz="4" w:color="E2E8F0"/>
-              <w:left w:val="single" w:sz="4" w:color="E2E8F0"/>
-              <w:bottom w:val="single" w:sz="4" w:color="E2E8F0"/>
-              <w:right w:val="single" w:sz="4" w:color="E2E8F0"/>
-              <w:insideH w:val="single" w:sz="4" w:color="E2E8F0"/>
-              <w:insideV w:val="single" w:sz="4" w:color="E2E8F0"/>
-            </w:tcBorders>
-          </w:tcPr>
-          <w:p>
-            <w:r>
-              <w:rPr>
-                <w:color w:val="1E293B"/>
-                <w:sz w:val="18"/>
-              </w:rPr>
-              <w:t>Тень кнопки</w:t>
-            </w:r>
-          </w:p>
-        </w:tc>
-      </w:tr>
-    </w:tbl>
-    <w:p/>
-    <w:p>
-      <w:r>
-        <w:rPr>
-          <w:b/>
-          <w:color w:val="1E293B"/>
-          <w:sz w:val="22"/>
-        </w:rPr>
-        <w:t>Контейнер</w:t>
-      </w:r>
-    </w:p>
-    <w:tbl>
-      <w:tblPr>
-        <w:tblW w:type="auto" w:w="0"/>
-        <w:jc w:val="left"/>
-        <w:tblLook w:firstColumn="1" w:firstRow="1" w:lastColumn="0" w:lastRow="0" w:noHBand="0" w:noVBand="1" w:val="04A0"/>
-      </w:tblPr>
-      <w:tblGrid>
-        <w:gridCol w:w="2351"/>
-        <w:gridCol w:w="2351"/>
-        <w:gridCol w:w="2351"/>
-        <w:gridCol w:w="2351"/>
-      </w:tblGrid>
-      <w:tr>
-        <w:tc>
-          <w:tcPr>
-            <w:tcW w:type="dxa" w:w="2551"/>
-            <w:shd w:val="clear" w:color="auto" w:fill="4F6AFF"/>
-            <w:tcBorders>
-              <w:top w:val="single" w:sz="4" w:color="3A56F0"/>
-              <w:left w:val="single" w:sz="4" w:color="3A56F0"/>
-              <w:bottom w:val="single" w:sz="4" w:color="3A56F0"/>
-              <w:right w:val="single" w:sz="4" w:color="3A56F0"/>
-              <w:insideH w:val="single" w:sz="4" w:color="3A56F0"/>
-              <w:insideV w:val="single" w:sz="4" w:color="3A56F0"/>
-            </w:tcBorders>
-          </w:tcPr>
-          <w:p>
-            <w:pPr>
-              <w:jc w:val="left"/>
-            </w:pPr>
-            <w:r>
-              <w:rPr>
-                <w:b/>
-                <w:color w:val="FFFFFF"/>
-                <w:sz w:val="18"/>
-              </w:rPr>
-              <w:t>Параметр</w:t>
-            </w:r>
-          </w:p>
-        </w:tc>
-        <w:tc>
-          <w:tcPr>
-            <w:tcW w:type="dxa" w:w="1417"/>
-            <w:shd w:val="clear" w:color="auto" w:fill="4F6AFF"/>
-            <w:tcBorders>
-              <w:top w:val="single" w:sz="4" w:color="3A56F0"/>
-              <w:left w:val="single" w:sz="4" w:color="3A56F0"/>
-              <w:bottom w:val="single" w:sz="4" w:color="3A56F0"/>
-              <w:right w:val="single" w:sz="4" w:color="3A56F0"/>
-              <w:insideH w:val="single" w:sz="4" w:color="3A56F0"/>
-              <w:insideV w:val="single" w:sz="4" w:color="3A56F0"/>
-            </w:tcBorders>
-          </w:tcPr>
-          <w:p>
-            <w:pPr>
-              <w:jc w:val="left"/>
-            </w:pPr>
-            <w:r>
-              <w:rPr>
-                <w:b/>
-                <w:color w:val="FFFFFF"/>
-                <w:sz w:val="18"/>
-              </w:rPr>
-              <w:t>Тип</w:t>
-            </w:r>
-          </w:p>
-        </w:tc>
-        <w:tc>
-          <w:tcPr>
-            <w:tcW w:type="dxa" w:w="1984"/>
-            <w:shd w:val="clear" w:color="auto" w:fill="4F6AFF"/>
-            <w:tcBorders>
-              <w:top w:val="single" w:sz="4" w:color="3A56F0"/>
-              <w:left w:val="single" w:sz="4" w:color="3A56F0"/>
-              <w:bottom w:val="single" w:sz="4" w:color="3A56F0"/>
-              <w:right w:val="single" w:sz="4" w:color="3A56F0"/>
-              <w:insideH w:val="single" w:sz="4" w:color="3A56F0"/>
-              <w:insideV w:val="single" w:sz="4" w:color="3A56F0"/>
-            </w:tcBorders>
-          </w:tcPr>
-          <w:p>
-            <w:pPr>
-              <w:jc w:val="left"/>
-            </w:pPr>
-            <w:r>
-              <w:rPr>
-                <w:b/>
-                <w:color w:val="FFFFFF"/>
-                <w:sz w:val="18"/>
-              </w:rPr>
-              <w:t>Умолчание</w:t>
-            </w:r>
-          </w:p>
-        </w:tc>
-        <w:tc>
-          <w:tcPr>
-            <w:tcW w:type="dxa" w:w="4535"/>
-            <w:shd w:val="clear" w:color="auto" w:fill="4F6AFF"/>
-            <w:tcBorders>
-              <w:top w:val="single" w:sz="4" w:color="3A56F0"/>
-              <w:left w:val="single" w:sz="4" w:color="3A56F0"/>
-              <w:bottom w:val="single" w:sz="4" w:color="3A56F0"/>
-              <w:right w:val="single" w:sz="4" w:color="3A56F0"/>
-              <w:insideH w:val="single" w:sz="4" w:color="3A56F0"/>
-              <w:insideV w:val="single" w:sz="4" w:color="3A56F0"/>
-            </w:tcBorders>
-          </w:tcPr>
-          <w:p>
-            <w:pPr>
-              <w:jc w:val="left"/>
-            </w:pPr>
-            <w:r>
-              <w:rPr>
-                <w:b/>
-                <w:color w:val="FFFFFF"/>
-                <w:sz w:val="18"/>
-              </w:rPr>
-              <w:t>Описание</w:t>
-            </w:r>
-          </w:p>
-        </w:tc>
-      </w:tr>
-      <w:tr>
-        <w:tc>
-          <w:tcPr>
-            <w:tcW w:type="dxa" w:w="2551"/>
-            <w:shd w:val="clear" w:color="auto" w:fill="FFFFFF"/>
-            <w:tcBorders>
-              <w:top w:val="single" w:sz="4" w:color="E2E8F0"/>
-              <w:left w:val="single" w:sz="4" w:color="E2E8F0"/>
-              <w:bottom w:val="single" w:sz="4" w:color="E2E8F0"/>
-              <w:right w:val="single" w:sz="4" w:color="E2E8F0"/>
-              <w:insideH w:val="single" w:sz="4" w:color="E2E8F0"/>
-              <w:insideV w:val="single" w:sz="4" w:color="E2E8F0"/>
-            </w:tcBorders>
-          </w:tcPr>
-          <w:p>
-            <w:r>
-              <w:rPr>
-                <w:b/>
-                <w:color w:val="2D3A8C"/>
-                <w:sz w:val="18"/>
-              </w:rPr>
-              <w:t>backgroundColor</w:t>
-            </w:r>
-          </w:p>
-        </w:tc>
-        <w:tc>
-          <w:tcPr>
-            <w:tcW w:type="dxa" w:w="1417"/>
-            <w:shd w:val="clear" w:color="auto" w:fill="FFFFFF"/>
-            <w:tcBorders>
-              <w:top w:val="single" w:sz="4" w:color="E2E8F0"/>
-              <w:left w:val="single" w:sz="4" w:color="E2E8F0"/>
-              <w:bottom w:val="single" w:sz="4" w:color="E2E8F0"/>
-              <w:right w:val="single" w:sz="4" w:color="E2E8F0"/>
-              <w:insideH w:val="single" w:sz="4" w:color="E2E8F0"/>
-              <w:insideV w:val="single" w:sz="4" w:color="E2E8F0"/>
-            </w:tcBorders>
-          </w:tcPr>
-          <w:p>
-            <w:r>
-              <w:rPr>
-                <w:color w:val="1E293B"/>
-                <w:sz w:val="18"/>
-              </w:rPr>
-              <w:t>String</w:t>
-            </w:r>
-          </w:p>
-        </w:tc>
-        <w:tc>
-          <w:tcPr>
-            <w:tcW w:type="dxa" w:w="1984"/>
-            <w:shd w:val="clear" w:color="auto" w:fill="FFFFFF"/>
-            <w:tcBorders>
-              <w:top w:val="single" w:sz="4" w:color="E2E8F0"/>
-              <w:left w:val="single" w:sz="4" w:color="E2E8F0"/>
-              <w:bottom w:val="single" w:sz="4" w:color="E2E8F0"/>
-              <w:right w:val="single" w:sz="4" w:color="E2E8F0"/>
-              <w:insideH w:val="single" w:sz="4" w:color="E2E8F0"/>
-              <w:insideV w:val="single" w:sz="4" w:color="E2E8F0"/>
-            </w:tcBorders>
-          </w:tcPr>
-          <w:p>
-            <w:r>
-              <w:rPr>
-                <w:color w:val="1E293B"/>
-                <w:sz w:val="18"/>
-              </w:rPr>
-              <w:t>#ffffff</w:t>
-            </w:r>
-          </w:p>
-        </w:tc>
-        <w:tc>
-          <w:tcPr>
-            <w:tcW w:type="dxa" w:w="4535"/>
-            <w:shd w:val="clear" w:color="auto" w:fill="FFFFFF"/>
-            <w:tcBorders>
-              <w:top w:val="single" w:sz="4" w:color="E2E8F0"/>
-              <w:left w:val="single" w:sz="4" w:color="E2E8F0"/>
-              <w:bottom w:val="single" w:sz="4" w:color="E2E8F0"/>
-              <w:right w:val="single" w:sz="4" w:color="E2E8F0"/>
-              <w:insideH w:val="single" w:sz="4" w:color="E2E8F0"/>
-              <w:insideV w:val="single" w:sz="4" w:color="E2E8F0"/>
-            </w:tcBorders>
-          </w:tcPr>
-          <w:p>
-            <w:r>
-              <w:rPr>
-                <w:color w:val="1E293B"/>
-                <w:sz w:val="18"/>
-              </w:rPr>
-              <w:t>Фон контейнера</w:t>
-            </w:r>
-          </w:p>
-        </w:tc>
-      </w:tr>
-      <w:tr>
-        <w:tc>
-          <w:tcPr>
-            <w:tcW w:type="dxa" w:w="2551"/>
-            <w:shd w:val="clear" w:color="auto" w:fill="F8FAFC"/>
-            <w:tcBorders>
-              <w:top w:val="single" w:sz="4" w:color="E2E8F0"/>
-              <w:left w:val="single" w:sz="4" w:color="E2E8F0"/>
-              <w:bottom w:val="single" w:sz="4" w:color="E2E8F0"/>
-              <w:right w:val="single" w:sz="4" w:color="E2E8F0"/>
-              <w:insideH w:val="single" w:sz="4" w:color="E2E8F0"/>
-              <w:insideV w:val="single" w:sz="4" w:color="E2E8F0"/>
-            </w:tcBorders>
-          </w:tcPr>
-          <w:p>
-            <w:r>
-              <w:rPr>
-                <w:b/>
-                <w:color w:val="2D3A8C"/>
-                <w:sz w:val="18"/>
-              </w:rPr>
-              <w:t>textColor</w:t>
-            </w:r>
-          </w:p>
-        </w:tc>
-        <w:tc>
-          <w:tcPr>
-            <w:tcW w:type="dxa" w:w="1417"/>
-            <w:shd w:val="clear" w:color="auto" w:fill="F8FAFC"/>
-            <w:tcBorders>
-              <w:top w:val="single" w:sz="4" w:color="E2E8F0"/>
-              <w:left w:val="single" w:sz="4" w:color="E2E8F0"/>
-              <w:bottom w:val="single" w:sz="4" w:color="E2E8F0"/>
-              <w:right w:val="single" w:sz="4" w:color="E2E8F0"/>
-              <w:insideH w:val="single" w:sz="4" w:color="E2E8F0"/>
-              <w:insideV w:val="single" w:sz="4" w:color="E2E8F0"/>
-            </w:tcBorders>
-          </w:tcPr>
-          <w:p>
-            <w:r>
-              <w:rPr>
-                <w:color w:val="1E293B"/>
-                <w:sz w:val="18"/>
-              </w:rPr>
-              <w:t>String</w:t>
-            </w:r>
-          </w:p>
-        </w:tc>
-        <w:tc>
-          <w:tcPr>
-            <w:tcW w:type="dxa" w:w="1984"/>
-            <w:shd w:val="clear" w:color="auto" w:fill="F8FAFC"/>
-            <w:tcBorders>
-              <w:top w:val="single" w:sz="4" w:color="E2E8F0"/>
-              <w:left w:val="single" w:sz="4" w:color="E2E8F0"/>
-              <w:bottom w:val="single" w:sz="4" w:color="E2E8F0"/>
-              <w:right w:val="single" w:sz="4" w:color="E2E8F0"/>
-              <w:insideH w:val="single" w:sz="4" w:color="E2E8F0"/>
-              <w:insideV w:val="single" w:sz="4" w:color="E2E8F0"/>
-            </w:tcBorders>
-          </w:tcPr>
-          <w:p>
-            <w:r>
-              <w:rPr>
-                <w:color w:val="1E293B"/>
-                <w:sz w:val="18"/>
-              </w:rPr>
-              <w:t>#1f2937</w:t>
-            </w:r>
-          </w:p>
-        </w:tc>
-        <w:tc>
-          <w:tcPr>
-            <w:tcW w:type="dxa" w:w="4535"/>
-            <w:shd w:val="clear" w:color="auto" w:fill="F8FAFC"/>
-            <w:tcBorders>
-              <w:top w:val="single" w:sz="4" w:color="E2E8F0"/>
-              <w:left w:val="single" w:sz="4" w:color="E2E8F0"/>
-              <w:bottom w:val="single" w:sz="4" w:color="E2E8F0"/>
-              <w:right w:val="single" w:sz="4" w:color="E2E8F0"/>
-              <w:insideH w:val="single" w:sz="4" w:color="E2E8F0"/>
-              <w:insideV w:val="single" w:sz="4" w:color="E2E8F0"/>
-            </w:tcBorders>
-          </w:tcPr>
-          <w:p>
-            <w:r>
-              <w:rPr>
-                <w:color w:val="1E293B"/>
-                <w:sz w:val="18"/>
-              </w:rPr>
-              <w:t>Цвет текста</w:t>
-            </w:r>
-          </w:p>
-        </w:tc>
-      </w:tr>
-      <w:tr>
-        <w:tc>
-          <w:tcPr>
-            <w:tcW w:type="dxa" w:w="2551"/>
-            <w:shd w:val="clear" w:color="auto" w:fill="FFFFFF"/>
-            <w:tcBorders>
-              <w:top w:val="single" w:sz="4" w:color="E2E8F0"/>
-              <w:left w:val="single" w:sz="4" w:color="E2E8F0"/>
-              <w:bottom w:val="single" w:sz="4" w:color="E2E8F0"/>
-              <w:right w:val="single" w:sz="4" w:color="E2E8F0"/>
-              <w:insideH w:val="single" w:sz="4" w:color="E2E8F0"/>
-              <w:insideV w:val="single" w:sz="4" w:color="E2E8F0"/>
-            </w:tcBorders>
-          </w:tcPr>
-          <w:p>
-            <w:r>
-              <w:rPr>
-                <w:b/>
-                <w:color w:val="2D3A8C"/>
-                <w:sz w:val="18"/>
-              </w:rPr>
-              <w:t>borderRadius</w:t>
-            </w:r>
-          </w:p>
-        </w:tc>
-        <w:tc>
-          <w:tcPr>
-            <w:tcW w:type="dxa" w:w="1417"/>
-            <w:shd w:val="clear" w:color="auto" w:fill="FFFFFF"/>
-            <w:tcBorders>
-              <w:top w:val="single" w:sz="4" w:color="E2E8F0"/>
-              <w:left w:val="single" w:sz="4" w:color="E2E8F0"/>
-              <w:bottom w:val="single" w:sz="4" w:color="E2E8F0"/>
-              <w:right w:val="single" w:sz="4" w:color="E2E8F0"/>
-              <w:insideH w:val="single" w:sz="4" w:color="E2E8F0"/>
-              <w:insideV w:val="single" w:sz="4" w:color="E2E8F0"/>
-            </w:tcBorders>
-          </w:tcPr>
-          <w:p>
-            <w:r>
-              <w:rPr>
-                <w:color w:val="1E293B"/>
-                <w:sz w:val="18"/>
-              </w:rPr>
-              <w:t>String</w:t>
-            </w:r>
-          </w:p>
-        </w:tc>
-        <w:tc>
-          <w:tcPr>
-            <w:tcW w:type="dxa" w:w="1984"/>
-            <w:shd w:val="clear" w:color="auto" w:fill="FFFFFF"/>
-            <w:tcBorders>
-              <w:top w:val="single" w:sz="4" w:color="E2E8F0"/>
-              <w:left w:val="single" w:sz="4" w:color="E2E8F0"/>
-              <w:bottom w:val="single" w:sz="4" w:color="E2E8F0"/>
-              <w:right w:val="single" w:sz="4" w:color="E2E8F0"/>
-              <w:insideH w:val="single" w:sz="4" w:color="E2E8F0"/>
-              <w:insideV w:val="single" w:sz="4" w:color="E2E8F0"/>
-            </w:tcBorders>
-          </w:tcPr>
-          <w:p>
-            <w:r>
-              <w:rPr>
-                <w:color w:val="1E293B"/>
-                <w:sz w:val="18"/>
-              </w:rPr>
-              <w:t>0.375rem</w:t>
-            </w:r>
-          </w:p>
-        </w:tc>
-        <w:tc>
-          <w:tcPr>
-            <w:tcW w:type="dxa" w:w="4535"/>
-            <w:shd w:val="clear" w:color="auto" w:fill="FFFFFF"/>
-            <w:tcBorders>
-              <w:top w:val="single" w:sz="4" w:color="E2E8F0"/>
-              <w:left w:val="single" w:sz="4" w:color="E2E8F0"/>
-              <w:bottom w:val="single" w:sz="4" w:color="E2E8F0"/>
-              <w:right w:val="single" w:sz="4" w:color="E2E8F0"/>
-              <w:insideH w:val="single" w:sz="4" w:color="E2E8F0"/>
-              <w:insideV w:val="single" w:sz="4" w:color="E2E8F0"/>
-            </w:tcBorders>
-          </w:tcPr>
-          <w:p>
-            <w:r>
-              <w:rPr>
-                <w:color w:val="1E293B"/>
-                <w:sz w:val="18"/>
-              </w:rPr>
-              <w:t>Скругление</w:t>
-            </w:r>
-          </w:p>
-        </w:tc>
-      </w:tr>
-      <w:tr>
-        <w:tc>
-          <w:tcPr>
-            <w:tcW w:type="dxa" w:w="2551"/>
-            <w:shd w:val="clear" w:color="auto" w:fill="F8FAFC"/>
-            <w:tcBorders>
-              <w:top w:val="single" w:sz="4" w:color="E2E8F0"/>
-              <w:left w:val="single" w:sz="4" w:color="E2E8F0"/>
-              <w:bottom w:val="single" w:sz="4" w:color="E2E8F0"/>
-              <w:right w:val="single" w:sz="4" w:color="E2E8F0"/>
-              <w:insideH w:val="single" w:sz="4" w:color="E2E8F0"/>
-              <w:insideV w:val="single" w:sz="4" w:color="E2E8F0"/>
-            </w:tcBorders>
-          </w:tcPr>
-          <w:p>
-            <w:r>
-              <w:rPr>
-                <w:b/>
-                <w:color w:val="2D3A8C"/>
-                <w:sz w:val="18"/>
-              </w:rPr>
-              <w:t>boxShadow</w:t>
-            </w:r>
-          </w:p>
-        </w:tc>
-        <w:tc>
-          <w:tcPr>
-            <w:tcW w:type="dxa" w:w="1417"/>
-            <w:shd w:val="clear" w:color="auto" w:fill="F8FAFC"/>
-            <w:tcBorders>
-              <w:top w:val="single" w:sz="4" w:color="E2E8F0"/>
-              <w:left w:val="single" w:sz="4" w:color="E2E8F0"/>
-              <w:bottom w:val="single" w:sz="4" w:color="E2E8F0"/>
-              <w:right w:val="single" w:sz="4" w:color="E2E8F0"/>
-              <w:insideH w:val="single" w:sz="4" w:color="E2E8F0"/>
-              <w:insideV w:val="single" w:sz="4" w:color="E2E8F0"/>
-            </w:tcBorders>
-          </w:tcPr>
-          <w:p>
-            <w:r>
-              <w:rPr>
-                <w:color w:val="1E293B"/>
-                <w:sz w:val="18"/>
-              </w:rPr>
-              <w:t>String</w:t>
-            </w:r>
-          </w:p>
-        </w:tc>
-        <w:tc>
-          <w:tcPr>
-            <w:tcW w:type="dxa" w:w="1984"/>
-            <w:shd w:val="clear" w:color="auto" w:fill="F8FAFC"/>
-            <w:tcBorders>
-              <w:top w:val="single" w:sz="4" w:color="E2E8F0"/>
-              <w:left w:val="single" w:sz="4" w:color="E2E8F0"/>
-              <w:bottom w:val="single" w:sz="4" w:color="E2E8F0"/>
-              <w:right w:val="single" w:sz="4" w:color="E2E8F0"/>
-              <w:insideH w:val="single" w:sz="4" w:color="E2E8F0"/>
-              <w:insideV w:val="single" w:sz="4" w:color="E2E8F0"/>
-            </w:tcBorders>
-          </w:tcPr>
-          <w:p>
-            <w:r>
-              <w:rPr>
-                <w:color w:val="1E293B"/>
-                <w:sz w:val="18"/>
-              </w:rPr>
-              <w:t>''</w:t>
-            </w:r>
-          </w:p>
-        </w:tc>
-        <w:tc>
-          <w:tcPr>
-            <w:tcW w:type="dxa" w:w="4535"/>
-            <w:shd w:val="clear" w:color="auto" w:fill="F8FAFC"/>
-            <w:tcBorders>
-              <w:top w:val="single" w:sz="4" w:color="E2E8F0"/>
-              <w:left w:val="single" w:sz="4" w:color="E2E8F0"/>
-              <w:bottom w:val="single" w:sz="4" w:color="E2E8F0"/>
-              <w:right w:val="single" w:sz="4" w:color="E2E8F0"/>
-              <w:insideH w:val="single" w:sz="4" w:color="E2E8F0"/>
-              <w:insideV w:val="single" w:sz="4" w:color="E2E8F0"/>
-            </w:tcBorders>
-          </w:tcPr>
-          <w:p>
-            <w:r>
-              <w:rPr>
-                <w:color w:val="1E293B"/>
-                <w:sz w:val="18"/>
-              </w:rPr>
-              <w:t>Тень контейнера</w:t>
-            </w:r>
-          </w:p>
-        </w:tc>
-      </w:tr>
-    </w:tbl>
-    <w:p/>
-    <w:p>
-      <w:r>
-        <w:rPr>
-          <w:b/>
-          <w:color w:val="1E293B"/>
-          <w:sz w:val="22"/>
-        </w:rPr>
-        <w:t>Типографика</w:t>
-      </w:r>
-    </w:p>
-    <w:tbl>
-      <w:tblPr>
-        <w:tblW w:type="auto" w:w="0"/>
-        <w:jc w:val="left"/>
-        <w:tblLook w:firstColumn="1" w:firstRow="1" w:lastColumn="0" w:lastRow="0" w:noHBand="0" w:noVBand="1" w:val="04A0"/>
-      </w:tblPr>
-      <w:tblGrid>
-        <w:gridCol w:w="2351"/>
-        <w:gridCol w:w="2351"/>
-        <w:gridCol w:w="2351"/>
-        <w:gridCol w:w="2351"/>
-      </w:tblGrid>
-      <w:tr>
-        <w:tc>
-          <w:tcPr>
-            <w:tcW w:type="dxa" w:w="2551"/>
-            <w:shd w:val="clear" w:color="auto" w:fill="4F6AFF"/>
-            <w:tcBorders>
-              <w:top w:val="single" w:sz="4" w:color="3A56F0"/>
-              <w:left w:val="single" w:sz="4" w:color="3A56F0"/>
-              <w:bottom w:val="single" w:sz="4" w:color="3A56F0"/>
-              <w:right w:val="single" w:sz="4" w:color="3A56F0"/>
-              <w:insideH w:val="single" w:sz="4" w:color="3A56F0"/>
-              <w:insideV w:val="single" w:sz="4" w:color="3A56F0"/>
-            </w:tcBorders>
-          </w:tcPr>
-          <w:p>
-            <w:pPr>
-              <w:jc w:val="left"/>
-            </w:pPr>
-            <w:r>
-              <w:rPr>
-                <w:b/>
-                <w:color w:val="FFFFFF"/>
-                <w:sz w:val="18"/>
-              </w:rPr>
-              <w:t>Параметр</w:t>
-            </w:r>
-          </w:p>
-        </w:tc>
-        <w:tc>
-          <w:tcPr>
-            <w:tcW w:type="dxa" w:w="1417"/>
-            <w:shd w:val="clear" w:color="auto" w:fill="4F6AFF"/>
-            <w:tcBorders>
-              <w:top w:val="single" w:sz="4" w:color="3A56F0"/>
-              <w:left w:val="single" w:sz="4" w:color="3A56F0"/>
-              <w:bottom w:val="single" w:sz="4" w:color="3A56F0"/>
-              <w:right w:val="single" w:sz="4" w:color="3A56F0"/>
-              <w:insideH w:val="single" w:sz="4" w:color="3A56F0"/>
-              <w:insideV w:val="single" w:sz="4" w:color="3A56F0"/>
-            </w:tcBorders>
-          </w:tcPr>
-          <w:p>
-            <w:pPr>
-              <w:jc w:val="left"/>
-            </w:pPr>
-            <w:r>
-              <w:rPr>
-                <w:b/>
-                <w:color w:val="FFFFFF"/>
-                <w:sz w:val="18"/>
-              </w:rPr>
-              <w:t>Тип</w:t>
-            </w:r>
-          </w:p>
-        </w:tc>
-        <w:tc>
-          <w:tcPr>
-            <w:tcW w:type="dxa" w:w="1984"/>
-            <w:shd w:val="clear" w:color="auto" w:fill="4F6AFF"/>
-            <w:tcBorders>
-              <w:top w:val="single" w:sz="4" w:color="3A56F0"/>
-              <w:left w:val="single" w:sz="4" w:color="3A56F0"/>
-              <w:bottom w:val="single" w:sz="4" w:color="3A56F0"/>
-              <w:right w:val="single" w:sz="4" w:color="3A56F0"/>
-              <w:insideH w:val="single" w:sz="4" w:color="3A56F0"/>
-              <w:insideV w:val="single" w:sz="4" w:color="3A56F0"/>
-            </w:tcBorders>
-          </w:tcPr>
-          <w:p>
-            <w:pPr>
-              <w:jc w:val="left"/>
-            </w:pPr>
-            <w:r>
-              <w:rPr>
-                <w:b/>
-                <w:color w:val="FFFFFF"/>
-                <w:sz w:val="18"/>
-              </w:rPr>
-              <w:t>Умолчание</w:t>
-            </w:r>
-          </w:p>
-        </w:tc>
-        <w:tc>
-          <w:tcPr>
-            <w:tcW w:type="dxa" w:w="4535"/>
-            <w:shd w:val="clear" w:color="auto" w:fill="4F6AFF"/>
-            <w:tcBorders>
-              <w:top w:val="single" w:sz="4" w:color="3A56F0"/>
-              <w:left w:val="single" w:sz="4" w:color="3A56F0"/>
-              <w:bottom w:val="single" w:sz="4" w:color="3A56F0"/>
-              <w:right w:val="single" w:sz="4" w:color="3A56F0"/>
-              <w:insideH w:val="single" w:sz="4" w:color="3A56F0"/>
-              <w:insideV w:val="single" w:sz="4" w:color="3A56F0"/>
-            </w:tcBorders>
-          </w:tcPr>
-          <w:p>
-            <w:pPr>
-              <w:jc w:val="left"/>
-            </w:pPr>
-            <w:r>
-              <w:rPr>
-                <w:b/>
-                <w:color w:val="FFFFFF"/>
-                <w:sz w:val="18"/>
-              </w:rPr>
-              <w:t>Описание</w:t>
-            </w:r>
-          </w:p>
-        </w:tc>
-      </w:tr>
-      <w:tr>
-        <w:tc>
-          <w:tcPr>
-            <w:tcW w:type="dxa" w:w="2551"/>
-            <w:shd w:val="clear" w:color="auto" w:fill="FFFFFF"/>
-            <w:tcBorders>
-              <w:top w:val="single" w:sz="4" w:color="E2E8F0"/>
-              <w:left w:val="single" w:sz="4" w:color="E2E8F0"/>
-              <w:bottom w:val="single" w:sz="4" w:color="E2E8F0"/>
-              <w:right w:val="single" w:sz="4" w:color="E2E8F0"/>
-              <w:insideH w:val="single" w:sz="4" w:color="E2E8F0"/>
-              <w:insideV w:val="single" w:sz="4" w:color="E2E8F0"/>
-            </w:tcBorders>
-          </w:tcPr>
-          <w:p>
-            <w:r>
-              <w:rPr>
-                <w:b/>
-                <w:color w:val="2D3A8C"/>
-                <w:sz w:val="18"/>
-              </w:rPr>
-              <w:t>fontSize</w:t>
-            </w:r>
-          </w:p>
-        </w:tc>
-        <w:tc>
-          <w:tcPr>
-            <w:tcW w:type="dxa" w:w="1417"/>
-            <w:shd w:val="clear" w:color="auto" w:fill="FFFFFF"/>
-            <w:tcBorders>
-              <w:top w:val="single" w:sz="4" w:color="E2E8F0"/>
-              <w:left w:val="single" w:sz="4" w:color="E2E8F0"/>
-              <w:bottom w:val="single" w:sz="4" w:color="E2E8F0"/>
-              <w:right w:val="single" w:sz="4" w:color="E2E8F0"/>
-              <w:insideH w:val="single" w:sz="4" w:color="E2E8F0"/>
-              <w:insideV w:val="single" w:sz="4" w:color="E2E8F0"/>
-            </w:tcBorders>
-          </w:tcPr>
-          <w:p>
-            <w:r>
-              <w:rPr>
-                <w:color w:val="1E293B"/>
-                <w:sz w:val="18"/>
-              </w:rPr>
-              <w:t>Object</w:t>
-            </w:r>
-          </w:p>
-        </w:tc>
-        <w:tc>
-          <w:tcPr>
-            <w:tcW w:type="dxa" w:w="1984"/>
-            <w:shd w:val="clear" w:color="auto" w:fill="FFFFFF"/>
-            <w:tcBorders>
-              <w:top w:val="single" w:sz="4" w:color="E2E8F0"/>
-              <w:left w:val="single" w:sz="4" w:color="E2E8F0"/>
-              <w:bottom w:val="single" w:sz="4" w:color="E2E8F0"/>
-              <w:right w:val="single" w:sz="4" w:color="E2E8F0"/>
-              <w:insideH w:val="single" w:sz="4" w:color="E2E8F0"/>
-              <w:insideV w:val="single" w:sz="4" w:color="E2E8F0"/>
-            </w:tcBorders>
-          </w:tcPr>
-          <w:p>
-            <w:r>
-              <w:rPr>
-                <w:color w:val="1E293B"/>
-                <w:sz w:val="18"/>
-              </w:rPr>
-              <w:t>{0.875rem}</w:t>
-            </w:r>
-          </w:p>
-        </w:tc>
-        <w:tc>
-          <w:tcPr>
-            <w:tcW w:type="dxa" w:w="4535"/>
-            <w:shd w:val="clear" w:color="auto" w:fill="FFFFFF"/>
-            <w:tcBorders>
-              <w:top w:val="single" w:sz="4" w:color="E2E8F0"/>
-              <w:left w:val="single" w:sz="4" w:color="E2E8F0"/>
-              <w:bottom w:val="single" w:sz="4" w:color="E2E8F0"/>
-              <w:right w:val="single" w:sz="4" w:color="E2E8F0"/>
-              <w:insideH w:val="single" w:sz="4" w:color="E2E8F0"/>
-              <w:insideV w:val="single" w:sz="4" w:color="E2E8F0"/>
-            </w:tcBorders>
-          </w:tcPr>
-          <w:p>
-            <w:r>
-              <w:rPr>
-                <w:color w:val="1E293B"/>
-                <w:sz w:val="18"/>
-              </w:rPr>
-              <w:t>Размер шрифта {size, unit}</w:t>
-            </w:r>
-          </w:p>
-        </w:tc>
-      </w:tr>
-      <w:tr>
-        <w:tc>
-          <w:tcPr>
-            <w:tcW w:type="dxa" w:w="2551"/>
-            <w:shd w:val="clear" w:color="auto" w:fill="F8FAFC"/>
-            <w:tcBorders>
-              <w:top w:val="single" w:sz="4" w:color="E2E8F0"/>
-              <w:left w:val="single" w:sz="4" w:color="E2E8F0"/>
-              <w:bottom w:val="single" w:sz="4" w:color="E2E8F0"/>
-              <w:right w:val="single" w:sz="4" w:color="E2E8F0"/>
-              <w:insideH w:val="single" w:sz="4" w:color="E2E8F0"/>
-              <w:insideV w:val="single" w:sz="4" w:color="E2E8F0"/>
-            </w:tcBorders>
-          </w:tcPr>
-          <w:p>
-            <w:r>
-              <w:rPr>
-                <w:b/>
-                <w:color w:val="2D3A8C"/>
-                <w:sz w:val="18"/>
-              </w:rPr>
-              <w:t>fontFamily</w:t>
-            </w:r>
-          </w:p>
-        </w:tc>
-        <w:tc>
-          <w:tcPr>
-            <w:tcW w:type="dxa" w:w="1417"/>
-            <w:shd w:val="clear" w:color="auto" w:fill="F8FAFC"/>
-            <w:tcBorders>
-              <w:top w:val="single" w:sz="4" w:color="E2E8F0"/>
-              <w:left w:val="single" w:sz="4" w:color="E2E8F0"/>
-              <w:bottom w:val="single" w:sz="4" w:color="E2E8F0"/>
-              <w:right w:val="single" w:sz="4" w:color="E2E8F0"/>
-              <w:insideH w:val="single" w:sz="4" w:color="E2E8F0"/>
-              <w:insideV w:val="single" w:sz="4" w:color="E2E8F0"/>
-            </w:tcBorders>
-          </w:tcPr>
-          <w:p>
-            <w:r>
-              <w:rPr>
-                <w:color w:val="1E293B"/>
-                <w:sz w:val="18"/>
-              </w:rPr>
-              <w:t>String</w:t>
-            </w:r>
-          </w:p>
-        </w:tc>
-        <w:tc>
-          <w:tcPr>
-            <w:tcW w:type="dxa" w:w="1984"/>
-            <w:shd w:val="clear" w:color="auto" w:fill="F8FAFC"/>
-            <w:tcBorders>
-              <w:top w:val="single" w:sz="4" w:color="E2E8F0"/>
-              <w:left w:val="single" w:sz="4" w:color="E2E8F0"/>
-              <w:bottom w:val="single" w:sz="4" w:color="E2E8F0"/>
-              <w:right w:val="single" w:sz="4" w:color="E2E8F0"/>
-              <w:insideH w:val="single" w:sz="4" w:color="E2E8F0"/>
-              <w:insideV w:val="single" w:sz="4" w:color="E2E8F0"/>
-            </w:tcBorders>
-          </w:tcPr>
-          <w:p>
-            <w:r>
-              <w:rPr>
-                <w:color w:val="1E293B"/>
-                <w:sz w:val="18"/>
-              </w:rPr>
-              <w:t>inherit</w:t>
-            </w:r>
-          </w:p>
-        </w:tc>
-        <w:tc>
-          <w:tcPr>
-            <w:tcW w:type="dxa" w:w="4535"/>
-            <w:shd w:val="clear" w:color="auto" w:fill="F8FAFC"/>
-            <w:tcBorders>
-              <w:top w:val="single" w:sz="4" w:color="E2E8F0"/>
-              <w:left w:val="single" w:sz="4" w:color="E2E8F0"/>
-              <w:bottom w:val="single" w:sz="4" w:color="E2E8F0"/>
-              <w:right w:val="single" w:sz="4" w:color="E2E8F0"/>
-              <w:insideH w:val="single" w:sz="4" w:color="E2E8F0"/>
-              <w:insideV w:val="single" w:sz="4" w:color="E2E8F0"/>
-            </w:tcBorders>
-          </w:tcPr>
-          <w:p>
-            <w:r>
-              <w:rPr>
-                <w:color w:val="1E293B"/>
-                <w:sz w:val="18"/>
-              </w:rPr>
-              <w:t>Гарнитура шрифта</w:t>
-            </w:r>
-          </w:p>
-        </w:tc>
-      </w:tr>
-    </w:tbl>
-    <w:p/>
-    <w:p>
-      <w:r>
-        <w:rPr>
-          <w:b/>
-          <w:color w:val="1E293B"/>
-          <w:sz w:val="22"/>
-        </w:rPr>
-        <w:t>Иконки</w:t>
-      </w:r>
-    </w:p>
-    <w:tbl>
-      <w:tblPr>
-        <w:tblW w:type="auto" w:w="0"/>
-        <w:jc w:val="left"/>
-        <w:tblLook w:firstColumn="1" w:firstRow="1" w:lastColumn="0" w:lastRow="0" w:noHBand="0" w:noVBand="1" w:val="04A0"/>
-      </w:tblPr>
-      <w:tblGrid>
-        <w:gridCol w:w="2351"/>
-        <w:gridCol w:w="2351"/>
-        <w:gridCol w:w="2351"/>
-        <w:gridCol w:w="2351"/>
-      </w:tblGrid>
-      <w:tr>
-        <w:tc>
-          <w:tcPr>
-            <w:tcW w:type="dxa" w:w="2551"/>
-            <w:shd w:val="clear" w:color="auto" w:fill="4F6AFF"/>
-            <w:tcBorders>
-              <w:top w:val="single" w:sz="4" w:color="3A56F0"/>
-              <w:left w:val="single" w:sz="4" w:color="3A56F0"/>
-              <w:bottom w:val="single" w:sz="4" w:color="3A56F0"/>
-              <w:right w:val="single" w:sz="4" w:color="3A56F0"/>
-              <w:insideH w:val="single" w:sz="4" w:color="3A56F0"/>
-              <w:insideV w:val="single" w:sz="4" w:color="3A56F0"/>
-            </w:tcBorders>
-          </w:tcPr>
-          <w:p>
-            <w:pPr>
-              <w:jc w:val="left"/>
-            </w:pPr>
-            <w:r>
-              <w:rPr>
-                <w:b/>
-                <w:color w:val="FFFFFF"/>
-                <w:sz w:val="18"/>
-              </w:rPr>
-              <w:t>Параметр</w:t>
-            </w:r>
-          </w:p>
-        </w:tc>
-        <w:tc>
-          <w:tcPr>
-            <w:tcW w:type="dxa" w:w="1417"/>
-            <w:shd w:val="clear" w:color="auto" w:fill="4F6AFF"/>
-            <w:tcBorders>
-              <w:top w:val="single" w:sz="4" w:color="3A56F0"/>
-              <w:left w:val="single" w:sz="4" w:color="3A56F0"/>
-              <w:bottom w:val="single" w:sz="4" w:color="3A56F0"/>
-              <w:right w:val="single" w:sz="4" w:color="3A56F0"/>
-              <w:insideH w:val="single" w:sz="4" w:color="3A56F0"/>
-              <w:insideV w:val="single" w:sz="4" w:color="3A56F0"/>
-            </w:tcBorders>
-          </w:tcPr>
-          <w:p>
-            <w:pPr>
-              <w:jc w:val="left"/>
-            </w:pPr>
-            <w:r>
-              <w:rPr>
-                <w:b/>
-                <w:color w:val="FFFFFF"/>
-                <w:sz w:val="18"/>
-              </w:rPr>
-              <w:t>Тип</w:t>
-            </w:r>
-          </w:p>
-        </w:tc>
-        <w:tc>
-          <w:tcPr>
-            <w:tcW w:type="dxa" w:w="1984"/>
-            <w:shd w:val="clear" w:color="auto" w:fill="4F6AFF"/>
-            <w:tcBorders>
-              <w:top w:val="single" w:sz="4" w:color="3A56F0"/>
-              <w:left w:val="single" w:sz="4" w:color="3A56F0"/>
-              <w:bottom w:val="single" w:sz="4" w:color="3A56F0"/>
-              <w:right w:val="single" w:sz="4" w:color="3A56F0"/>
-              <w:insideH w:val="single" w:sz="4" w:color="3A56F0"/>
-              <w:insideV w:val="single" w:sz="4" w:color="3A56F0"/>
-            </w:tcBorders>
-          </w:tcPr>
-          <w:p>
-            <w:pPr>
-              <w:jc w:val="left"/>
-            </w:pPr>
-            <w:r>
-              <w:rPr>
-                <w:b/>
-                <w:color w:val="FFFFFF"/>
-                <w:sz w:val="18"/>
-              </w:rPr>
-              <w:t>Умолчание</w:t>
-            </w:r>
-          </w:p>
-        </w:tc>
-        <w:tc>
-          <w:tcPr>
-            <w:tcW w:type="dxa" w:w="4535"/>
-            <w:shd w:val="clear" w:color="auto" w:fill="4F6AFF"/>
-            <w:tcBorders>
-              <w:top w:val="single" w:sz="4" w:color="3A56F0"/>
-              <w:left w:val="single" w:sz="4" w:color="3A56F0"/>
-              <w:bottom w:val="single" w:sz="4" w:color="3A56F0"/>
-              <w:right w:val="single" w:sz="4" w:color="3A56F0"/>
-              <w:insideH w:val="single" w:sz="4" w:color="3A56F0"/>
-              <w:insideV w:val="single" w:sz="4" w:color="3A56F0"/>
-            </w:tcBorders>
-          </w:tcPr>
-          <w:p>
-            <w:pPr>
-              <w:jc w:val="left"/>
-            </w:pPr>
-            <w:r>
-              <w:rPr>
-                <w:b/>
-                <w:color w:val="FFFFFF"/>
-                <w:sz w:val="18"/>
-              </w:rPr>
-              <w:t>Описание</w:t>
-            </w:r>
-          </w:p>
-        </w:tc>
-      </w:tr>
-      <w:tr>
-        <w:tc>
-          <w:tcPr>
-            <w:tcW w:type="dxa" w:w="2551"/>
-            <w:shd w:val="clear" w:color="auto" w:fill="FFFFFF"/>
-            <w:tcBorders>
-              <w:top w:val="single" w:sz="4" w:color="E2E8F0"/>
-              <w:left w:val="single" w:sz="4" w:color="E2E8F0"/>
-              <w:bottom w:val="single" w:sz="4" w:color="E2E8F0"/>
-              <w:right w:val="single" w:sz="4" w:color="E2E8F0"/>
-              <w:insideH w:val="single" w:sz="4" w:color="E2E8F0"/>
-              <w:insideV w:val="single" w:sz="4" w:color="E2E8F0"/>
-            </w:tcBorders>
-          </w:tcPr>
-          <w:p>
-            <w:r>
-              <w:rPr>
-                <w:b/>
-                <w:color w:val="2D3A8C"/>
-                <w:sz w:val="18"/>
-              </w:rPr>
-              <w:t>burgerIconOpen</w:t>
-            </w:r>
-          </w:p>
-        </w:tc>
-        <w:tc>
-          <w:tcPr>
-            <w:tcW w:type="dxa" w:w="1417"/>
-            <w:shd w:val="clear" w:color="auto" w:fill="FFFFFF"/>
-            <w:tcBorders>
-              <w:top w:val="single" w:sz="4" w:color="E2E8F0"/>
-              <w:left w:val="single" w:sz="4" w:color="E2E8F0"/>
-              <w:bottom w:val="single" w:sz="4" w:color="E2E8F0"/>
-              <w:right w:val="single" w:sz="4" w:color="E2E8F0"/>
-              <w:insideH w:val="single" w:sz="4" w:color="E2E8F0"/>
-              <w:insideV w:val="single" w:sz="4" w:color="E2E8F0"/>
-            </w:tcBorders>
-          </w:tcPr>
-          <w:p>
-            <w:r>
-              <w:rPr>
-                <w:color w:val="1E293B"/>
-                <w:sz w:val="18"/>
-              </w:rPr>
-              <w:t>String</w:t>
-            </w:r>
-          </w:p>
-        </w:tc>
-        <w:tc>
-          <w:tcPr>
-            <w:tcW w:type="dxa" w:w="1984"/>
-            <w:shd w:val="clear" w:color="auto" w:fill="FFFFFF"/>
-            <w:tcBorders>
-              <w:top w:val="single" w:sz="4" w:color="E2E8F0"/>
-              <w:left w:val="single" w:sz="4" w:color="E2E8F0"/>
-              <w:bottom w:val="single" w:sz="4" w:color="E2E8F0"/>
-              <w:right w:val="single" w:sz="4" w:color="E2E8F0"/>
-              <w:insideH w:val="single" w:sz="4" w:color="E2E8F0"/>
-              <w:insideV w:val="single" w:sz="4" w:color="E2E8F0"/>
-            </w:tcBorders>
-          </w:tcPr>
-          <w:p>
-            <w:r>
-              <w:rPr>
-                <w:color w:val="1E293B"/>
-                <w:sz w:val="18"/>
-              </w:rPr>
-              <w:t>''</w:t>
-            </w:r>
-          </w:p>
-        </w:tc>
-        <w:tc>
-          <w:tcPr>
-            <w:tcW w:type="dxa" w:w="4535"/>
-            <w:shd w:val="clear" w:color="auto" w:fill="FFFFFF"/>
-            <w:tcBorders>
-              <w:top w:val="single" w:sz="4" w:color="E2E8F0"/>
-              <w:left w:val="single" w:sz="4" w:color="E2E8F0"/>
-              <w:bottom w:val="single" w:sz="4" w:color="E2E8F0"/>
-              <w:right w:val="single" w:sz="4" w:color="E2E8F0"/>
-              <w:insideH w:val="single" w:sz="4" w:color="E2E8F0"/>
-              <w:insideV w:val="single" w:sz="4" w:color="E2E8F0"/>
-            </w:tcBorders>
-          </w:tcPr>
-          <w:p>
-            <w:r>
-              <w:rPr>
-                <w:color w:val="1E293B"/>
-                <w:sz w:val="18"/>
-              </w:rPr>
-              <w:t>MDI-иконка открытого бургер-меню</w:t>
-            </w:r>
-          </w:p>
-        </w:tc>
-      </w:tr>
-      <w:tr>
-        <w:tc>
-          <w:tcPr>
-            <w:tcW w:type="dxa" w:w="2551"/>
-            <w:shd w:val="clear" w:color="auto" w:fill="F8FAFC"/>
-            <w:tcBorders>
-              <w:top w:val="single" w:sz="4" w:color="E2E8F0"/>
-              <w:left w:val="single" w:sz="4" w:color="E2E8F0"/>
-              <w:bottom w:val="single" w:sz="4" w:color="E2E8F0"/>
-              <w:right w:val="single" w:sz="4" w:color="E2E8F0"/>
-              <w:insideH w:val="single" w:sz="4" w:color="E2E8F0"/>
-              <w:insideV w:val="single" w:sz="4" w:color="E2E8F0"/>
-            </w:tcBorders>
-          </w:tcPr>
-          <w:p>
-            <w:r>
-              <w:rPr>
-                <w:b/>
-                <w:color w:val="2D3A8C"/>
-                <w:sz w:val="18"/>
-              </w:rPr>
-              <w:t>burgerIconClosed</w:t>
-            </w:r>
-          </w:p>
-        </w:tc>
-        <w:tc>
-          <w:tcPr>
-            <w:tcW w:type="dxa" w:w="1417"/>
-            <w:shd w:val="clear" w:color="auto" w:fill="F8FAFC"/>
-            <w:tcBorders>
-              <w:top w:val="single" w:sz="4" w:color="E2E8F0"/>
-              <w:left w:val="single" w:sz="4" w:color="E2E8F0"/>
-              <w:bottom w:val="single" w:sz="4" w:color="E2E8F0"/>
-              <w:right w:val="single" w:sz="4" w:color="E2E8F0"/>
-              <w:insideH w:val="single" w:sz="4" w:color="E2E8F0"/>
-              <w:insideV w:val="single" w:sz="4" w:color="E2E8F0"/>
-            </w:tcBorders>
-          </w:tcPr>
-          <w:p>
-            <w:r>
-              <w:rPr>
-                <w:color w:val="1E293B"/>
-                <w:sz w:val="18"/>
-              </w:rPr>
-              <w:t>String</w:t>
-            </w:r>
-          </w:p>
-        </w:tc>
-        <w:tc>
-          <w:tcPr>
-            <w:tcW w:type="dxa" w:w="1984"/>
-            <w:shd w:val="clear" w:color="auto" w:fill="F8FAFC"/>
-            <w:tcBorders>
-              <w:top w:val="single" w:sz="4" w:color="E2E8F0"/>
-              <w:left w:val="single" w:sz="4" w:color="E2E8F0"/>
-              <w:bottom w:val="single" w:sz="4" w:color="E2E8F0"/>
-              <w:right w:val="single" w:sz="4" w:color="E2E8F0"/>
-              <w:insideH w:val="single" w:sz="4" w:color="E2E8F0"/>
-              <w:insideV w:val="single" w:sz="4" w:color="E2E8F0"/>
-            </w:tcBorders>
-          </w:tcPr>
-          <w:p>
-            <w:r>
-              <w:rPr>
-                <w:color w:val="1E293B"/>
-                <w:sz w:val="18"/>
-              </w:rPr>
-              <w:t>''</w:t>
-            </w:r>
-          </w:p>
-        </w:tc>
-        <w:tc>
-          <w:tcPr>
-            <w:tcW w:type="dxa" w:w="4535"/>
-            <w:shd w:val="clear" w:color="auto" w:fill="F8FAFC"/>
-            <w:tcBorders>
-              <w:top w:val="single" w:sz="4" w:color="E2E8F0"/>
-              <w:left w:val="single" w:sz="4" w:color="E2E8F0"/>
-              <w:bottom w:val="single" w:sz="4" w:color="E2E8F0"/>
-              <w:right w:val="single" w:sz="4" w:color="E2E8F0"/>
-              <w:insideH w:val="single" w:sz="4" w:color="E2E8F0"/>
-              <w:insideV w:val="single" w:sz="4" w:color="E2E8F0"/>
-            </w:tcBorders>
-          </w:tcPr>
-          <w:p>
-            <w:r>
-              <w:rPr>
-                <w:color w:val="1E293B"/>
-                <w:sz w:val="18"/>
-              </w:rPr>
-              <w:t>MDI-иконка закрытого бургер-меню</w:t>
-            </w:r>
-          </w:p>
-        </w:tc>
-      </w:tr>
-      <w:tr>
-        <w:tc>
-          <w:tcPr>
-            <w:tcW w:type="dxa" w:w="2551"/>
-            <w:shd w:val="clear" w:color="auto" w:fill="FFFFFF"/>
-            <w:tcBorders>
-              <w:top w:val="single" w:sz="4" w:color="E2E8F0"/>
-              <w:left w:val="single" w:sz="4" w:color="E2E8F0"/>
-              <w:bottom w:val="single" w:sz="4" w:color="E2E8F0"/>
-              <w:right w:val="single" w:sz="4" w:color="E2E8F0"/>
-              <w:insideH w:val="single" w:sz="4" w:color="E2E8F0"/>
-              <w:insideV w:val="single" w:sz="4" w:color="E2E8F0"/>
-            </w:tcBorders>
-          </w:tcPr>
-          <w:p>
-            <w:r>
-              <w:rPr>
-                <w:b/>
-                <w:color w:val="2D3A8C"/>
-                <w:sz w:val="18"/>
-              </w:rPr>
-              <w:t>burgerIconSize</w:t>
-            </w:r>
-          </w:p>
-        </w:tc>
-        <w:tc>
-          <w:tcPr>
-            <w:tcW w:type="dxa" w:w="1417"/>
-            <w:shd w:val="clear" w:color="auto" w:fill="FFFFFF"/>
-            <w:tcBorders>
-              <w:top w:val="single" w:sz="4" w:color="E2E8F0"/>
-              <w:left w:val="single" w:sz="4" w:color="E2E8F0"/>
-              <w:bottom w:val="single" w:sz="4" w:color="E2E8F0"/>
-              <w:right w:val="single" w:sz="4" w:color="E2E8F0"/>
-              <w:insideH w:val="single" w:sz="4" w:color="E2E8F0"/>
-              <w:insideV w:val="single" w:sz="4" w:color="E2E8F0"/>
-            </w:tcBorders>
-          </w:tcPr>
-          <w:p>
-            <w:r>
-              <w:rPr>
-                <w:color w:val="1E293B"/>
-                <w:sz w:val="18"/>
-              </w:rPr>
-              <w:t>String</w:t>
-            </w:r>
-          </w:p>
-        </w:tc>
-        <w:tc>
-          <w:tcPr>
-            <w:tcW w:type="dxa" w:w="1984"/>
-            <w:shd w:val="clear" w:color="auto" w:fill="FFFFFF"/>
-            <w:tcBorders>
-              <w:top w:val="single" w:sz="4" w:color="E2E8F0"/>
-              <w:left w:val="single" w:sz="4" w:color="E2E8F0"/>
-              <w:bottom w:val="single" w:sz="4" w:color="E2E8F0"/>
-              <w:right w:val="single" w:sz="4" w:color="E2E8F0"/>
-              <w:insideH w:val="single" w:sz="4" w:color="E2E8F0"/>
-              <w:insideV w:val="single" w:sz="4" w:color="E2E8F0"/>
-            </w:tcBorders>
-          </w:tcPr>
-          <w:p>
-            <w:r>
-              <w:rPr>
-                <w:color w:val="1E293B"/>
-                <w:sz w:val="18"/>
-              </w:rPr>
-              <w:t>1.5rem</w:t>
-            </w:r>
-          </w:p>
-        </w:tc>
-        <w:tc>
-          <w:tcPr>
-            <w:tcW w:type="dxa" w:w="4535"/>
-            <w:shd w:val="clear" w:color="auto" w:fill="FFFFFF"/>
-            <w:tcBorders>
-              <w:top w:val="single" w:sz="4" w:color="E2E8F0"/>
-              <w:left w:val="single" w:sz="4" w:color="E2E8F0"/>
-              <w:bottom w:val="single" w:sz="4" w:color="E2E8F0"/>
-              <w:right w:val="single" w:sz="4" w:color="E2E8F0"/>
-              <w:insideH w:val="single" w:sz="4" w:color="E2E8F0"/>
-              <w:insideV w:val="single" w:sz="4" w:color="E2E8F0"/>
-            </w:tcBorders>
-          </w:tcPr>
-          <w:p>
-            <w:r>
-              <w:rPr>
-                <w:color w:val="1E293B"/>
-                <w:sz w:val="18"/>
-              </w:rPr>
-              <w:t>Размер иконки бургера</w:t>
-            </w:r>
-          </w:p>
-        </w:tc>
-      </w:tr>
-      <w:tr>
-        <w:tc>
-          <w:tcPr>
-            <w:tcW w:type="dxa" w:w="2551"/>
-            <w:shd w:val="clear" w:color="auto" w:fill="F8FAFC"/>
-            <w:tcBorders>
-              <w:top w:val="single" w:sz="4" w:color="E2E8F0"/>
-              <w:left w:val="single" w:sz="4" w:color="E2E8F0"/>
-              <w:bottom w:val="single" w:sz="4" w:color="E2E8F0"/>
-              <w:right w:val="single" w:sz="4" w:color="E2E8F0"/>
-              <w:insideH w:val="single" w:sz="4" w:color="E2E8F0"/>
-              <w:insideV w:val="single" w:sz="4" w:color="E2E8F0"/>
-            </w:tcBorders>
-          </w:tcPr>
-          <w:p>
-            <w:r>
-              <w:rPr>
-                <w:b/>
-                <w:color w:val="2D3A8C"/>
-                <w:sz w:val="18"/>
-              </w:rPr>
-              <w:t>expandIconExpanded</w:t>
-            </w:r>
-          </w:p>
-        </w:tc>
-        <w:tc>
-          <w:tcPr>
-            <w:tcW w:type="dxa" w:w="1417"/>
-            <w:shd w:val="clear" w:color="auto" w:fill="F8FAFC"/>
-            <w:tcBorders>
-              <w:top w:val="single" w:sz="4" w:color="E2E8F0"/>
-              <w:left w:val="single" w:sz="4" w:color="E2E8F0"/>
-              <w:bottom w:val="single" w:sz="4" w:color="E2E8F0"/>
-              <w:right w:val="single" w:sz="4" w:color="E2E8F0"/>
-              <w:insideH w:val="single" w:sz="4" w:color="E2E8F0"/>
-              <w:insideV w:val="single" w:sz="4" w:color="E2E8F0"/>
-            </w:tcBorders>
-          </w:tcPr>
-          <w:p>
-            <w:r>
-              <w:rPr>
-                <w:color w:val="1E293B"/>
-                <w:sz w:val="18"/>
-              </w:rPr>
-              <w:t>String</w:t>
-            </w:r>
-          </w:p>
-        </w:tc>
-        <w:tc>
-          <w:tcPr>
-            <w:tcW w:type="dxa" w:w="1984"/>
-            <w:shd w:val="clear" w:color="auto" w:fill="F8FAFC"/>
-            <w:tcBorders>
-              <w:top w:val="single" w:sz="4" w:color="E2E8F0"/>
-              <w:left w:val="single" w:sz="4" w:color="E2E8F0"/>
-              <w:bottom w:val="single" w:sz="4" w:color="E2E8F0"/>
-              <w:right w:val="single" w:sz="4" w:color="E2E8F0"/>
-              <w:insideH w:val="single" w:sz="4" w:color="E2E8F0"/>
-              <w:insideV w:val="single" w:sz="4" w:color="E2E8F0"/>
-            </w:tcBorders>
-          </w:tcPr>
-          <w:p>
-            <w:r>
-              <w:rPr>
-                <w:color w:val="1E293B"/>
-                <w:sz w:val="18"/>
-              </w:rPr>
-              <w:t>''</w:t>
-            </w:r>
-          </w:p>
-        </w:tc>
-        <w:tc>
-          <w:tcPr>
-            <w:tcW w:type="dxa" w:w="4535"/>
-            <w:shd w:val="clear" w:color="auto" w:fill="F8FAFC"/>
-            <w:tcBorders>
-              <w:top w:val="single" w:sz="4" w:color="E2E8F0"/>
-              <w:left w:val="single" w:sz="4" w:color="E2E8F0"/>
-              <w:bottom w:val="single" w:sz="4" w:color="E2E8F0"/>
-              <w:right w:val="single" w:sz="4" w:color="E2E8F0"/>
-              <w:insideH w:val="single" w:sz="4" w:color="E2E8F0"/>
-              <w:insideV w:val="single" w:sz="4" w:color="E2E8F0"/>
-            </w:tcBorders>
-          </w:tcPr>
-          <w:p>
-            <w:r>
-              <w:rPr>
-                <w:color w:val="1E293B"/>
-                <w:sz w:val="18"/>
-              </w:rPr>
-              <w:t>MDI-иконка раскрытого уровня</w:t>
-            </w:r>
-          </w:p>
-        </w:tc>
-      </w:tr>
-      <w:tr>
-        <w:tc>
-          <w:tcPr>
-            <w:tcW w:type="dxa" w:w="2551"/>
-            <w:shd w:val="clear" w:color="auto" w:fill="FFFFFF"/>
-            <w:tcBorders>
-              <w:top w:val="single" w:sz="4" w:color="E2E8F0"/>
-              <w:left w:val="single" w:sz="4" w:color="E2E8F0"/>
-              <w:bottom w:val="single" w:sz="4" w:color="E2E8F0"/>
-              <w:right w:val="single" w:sz="4" w:color="E2E8F0"/>
-              <w:insideH w:val="single" w:sz="4" w:color="E2E8F0"/>
-              <w:insideV w:val="single" w:sz="4" w:color="E2E8F0"/>
-            </w:tcBorders>
-          </w:tcPr>
-          <w:p>
-            <w:r>
-              <w:rPr>
-                <w:b/>
-                <w:color w:val="2D3A8C"/>
-                <w:sz w:val="18"/>
-              </w:rPr>
-              <w:t>expandIconCollapsed</w:t>
-            </w:r>
-          </w:p>
-        </w:tc>
-        <w:tc>
-          <w:tcPr>
-            <w:tcW w:type="dxa" w:w="1417"/>
-            <w:shd w:val="clear" w:color="auto" w:fill="FFFFFF"/>
-            <w:tcBorders>
-              <w:top w:val="single" w:sz="4" w:color="E2E8F0"/>
-              <w:left w:val="single" w:sz="4" w:color="E2E8F0"/>
-              <w:bottom w:val="single" w:sz="4" w:color="E2E8F0"/>
-              <w:right w:val="single" w:sz="4" w:color="E2E8F0"/>
-              <w:insideH w:val="single" w:sz="4" w:color="E2E8F0"/>
-              <w:insideV w:val="single" w:sz="4" w:color="E2E8F0"/>
-            </w:tcBorders>
-          </w:tcPr>
-          <w:p>
-            <w:r>
-              <w:rPr>
-                <w:color w:val="1E293B"/>
-                <w:sz w:val="18"/>
-              </w:rPr>
-              <w:t>String</w:t>
-            </w:r>
-          </w:p>
-        </w:tc>
-        <w:tc>
-          <w:tcPr>
-            <w:tcW w:type="dxa" w:w="1984"/>
-            <w:shd w:val="clear" w:color="auto" w:fill="FFFFFF"/>
-            <w:tcBorders>
-              <w:top w:val="single" w:sz="4" w:color="E2E8F0"/>
-              <w:left w:val="single" w:sz="4" w:color="E2E8F0"/>
-              <w:bottom w:val="single" w:sz="4" w:color="E2E8F0"/>
-              <w:right w:val="single" w:sz="4" w:color="E2E8F0"/>
-              <w:insideH w:val="single" w:sz="4" w:color="E2E8F0"/>
-              <w:insideV w:val="single" w:sz="4" w:color="E2E8F0"/>
-            </w:tcBorders>
-          </w:tcPr>
-          <w:p>
-            <w:r>
-              <w:rPr>
-                <w:color w:val="1E293B"/>
-                <w:sz w:val="18"/>
-              </w:rPr>
-              <w:t>''</w:t>
-            </w:r>
-          </w:p>
-        </w:tc>
-        <w:tc>
-          <w:tcPr>
-            <w:tcW w:type="dxa" w:w="4535"/>
-            <w:shd w:val="clear" w:color="auto" w:fill="FFFFFF"/>
-            <w:tcBorders>
-              <w:top w:val="single" w:sz="4" w:color="E2E8F0"/>
-              <w:left w:val="single" w:sz="4" w:color="E2E8F0"/>
-              <w:bottom w:val="single" w:sz="4" w:color="E2E8F0"/>
-              <w:right w:val="single" w:sz="4" w:color="E2E8F0"/>
-              <w:insideH w:val="single" w:sz="4" w:color="E2E8F0"/>
-              <w:insideV w:val="single" w:sz="4" w:color="E2E8F0"/>
-            </w:tcBorders>
-          </w:tcPr>
-          <w:p>
-            <w:r>
-              <w:rPr>
-                <w:color w:val="1E293B"/>
-                <w:sz w:val="18"/>
-              </w:rPr>
-              <w:t>MDI-иконка свёрнутого уровня</w:t>
-            </w:r>
-          </w:p>
-        </w:tc>
-      </w:tr>
-      <w:tr>
-        <w:tc>
-          <w:tcPr>
-            <w:tcW w:type="dxa" w:w="2551"/>
-            <w:shd w:val="clear" w:color="auto" w:fill="F8FAFC"/>
-            <w:tcBorders>
-              <w:top w:val="single" w:sz="4" w:color="E2E8F0"/>
-              <w:left w:val="single" w:sz="4" w:color="E2E8F0"/>
-              <w:bottom w:val="single" w:sz="4" w:color="E2E8F0"/>
-              <w:right w:val="single" w:sz="4" w:color="E2E8F0"/>
-              <w:insideH w:val="single" w:sz="4" w:color="E2E8F0"/>
-              <w:insideV w:val="single" w:sz="4" w:color="E2E8F0"/>
-            </w:tcBorders>
-          </w:tcPr>
-          <w:p>
-            <w:r>
-              <w:rPr>
-                <w:b/>
-                <w:color w:val="2D3A8C"/>
-                <w:sz w:val="18"/>
-              </w:rPr>
-              <w:t>expandIconSize</w:t>
-            </w:r>
-          </w:p>
-        </w:tc>
-        <w:tc>
-          <w:tcPr>
-            <w:tcW w:type="dxa" w:w="1417"/>
-            <w:shd w:val="clear" w:color="auto" w:fill="F8FAFC"/>
-            <w:tcBorders>
-              <w:top w:val="single" w:sz="4" w:color="E2E8F0"/>
-              <w:left w:val="single" w:sz="4" w:color="E2E8F0"/>
-              <w:bottom w:val="single" w:sz="4" w:color="E2E8F0"/>
-              <w:right w:val="single" w:sz="4" w:color="E2E8F0"/>
-              <w:insideH w:val="single" w:sz="4" w:color="E2E8F0"/>
-              <w:insideV w:val="single" w:sz="4" w:color="E2E8F0"/>
-            </w:tcBorders>
-          </w:tcPr>
-          <w:p>
-            <w:r>
-              <w:rPr>
-                <w:color w:val="1E293B"/>
-                <w:sz w:val="18"/>
-              </w:rPr>
-              <w:t>String</w:t>
-            </w:r>
-          </w:p>
-        </w:tc>
-        <w:tc>
-          <w:tcPr>
-            <w:tcW w:type="dxa" w:w="1984"/>
-            <w:shd w:val="clear" w:color="auto" w:fill="F8FAFC"/>
-            <w:tcBorders>
-              <w:top w:val="single" w:sz="4" w:color="E2E8F0"/>
-              <w:left w:val="single" w:sz="4" w:color="E2E8F0"/>
-              <w:bottom w:val="single" w:sz="4" w:color="E2E8F0"/>
-              <w:right w:val="single" w:sz="4" w:color="E2E8F0"/>
-              <w:insideH w:val="single" w:sz="4" w:color="E2E8F0"/>
-              <w:insideV w:val="single" w:sz="4" w:color="E2E8F0"/>
-            </w:tcBorders>
-          </w:tcPr>
-          <w:p>
-            <w:r>
-              <w:rPr>
-                <w:color w:val="1E293B"/>
-                <w:sz w:val="18"/>
-              </w:rPr>
-              <w:t>0.75rem</w:t>
-            </w:r>
-          </w:p>
-        </w:tc>
-        <w:tc>
-          <w:tcPr>
-            <w:tcW w:type="dxa" w:w="4535"/>
-            <w:shd w:val="clear" w:color="auto" w:fill="F8FAFC"/>
-            <w:tcBorders>
-              <w:top w:val="single" w:sz="4" w:color="E2E8F0"/>
-              <w:left w:val="single" w:sz="4" w:color="E2E8F0"/>
-              <w:bottom w:val="single" w:sz="4" w:color="E2E8F0"/>
-              <w:right w:val="single" w:sz="4" w:color="E2E8F0"/>
-              <w:insideH w:val="single" w:sz="4" w:color="E2E8F0"/>
-              <w:insideV w:val="single" w:sz="4" w:color="E2E8F0"/>
-            </w:tcBorders>
-          </w:tcPr>
-          <w:p>
-            <w:r>
-              <w:rPr>
-                <w:color w:val="1E293B"/>
-                <w:sz w:val="18"/>
-              </w:rPr>
-              <w:t>Размер иконки уровня иерархии</w:t>
-            </w:r>
-          </w:p>
-        </w:tc>
-      </w:tr>
-    </w:tbl>
     <w:p/>
     <w:sectPr>
       <w:pgSz w:w="12240" w:h="15840"/>
@@ -5159,7 +842,7 @@
     <w:rPr>
       <w:rFonts w:ascii="Calibri" w:hAnsi="Calibri"/>
       <w:color w:val="1E293B"/>
-      <w:sz w:val="20"/>
+      <w:sz w:val="21"/>
     </w:rPr>
   </w:style>
   <w:style w:type="paragraph" w:styleId="Header">
